--- a/DSQuestions.docx
+++ b/DSQuestions.docx
@@ -15,683 +15,2165 @@
           <w:b/>
           <w:bCs/>
         </w:rPr>
-        <w:t>singly linked list</w:t>
-      </w:r>
-      <w:r>
+        <w:t>singly linked list Beginner Level Questions:</w:t>
+      </w:r>
+    </w:p>
+    <w:p>
+      <w:pPr>
+        <w:ind w:firstLine="720"/>
         <w:rPr>
           <w:b/>
           <w:bCs/>
         </w:rPr>
-        <w:t xml:space="preserve"> </w:t>
-      </w:r>
+      </w:pPr>
       <w:r>
         <w:rPr>
           <w:b/>
           <w:bCs/>
         </w:rPr>
-        <w:t>Beginner Level Questions</w:t>
-      </w:r>
+        <w:t xml:space="preserve">These questions appear very frequently in coding interviews (FAANG, startups, service-based companies) and on platforms like </w:t>
+      </w:r>
+      <w:proofErr w:type="spellStart"/>
       <w:r>
         <w:rPr>
           <w:b/>
           <w:bCs/>
         </w:rPr>
-        <w:t>:</w:t>
-      </w:r>
-    </w:p>
-    <w:p>
-      <w:pPr>
-        <w:ind w:firstLine="720"/>
+        <w:t>LeetCode</w:t>
+      </w:r>
+      <w:proofErr w:type="spellEnd"/>
+      <w:r>
         <w:rPr>
           <w:b/>
           <w:bCs/>
         </w:rPr>
-      </w:pPr>
+        <w:t xml:space="preserve">, </w:t>
+      </w:r>
+      <w:proofErr w:type="spellStart"/>
       <w:r>
         <w:rPr>
           <w:b/>
           <w:bCs/>
         </w:rPr>
-        <w:t xml:space="preserve">These questions appear very frequently in coding interviews (FAANG, startups, service-based companies) and on platforms like </w:t>
-      </w:r>
-      <w:proofErr w:type="spellStart"/>
+        <w:t>GeeksforGeeks</w:t>
+      </w:r>
+      <w:proofErr w:type="spellEnd"/>
       <w:r>
         <w:rPr>
           <w:b/>
           <w:bCs/>
         </w:rPr>
-        <w:t>LeetCode</w:t>
-      </w:r>
-      <w:proofErr w:type="spellEnd"/>
+        <w:t xml:space="preserve">, </w:t>
+      </w:r>
+      <w:proofErr w:type="spellStart"/>
       <w:r>
         <w:rPr>
           <w:b/>
           <w:bCs/>
         </w:rPr>
-        <w:t xml:space="preserve">, </w:t>
-      </w:r>
-      <w:proofErr w:type="spellStart"/>
+        <w:t>InterviewBit</w:t>
+      </w:r>
+      <w:proofErr w:type="spellEnd"/>
       <w:r>
         <w:rPr>
           <w:b/>
           <w:bCs/>
         </w:rPr>
-        <w:t>GeeksforGeeks</w:t>
-      </w:r>
-      <w:proofErr w:type="spellEnd"/>
-      <w:r>
+        <w:t>, etc.</w:t>
+      </w:r>
+    </w:p>
+    <w:p>
+      <w:pPr>
+        <w:ind w:firstLine="720"/>
         <w:rPr>
           <w:b/>
           <w:bCs/>
         </w:rPr>
-        <w:t xml:space="preserve">, </w:t>
-      </w:r>
-      <w:proofErr w:type="spellStart"/>
-      <w:r>
-        <w:rPr>
+      </w:pPr>
+    </w:p>
+    <w:p>
+      <w:pPr>
+        <w:pStyle w:val="ListParagraph"/>
+        <w:numPr>
+          <w:ilvl w:val="0"/>
+          <w:numId w:val="1"/>
+        </w:numPr>
+      </w:pPr>
+      <w:r>
+        <w:t>What is a singly linked list? Explain its structure and how it differs from an array.</w:t>
+      </w:r>
+    </w:p>
+    <w:p>
+      <w:pPr>
+        <w:pStyle w:val="ListParagraph"/>
+        <w:numPr>
+          <w:ilvl w:val="0"/>
+          <w:numId w:val="1"/>
+        </w:numPr>
+        <w:spacing w:after="0" w:line="240" w:lineRule="auto"/>
+        <w:rPr>
+          <w:rFonts w:ascii="Arial" w:eastAsia="Times New Roman" w:hAnsi="Arial" w:cs="Arial"/>
+          <w:color w:val="000000"/>
+          <w:kern w:val="0"/>
+          <w:lang w:eastAsia="en-IN"/>
+          <w14:ligatures w14:val="none"/>
+        </w:rPr>
+      </w:pPr>
+      <w:r>
+        <w:rPr>
+          <w:rFonts w:ascii="Arial" w:eastAsia="Times New Roman" w:hAnsi="Arial" w:cs="Arial"/>
+          <w:color w:val="000000"/>
+          <w:kern w:val="0"/>
+          <w:lang w:eastAsia="en-IN"/>
+          <w14:ligatures w14:val="none"/>
+        </w:rPr>
+        <w:t>Write a function to insert a node at the beginning / end / at a given position in a singly linked list.</w:t>
+      </w:r>
+    </w:p>
+    <w:p>
+      <w:pPr>
+        <w:pStyle w:val="ListParagraph"/>
+        <w:numPr>
+          <w:ilvl w:val="0"/>
+          <w:numId w:val="1"/>
+        </w:numPr>
+        <w:spacing w:after="0" w:line="240" w:lineRule="auto"/>
+        <w:rPr>
+          <w:rFonts w:ascii="Arial" w:eastAsia="Times New Roman" w:hAnsi="Arial" w:cs="Arial"/>
+          <w:color w:val="000000"/>
+          <w:kern w:val="0"/>
+          <w:lang w:eastAsia="en-IN"/>
+          <w14:ligatures w14:val="none"/>
+        </w:rPr>
+      </w:pPr>
+      <w:r>
+        <w:rPr>
+          <w:rFonts w:ascii="Arial" w:eastAsia="Times New Roman" w:hAnsi="Arial" w:cs="Arial"/>
+          <w:color w:val="000000"/>
+          <w:kern w:val="0"/>
+          <w:lang w:eastAsia="en-IN"/>
+          <w14:ligatures w14:val="none"/>
+        </w:rPr>
+        <w:t>Delete a given node from a singly linked list (you are given only pointer/reference to the node to be deleted, not head).</w:t>
+      </w:r>
+    </w:p>
+    <w:p>
+      <w:pPr>
+        <w:pStyle w:val="ListParagraph"/>
+        <w:numPr>
+          <w:ilvl w:val="0"/>
+          <w:numId w:val="1"/>
+        </w:numPr>
+        <w:spacing w:after="0" w:line="240" w:lineRule="auto"/>
+        <w:rPr>
+          <w:rFonts w:ascii="Arial" w:eastAsia="Times New Roman" w:hAnsi="Arial" w:cs="Arial"/>
+          <w:color w:val="000000"/>
+          <w:kern w:val="0"/>
+          <w:lang w:eastAsia="en-IN"/>
+          <w14:ligatures w14:val="none"/>
+        </w:rPr>
+      </w:pPr>
+      <w:r>
+        <w:rPr>
+          <w:rFonts w:ascii="Arial" w:eastAsia="Times New Roman" w:hAnsi="Arial" w:cs="Arial"/>
+          <w:color w:val="000000"/>
+          <w:kern w:val="0"/>
+          <w:lang w:eastAsia="en-IN"/>
+          <w14:ligatures w14:val="none"/>
+        </w:rPr>
+        <w:t>Find the length (number of nodes) of a singly linked list.</w:t>
+      </w:r>
+    </w:p>
+    <w:p>
+      <w:pPr>
+        <w:pStyle w:val="ListParagraph"/>
+        <w:numPr>
+          <w:ilvl w:val="0"/>
+          <w:numId w:val="1"/>
+        </w:numPr>
+        <w:spacing w:after="0" w:line="240" w:lineRule="auto"/>
+        <w:rPr>
+          <w:rFonts w:ascii="Arial" w:eastAsia="Times New Roman" w:hAnsi="Arial" w:cs="Arial"/>
+          <w:color w:val="000000"/>
+          <w:kern w:val="0"/>
+          <w:lang w:eastAsia="en-IN"/>
+          <w14:ligatures w14:val="none"/>
+        </w:rPr>
+      </w:pPr>
+      <w:r>
+        <w:rPr>
+          <w:rFonts w:ascii="Arial" w:eastAsia="Times New Roman" w:hAnsi="Arial" w:cs="Arial"/>
+          <w:color w:val="000000"/>
+          <w:kern w:val="0"/>
+          <w:lang w:eastAsia="en-IN"/>
+          <w14:ligatures w14:val="none"/>
+        </w:rPr>
+        <w:t>Print / Traverse the linked list (forward).</w:t>
+      </w:r>
+    </w:p>
+    <w:p>
+      <w:pPr>
+        <w:pStyle w:val="ListParagraph"/>
+        <w:numPr>
+          <w:ilvl w:val="0"/>
+          <w:numId w:val="1"/>
+        </w:numPr>
+      </w:pPr>
+      <w:r>
+        <w:t xml:space="preserve"> </w:t>
+      </w:r>
+      <w:r>
+        <w:t>Find the middle node of a singly linked list.</w:t>
+      </w:r>
+      <w:r>
+        <w:t xml:space="preserve"> </w:t>
+      </w:r>
+      <w:r>
+        <w:t>(Classic two-pointer: slow &amp; fast. Fast moves 2 steps, slow 1 step.)</w:t>
+      </w:r>
+    </w:p>
+    <w:p>
+      <w:pPr>
+        <w:pStyle w:val="ListParagraph"/>
+        <w:numPr>
+          <w:ilvl w:val="0"/>
+          <w:numId w:val="1"/>
+        </w:numPr>
+        <w:spacing w:after="0" w:line="240" w:lineRule="auto"/>
+        <w:rPr>
+          <w:rFonts w:ascii="Arial" w:eastAsia="Times New Roman" w:hAnsi="Arial" w:cs="Arial"/>
+          <w:color w:val="000000"/>
+          <w:kern w:val="0"/>
+          <w:bdr w:val="single" w:sz="2" w:space="0" w:color="000000" w:frame="1"/>
+          <w:lang w:eastAsia="en-IN"/>
+          <w14:ligatures w14:val="none"/>
+        </w:rPr>
+      </w:pPr>
+      <w:r>
+        <w:rPr>
+          <w:rFonts w:ascii="Arial" w:eastAsia="Times New Roman" w:hAnsi="Arial" w:cs="Arial"/>
+          <w:color w:val="000000"/>
+          <w:kern w:val="0"/>
+          <w:bdr w:val="single" w:sz="2" w:space="0" w:color="000000" w:frame="1"/>
+          <w:lang w:eastAsia="en-IN"/>
+          <w14:ligatures w14:val="none"/>
+        </w:rPr>
+        <w:t>Find the nth node from the end of a singly linked list.</w:t>
+      </w:r>
+      <w:r>
+        <w:rPr>
+          <w:rFonts w:ascii="Arial" w:eastAsia="Times New Roman" w:hAnsi="Arial" w:cs="Arial"/>
+          <w:color w:val="000000"/>
+          <w:kern w:val="0"/>
+          <w:lang w:eastAsia="en-IN"/>
+          <w14:ligatures w14:val="none"/>
+        </w:rPr>
+        <w:br/>
+      </w:r>
+      <w:r>
+        <w:rPr>
+          <w:rFonts w:ascii="Arial" w:eastAsia="Times New Roman" w:hAnsi="Arial" w:cs="Arial"/>
+          <w:color w:val="000000"/>
+          <w:kern w:val="0"/>
+          <w:bdr w:val="single" w:sz="2" w:space="0" w:color="000000" w:frame="1"/>
+          <w:lang w:eastAsia="en-IN"/>
+          <w14:ligatures w14:val="none"/>
+        </w:rPr>
+        <w:t>Clone a singly linked list with random pointers (each node has next + random).</w:t>
+      </w:r>
+    </w:p>
+    <w:p>
+      <w:pPr>
+        <w:pStyle w:val="ListParagraph"/>
+        <w:numPr>
+          <w:ilvl w:val="0"/>
+          <w:numId w:val="1"/>
+        </w:numPr>
+        <w:spacing w:after="0" w:line="240" w:lineRule="auto"/>
+        <w:rPr>
+          <w:rFonts w:ascii="Arial" w:eastAsia="Times New Roman" w:hAnsi="Arial" w:cs="Arial"/>
+          <w:color w:val="000000"/>
+          <w:kern w:val="0"/>
+          <w:lang w:eastAsia="en-IN"/>
+          <w14:ligatures w14:val="none"/>
+        </w:rPr>
+      </w:pPr>
+    </w:p>
+    <w:p>
+      <w:pPr>
+        <w:pStyle w:val="ListParagraph"/>
+        <w:numPr>
+          <w:ilvl w:val="0"/>
+          <w:numId w:val="1"/>
+        </w:numPr>
+        <w:spacing w:after="0" w:line="240" w:lineRule="auto"/>
+        <w:rPr>
+          <w:rFonts w:ascii="Arial" w:eastAsia="Times New Roman" w:hAnsi="Arial" w:cs="Arial"/>
+          <w:color w:val="000000"/>
+          <w:kern w:val="0"/>
+          <w:lang w:eastAsia="en-IN"/>
+          <w14:ligatures w14:val="none"/>
+        </w:rPr>
+      </w:pPr>
+      <w:r>
+        <w:rPr>
+          <w:rFonts w:ascii="Arial" w:eastAsia="Times New Roman" w:hAnsi="Arial" w:cs="Arial"/>
+          <w:color w:val="000000"/>
+          <w:kern w:val="0"/>
+          <w:bdr w:val="single" w:sz="2" w:space="0" w:color="000000" w:frame="1"/>
+          <w:lang w:eastAsia="en-IN"/>
+          <w14:ligatures w14:val="none"/>
+        </w:rPr>
+        <w:t>Reverse a singly linked list (iterative and recursive ways).</w:t>
+      </w:r>
+      <w:r>
+        <w:rPr>
+          <w:rFonts w:ascii="Arial" w:eastAsia="Times New Roman" w:hAnsi="Arial" w:cs="Arial"/>
+          <w:color w:val="000000"/>
+          <w:kern w:val="0"/>
+          <w:lang w:eastAsia="en-IN"/>
+          <w14:ligatures w14:val="none"/>
+        </w:rPr>
+        <w:br/>
+      </w:r>
+      <w:r>
+        <w:rPr>
+          <w:rFonts w:ascii="Arial" w:eastAsia="Times New Roman" w:hAnsi="Arial" w:cs="Arial"/>
+          <w:color w:val="000000"/>
+          <w:kern w:val="0"/>
+          <w:bdr w:val="single" w:sz="2" w:space="0" w:color="000000" w:frame="1"/>
+          <w:lang w:eastAsia="en-IN"/>
+          <w14:ligatures w14:val="none"/>
+        </w:rPr>
+        <w:t>(One of the most asked questions ever. Know both approaches well.)</w:t>
+      </w:r>
+    </w:p>
+    <w:p>
+      <w:pPr>
+        <w:pStyle w:val="ListParagraph"/>
+        <w:numPr>
+          <w:ilvl w:val="0"/>
+          <w:numId w:val="1"/>
+        </w:numPr>
+        <w:spacing w:after="0" w:line="240" w:lineRule="auto"/>
+        <w:rPr>
+          <w:rFonts w:ascii="Arial" w:eastAsia="Times New Roman" w:hAnsi="Arial" w:cs="Arial"/>
+          <w:color w:val="000000"/>
+          <w:kern w:val="0"/>
+          <w:u w:val="single"/>
+          <w:lang w:eastAsia="en-IN"/>
+          <w14:ligatures w14:val="none"/>
+        </w:rPr>
+      </w:pPr>
+      <w:r>
+        <w:rPr>
+          <w:rFonts w:ascii="Arial" w:eastAsia="Times New Roman" w:hAnsi="Arial" w:cs="Arial"/>
+          <w:color w:val="000000"/>
+          <w:kern w:val="0"/>
+          <w:u w:val="single"/>
+          <w:bdr w:val="single" w:sz="2" w:space="0" w:color="000000" w:frame="1"/>
+          <w:lang w:eastAsia="en-IN"/>
+          <w14:ligatures w14:val="none"/>
+        </w:rPr>
+        <w:t>Detect if a singly linked list has a cycle (loop).</w:t>
+      </w:r>
+      <w:r>
+        <w:rPr>
+          <w:rFonts w:ascii="Arial" w:eastAsia="Times New Roman" w:hAnsi="Arial" w:cs="Arial"/>
+          <w:color w:val="000000"/>
+          <w:kern w:val="0"/>
+          <w:u w:val="single"/>
+          <w:lang w:eastAsia="en-IN"/>
+          <w14:ligatures w14:val="none"/>
+        </w:rPr>
+        <w:br/>
+      </w:r>
+      <w:r>
+        <w:rPr>
+          <w:rFonts w:ascii="Arial" w:eastAsia="Times New Roman" w:hAnsi="Arial" w:cs="Arial"/>
+          <w:color w:val="000000"/>
+          <w:kern w:val="0"/>
+          <w:u w:val="single"/>
+          <w:bdr w:val="single" w:sz="2" w:space="0" w:color="000000" w:frame="1"/>
+          <w:lang w:eastAsia="en-IN"/>
+          <w14:ligatures w14:val="none"/>
+        </w:rPr>
+        <w:t>(Floyd’s Cycle Detection — slow &amp; fast pointers. If they meet → cycle.)</w:t>
+      </w:r>
+    </w:p>
+    <w:p>
+      <w:pPr>
+        <w:pStyle w:val="ListParagraph"/>
+        <w:numPr>
+          <w:ilvl w:val="0"/>
+          <w:numId w:val="1"/>
+        </w:numPr>
+        <w:spacing w:after="0" w:line="240" w:lineRule="auto"/>
+        <w:rPr>
+          <w:rFonts w:ascii="Arial" w:eastAsia="Times New Roman" w:hAnsi="Arial" w:cs="Arial"/>
+          <w:color w:val="000000"/>
+          <w:kern w:val="0"/>
+          <w:lang w:eastAsia="en-IN"/>
+          <w14:ligatures w14:val="none"/>
+        </w:rPr>
+      </w:pPr>
+      <w:r>
+        <w:rPr>
+          <w:rFonts w:ascii="Arial" w:eastAsia="Times New Roman" w:hAnsi="Arial" w:cs="Arial"/>
+          <w:color w:val="000000"/>
+          <w:kern w:val="0"/>
+          <w:lang w:eastAsia="en-IN"/>
+          <w14:ligatures w14:val="none"/>
+        </w:rPr>
+        <w:t>Find the starting node of the cycle in a linked list (if cycle exists).</w:t>
+      </w:r>
+    </w:p>
+    <w:p>
+      <w:pPr>
+        <w:pStyle w:val="ListParagraph"/>
+        <w:numPr>
+          <w:ilvl w:val="0"/>
+          <w:numId w:val="1"/>
+        </w:numPr>
+        <w:spacing w:after="0" w:line="240" w:lineRule="auto"/>
+        <w:rPr>
+          <w:rFonts w:ascii="Arial" w:eastAsia="Times New Roman" w:hAnsi="Arial" w:cs="Arial"/>
+          <w:color w:val="000000"/>
+          <w:kern w:val="0"/>
+          <w:lang w:eastAsia="en-IN"/>
+          <w14:ligatures w14:val="none"/>
+        </w:rPr>
+      </w:pPr>
+      <w:r>
+        <w:rPr>
+          <w:rFonts w:ascii="Arial" w:eastAsia="Times New Roman" w:hAnsi="Arial" w:cs="Arial"/>
+          <w:color w:val="000000"/>
+          <w:kern w:val="0"/>
+          <w:lang w:eastAsia="en-IN"/>
+          <w14:ligatures w14:val="none"/>
+        </w:rPr>
+        <w:t>Merge two sorted singly linked lists into one sorted list.</w:t>
+      </w:r>
+    </w:p>
+    <w:p>
+      <w:pPr>
+        <w:pStyle w:val="ListParagraph"/>
+        <w:numPr>
+          <w:ilvl w:val="0"/>
+          <w:numId w:val="1"/>
+        </w:numPr>
+        <w:spacing w:after="0" w:line="240" w:lineRule="auto"/>
+        <w:rPr>
+          <w:rFonts w:ascii="Arial" w:eastAsia="Times New Roman" w:hAnsi="Arial" w:cs="Arial"/>
+          <w:color w:val="000000"/>
+          <w:kern w:val="0"/>
+          <w:lang w:eastAsia="en-IN"/>
+          <w14:ligatures w14:val="none"/>
+        </w:rPr>
+      </w:pPr>
+      <w:r>
+        <w:rPr>
+          <w:rFonts w:ascii="Arial" w:eastAsia="Times New Roman" w:hAnsi="Arial" w:cs="Arial"/>
+          <w:color w:val="000000"/>
+          <w:kern w:val="0"/>
+          <w:lang w:eastAsia="en-IN"/>
+          <w14:ligatures w14:val="none"/>
+        </w:rPr>
+        <w:t>Remove duplicates from an unsorted / sorted singly linked list.</w:t>
+      </w:r>
+    </w:p>
+    <w:p>
+      <w:pPr>
+        <w:pStyle w:val="ListParagraph"/>
+        <w:numPr>
+          <w:ilvl w:val="0"/>
+          <w:numId w:val="1"/>
+        </w:numPr>
+        <w:spacing w:after="0" w:line="240" w:lineRule="auto"/>
+        <w:rPr>
+          <w:rFonts w:ascii="Arial" w:eastAsia="Times New Roman" w:hAnsi="Arial" w:cs="Arial"/>
+          <w:color w:val="000000"/>
+          <w:kern w:val="0"/>
+          <w:lang w:eastAsia="en-IN"/>
+          <w14:ligatures w14:val="none"/>
+        </w:rPr>
+      </w:pPr>
+      <w:r>
+        <w:rPr>
+          <w:rFonts w:ascii="Arial" w:eastAsia="Times New Roman" w:hAnsi="Arial" w:cs="Arial"/>
+          <w:color w:val="000000"/>
+          <w:kern w:val="0"/>
+          <w:lang w:eastAsia="en-IN"/>
+          <w14:ligatures w14:val="none"/>
+        </w:rPr>
+        <w:t>Check if a singly linked list is a palindrome.</w:t>
+      </w:r>
+    </w:p>
+    <w:p>
+      <w:pPr>
+        <w:pStyle w:val="ListParagraph"/>
+        <w:numPr>
+          <w:ilvl w:val="0"/>
+          <w:numId w:val="1"/>
+        </w:numPr>
+        <w:spacing w:after="0" w:line="240" w:lineRule="auto"/>
+        <w:rPr>
+          <w:rFonts w:ascii="Arial" w:eastAsia="Times New Roman" w:hAnsi="Arial" w:cs="Arial"/>
+          <w:color w:val="000000"/>
+          <w:kern w:val="0"/>
+          <w:lang w:eastAsia="en-IN"/>
+          <w14:ligatures w14:val="none"/>
+        </w:rPr>
+      </w:pPr>
+      <w:r>
+        <w:rPr>
+          <w:rFonts w:ascii="Arial" w:eastAsia="Times New Roman" w:hAnsi="Arial" w:cs="Arial"/>
+          <w:color w:val="000000"/>
+          <w:kern w:val="0"/>
+          <w:lang w:eastAsia="en-IN"/>
+          <w14:ligatures w14:val="none"/>
+        </w:rPr>
+        <w:t>Add 1 to a number represented as a linked list (e.g., 1→9→9 +1 = 2→0→0).</w:t>
+      </w:r>
+    </w:p>
+    <w:p>
+      <w:pPr>
+        <w:pStyle w:val="ListParagraph"/>
+        <w:numPr>
+          <w:ilvl w:val="0"/>
+          <w:numId w:val="1"/>
+        </w:numPr>
+        <w:spacing w:after="0" w:line="240" w:lineRule="auto"/>
+        <w:rPr>
+          <w:rFonts w:ascii="Arial" w:eastAsia="Times New Roman" w:hAnsi="Arial" w:cs="Arial"/>
+          <w:color w:val="000000"/>
+          <w:kern w:val="0"/>
+          <w:lang w:eastAsia="en-IN"/>
+          <w14:ligatures w14:val="none"/>
+        </w:rPr>
+      </w:pPr>
+      <w:r>
+        <w:rPr>
+          <w:rFonts w:ascii="Arial" w:eastAsia="Times New Roman" w:hAnsi="Arial" w:cs="Arial"/>
+          <w:color w:val="000000"/>
+          <w:kern w:val="0"/>
+          <w:lang w:eastAsia="en-IN"/>
+          <w14:ligatures w14:val="none"/>
+        </w:rPr>
+        <w:t>Rotate a singly linked list to the right by k places.</w:t>
+      </w:r>
+    </w:p>
+    <w:p>
+      <w:pPr>
+        <w:pStyle w:val="ListParagraph"/>
+        <w:numPr>
+          <w:ilvl w:val="0"/>
+          <w:numId w:val="1"/>
+        </w:numPr>
+        <w:spacing w:after="0" w:line="240" w:lineRule="auto"/>
+        <w:rPr>
+          <w:rFonts w:ascii="Arial" w:eastAsia="Times New Roman" w:hAnsi="Arial" w:cs="Arial"/>
+          <w:color w:val="000000"/>
+          <w:kern w:val="0"/>
+          <w:lang w:eastAsia="en-IN"/>
+          <w14:ligatures w14:val="none"/>
+        </w:rPr>
+      </w:pPr>
+      <w:r>
+        <w:rPr>
+          <w:rFonts w:ascii="Arial" w:eastAsia="Times New Roman" w:hAnsi="Arial" w:cs="Arial"/>
+          <w:color w:val="000000"/>
+          <w:kern w:val="0"/>
+          <w:lang w:eastAsia="en-IN"/>
+          <w14:ligatures w14:val="none"/>
+        </w:rPr>
+        <w:t>Swap nodes in pairs (e.g., 1→2→3→4 becomes 2→1→4→3).</w:t>
+      </w:r>
+    </w:p>
+    <w:p>
+      <w:pPr>
+        <w:pStyle w:val="ListParagraph"/>
+        <w:numPr>
+          <w:ilvl w:val="0"/>
+          <w:numId w:val="1"/>
+        </w:numPr>
+        <w:spacing w:after="0" w:line="240" w:lineRule="auto"/>
+        <w:rPr>
+          <w:rFonts w:ascii="Arial" w:eastAsia="Times New Roman" w:hAnsi="Arial" w:cs="Arial"/>
+          <w:color w:val="000000"/>
+          <w:kern w:val="0"/>
+          <w:lang w:eastAsia="en-IN"/>
+          <w14:ligatures w14:val="none"/>
+        </w:rPr>
+      </w:pPr>
+      <w:r>
+        <w:rPr>
+          <w:rFonts w:ascii="Arial" w:eastAsia="Times New Roman" w:hAnsi="Arial" w:cs="Arial"/>
+          <w:color w:val="000000"/>
+          <w:kern w:val="0"/>
+          <w:lang w:eastAsia="en-IN"/>
+          <w14:ligatures w14:val="none"/>
+        </w:rPr>
+        <w:t>Find intersection point of two singly linked lists (Y-shaped / merge point).</w:t>
+      </w:r>
+    </w:p>
+    <w:p>
+      <w:pPr>
+        <w:pStyle w:val="ListParagraph"/>
+        <w:numPr>
+          <w:ilvl w:val="0"/>
+          <w:numId w:val="1"/>
+        </w:numPr>
+        <w:spacing w:after="0" w:line="240" w:lineRule="auto"/>
+        <w:rPr>
+          <w:rFonts w:ascii="Arial" w:eastAsia="Times New Roman" w:hAnsi="Arial" w:cs="Arial"/>
+          <w:color w:val="000000"/>
+          <w:kern w:val="0"/>
+          <w:lang w:eastAsia="en-IN"/>
+          <w14:ligatures w14:val="none"/>
+        </w:rPr>
+      </w:pPr>
+      <w:r>
+        <w:rPr>
+          <w:rFonts w:ascii="Arial" w:eastAsia="Times New Roman" w:hAnsi="Arial" w:cs="Arial"/>
+          <w:color w:val="000000"/>
+          <w:kern w:val="0"/>
+          <w:bdr w:val="single" w:sz="2" w:space="0" w:color="000000" w:frame="1"/>
+          <w:lang w:eastAsia="en-IN"/>
+          <w14:ligatures w14:val="none"/>
+        </w:rPr>
+        <w:t>Partition a linked list around a value x (all &lt;x before &gt;=x, preserve order).</w:t>
+      </w:r>
+    </w:p>
+    <w:p>
+      <w:pPr>
+        <w:pStyle w:val="ListParagraph"/>
+        <w:numPr>
+          <w:ilvl w:val="0"/>
+          <w:numId w:val="1"/>
+        </w:numPr>
+        <w:spacing w:after="0" w:line="240" w:lineRule="auto"/>
+        <w:rPr>
+          <w:rFonts w:ascii="Arial" w:eastAsia="Times New Roman" w:hAnsi="Arial" w:cs="Arial"/>
+          <w:color w:val="000000"/>
+          <w:kern w:val="0"/>
+          <w:lang w:eastAsia="en-IN"/>
+          <w14:ligatures w14:val="none"/>
+        </w:rPr>
+      </w:pPr>
+      <w:r>
+        <w:rPr>
+          <w:rFonts w:ascii="Arial" w:eastAsia="Times New Roman" w:hAnsi="Arial" w:cs="Arial"/>
+          <w:color w:val="000000"/>
+          <w:kern w:val="0"/>
+          <w:lang w:eastAsia="en-IN"/>
+          <w14:ligatures w14:val="none"/>
+        </w:rPr>
+        <w:t>Sort a singly linked list (merge sort preferred).</w:t>
+      </w:r>
+    </w:p>
+    <w:p>
+      <w:pPr>
+        <w:spacing w:after="0" w:line="240" w:lineRule="auto"/>
+        <w:rPr>
+          <w:rFonts w:ascii="Arial" w:eastAsia="Times New Roman" w:hAnsi="Arial" w:cs="Arial"/>
+          <w:color w:val="000000"/>
+          <w:kern w:val="0"/>
+          <w:lang w:eastAsia="en-IN"/>
+          <w14:ligatures w14:val="none"/>
+        </w:rPr>
+      </w:pPr>
+    </w:p>
+    <w:p>
+      <w:pPr>
+        <w:spacing w:after="0" w:line="240" w:lineRule="auto"/>
+        <w:rPr>
+          <w:rFonts w:ascii="Arial" w:eastAsia="Times New Roman" w:hAnsi="Arial" w:cs="Arial"/>
+          <w:color w:val="000000"/>
+          <w:kern w:val="0"/>
+          <w:lang w:eastAsia="en-IN"/>
+          <w14:ligatures w14:val="none"/>
+        </w:rPr>
+      </w:pPr>
+    </w:p>
+    <w:p>
+      <w:pPr>
+        <w:spacing w:after="0" w:line="240" w:lineRule="auto"/>
+        <w:ind w:left="2160" w:firstLine="720"/>
+        <w:rPr>
+          <w:rFonts w:ascii="Arial" w:eastAsia="Times New Roman" w:hAnsi="Arial" w:cs="Arial"/>
           <w:b/>
           <w:bCs/>
-        </w:rPr>
-        <w:t>InterviewBit</w:t>
-      </w:r>
-      <w:proofErr w:type="spellEnd"/>
-      <w:r>
-        <w:rPr>
+          <w:color w:val="000000"/>
+          <w:kern w:val="0"/>
+          <w:lang w:eastAsia="en-IN"/>
+          <w14:ligatures w14:val="none"/>
+        </w:rPr>
+      </w:pPr>
+      <w:r>
+        <w:rPr>
+          <w:rFonts w:ascii="Arial" w:eastAsia="Times New Roman" w:hAnsi="Arial" w:cs="Arial"/>
           <w:b/>
           <w:bCs/>
-        </w:rPr>
-        <w:t>, etc.</w:t>
-      </w:r>
-    </w:p>
-    <w:p>
-      <w:pPr>
-        <w:ind w:firstLine="720"/>
-        <w:rPr>
+          <w:color w:val="000000"/>
+          <w:kern w:val="0"/>
+          <w:lang w:eastAsia="en-IN"/>
+          <w14:ligatures w14:val="none"/>
+        </w:rPr>
+        <w:t>Array Questions:</w:t>
+      </w:r>
+    </w:p>
+    <w:p>
+      <w:pPr>
+        <w:pStyle w:val="ListParagraph"/>
+        <w:numPr>
+          <w:ilvl w:val="0"/>
+          <w:numId w:val="2"/>
+        </w:numPr>
+        <w:spacing w:after="0" w:line="240" w:lineRule="auto"/>
+        <w:rPr>
+          <w:rFonts w:ascii="Arial" w:eastAsia="Times New Roman" w:hAnsi="Arial" w:cs="Arial"/>
+          <w:color w:val="000000"/>
+          <w:kern w:val="0"/>
+          <w:lang w:eastAsia="en-IN"/>
+          <w14:ligatures w14:val="none"/>
+        </w:rPr>
+      </w:pPr>
+      <w:r>
+        <w:rPr>
+          <w:rFonts w:ascii="Arial" w:eastAsia="Times New Roman" w:hAnsi="Arial" w:cs="Arial"/>
+          <w:color w:val="000000"/>
+          <w:kern w:val="0"/>
+          <w:bdr w:val="single" w:sz="2" w:space="0" w:color="000000" w:frame="1"/>
+          <w:lang w:eastAsia="en-IN"/>
+          <w14:ligatures w14:val="none"/>
+        </w:rPr>
+        <w:t xml:space="preserve">Given an array of integers </w:t>
+      </w:r>
+      <w:proofErr w:type="spellStart"/>
+      <w:r>
+        <w:rPr>
+          <w:rFonts w:ascii="Courier New" w:eastAsia="Times New Roman" w:hAnsi="Courier New" w:cs="Courier New"/>
+          <w:color w:val="000000"/>
+          <w:kern w:val="0"/>
+          <w:sz w:val="20"/>
+          <w:szCs w:val="20"/>
+          <w:bdr w:val="single" w:sz="2" w:space="0" w:color="000000" w:frame="1"/>
+          <w:lang w:eastAsia="en-IN"/>
+          <w14:ligatures w14:val="none"/>
+        </w:rPr>
+        <w:t>nums</w:t>
+      </w:r>
+      <w:proofErr w:type="spellEnd"/>
+      <w:r>
+        <w:rPr>
+          <w:rFonts w:ascii="Arial" w:eastAsia="Times New Roman" w:hAnsi="Arial" w:cs="Arial"/>
+          <w:color w:val="000000"/>
+          <w:kern w:val="0"/>
+          <w:bdr w:val="single" w:sz="2" w:space="0" w:color="000000" w:frame="1"/>
+          <w:lang w:eastAsia="en-IN"/>
+          <w14:ligatures w14:val="none"/>
+        </w:rPr>
+        <w:t xml:space="preserve"> and an integer </w:t>
+      </w:r>
+      <w:r>
+        <w:rPr>
+          <w:rFonts w:ascii="Courier New" w:eastAsia="Times New Roman" w:hAnsi="Courier New" w:cs="Courier New"/>
+          <w:color w:val="000000"/>
+          <w:kern w:val="0"/>
+          <w:sz w:val="20"/>
+          <w:szCs w:val="20"/>
+          <w:bdr w:val="single" w:sz="2" w:space="0" w:color="000000" w:frame="1"/>
+          <w:lang w:eastAsia="en-IN"/>
+          <w14:ligatures w14:val="none"/>
+        </w:rPr>
+        <w:t>target</w:t>
+      </w:r>
+      <w:r>
+        <w:rPr>
+          <w:rFonts w:ascii="Arial" w:eastAsia="Times New Roman" w:hAnsi="Arial" w:cs="Arial"/>
+          <w:color w:val="000000"/>
+          <w:kern w:val="0"/>
+          <w:bdr w:val="single" w:sz="2" w:space="0" w:color="000000" w:frame="1"/>
+          <w:lang w:eastAsia="en-IN"/>
+          <w14:ligatures w14:val="none"/>
+        </w:rPr>
+        <w:t xml:space="preserve">, return indices of the two numbers that add up to </w:t>
+      </w:r>
+      <w:r>
+        <w:rPr>
+          <w:rFonts w:ascii="Courier New" w:eastAsia="Times New Roman" w:hAnsi="Courier New" w:cs="Courier New"/>
+          <w:color w:val="000000"/>
+          <w:kern w:val="0"/>
+          <w:sz w:val="20"/>
+          <w:szCs w:val="20"/>
+          <w:bdr w:val="single" w:sz="2" w:space="0" w:color="000000" w:frame="1"/>
+          <w:lang w:eastAsia="en-IN"/>
+          <w14:ligatures w14:val="none"/>
+        </w:rPr>
+        <w:t>target</w:t>
+      </w:r>
+      <w:r>
+        <w:rPr>
+          <w:rFonts w:ascii="Arial" w:eastAsia="Times New Roman" w:hAnsi="Arial" w:cs="Arial"/>
+          <w:color w:val="000000"/>
+          <w:kern w:val="0"/>
+          <w:bdr w:val="single" w:sz="2" w:space="0" w:color="000000" w:frame="1"/>
+          <w:lang w:eastAsia="en-IN"/>
+          <w14:ligatures w14:val="none"/>
+        </w:rPr>
+        <w:t>.</w:t>
+      </w:r>
+    </w:p>
+    <w:p>
+      <w:pPr>
+        <w:pStyle w:val="ListParagraph"/>
+        <w:numPr>
+          <w:ilvl w:val="0"/>
+          <w:numId w:val="2"/>
+        </w:numPr>
+        <w:spacing w:after="0" w:line="240" w:lineRule="auto"/>
+        <w:rPr>
+          <w:rFonts w:ascii="Arial" w:eastAsia="Times New Roman" w:hAnsi="Arial" w:cs="Arial"/>
+          <w:color w:val="000000"/>
+          <w:kern w:val="0"/>
+          <w:lang w:eastAsia="en-IN"/>
+          <w14:ligatures w14:val="none"/>
+        </w:rPr>
+      </w:pPr>
+      <w:r>
+        <w:rPr>
+          <w:rFonts w:ascii="Arial" w:eastAsia="Times New Roman" w:hAnsi="Arial" w:cs="Arial"/>
+          <w:color w:val="000000"/>
+          <w:kern w:val="0"/>
+          <w:bdr w:val="single" w:sz="2" w:space="0" w:color="000000" w:frame="1"/>
+          <w:lang w:eastAsia="en-IN"/>
+          <w14:ligatures w14:val="none"/>
+        </w:rPr>
+        <w:t xml:space="preserve">Given an integer array </w:t>
+      </w:r>
+      <w:proofErr w:type="spellStart"/>
+      <w:r>
+        <w:rPr>
+          <w:rFonts w:ascii="Courier New" w:eastAsia="Times New Roman" w:hAnsi="Courier New" w:cs="Courier New"/>
+          <w:color w:val="000000"/>
+          <w:kern w:val="0"/>
+          <w:sz w:val="20"/>
+          <w:szCs w:val="20"/>
+          <w:bdr w:val="single" w:sz="2" w:space="0" w:color="000000" w:frame="1"/>
+          <w:lang w:eastAsia="en-IN"/>
+          <w14:ligatures w14:val="none"/>
+        </w:rPr>
+        <w:t>nums</w:t>
+      </w:r>
+      <w:proofErr w:type="spellEnd"/>
+      <w:r>
+        <w:rPr>
+          <w:rFonts w:ascii="Arial" w:eastAsia="Times New Roman" w:hAnsi="Arial" w:cs="Arial"/>
+          <w:color w:val="000000"/>
+          <w:kern w:val="0"/>
+          <w:bdr w:val="single" w:sz="2" w:space="0" w:color="000000" w:frame="1"/>
+          <w:lang w:eastAsia="en-IN"/>
+          <w14:ligatures w14:val="none"/>
+        </w:rPr>
+        <w:t xml:space="preserve">, return </w:t>
+      </w:r>
+      <w:r>
+        <w:rPr>
+          <w:rFonts w:ascii="Courier New" w:eastAsia="Times New Roman" w:hAnsi="Courier New" w:cs="Courier New"/>
+          <w:color w:val="000000"/>
+          <w:kern w:val="0"/>
+          <w:sz w:val="20"/>
+          <w:szCs w:val="20"/>
+          <w:bdr w:val="single" w:sz="2" w:space="0" w:color="000000" w:frame="1"/>
+          <w:lang w:eastAsia="en-IN"/>
+          <w14:ligatures w14:val="none"/>
+        </w:rPr>
+        <w:t>true</w:t>
+      </w:r>
+      <w:r>
+        <w:rPr>
+          <w:rFonts w:ascii="Arial" w:eastAsia="Times New Roman" w:hAnsi="Arial" w:cs="Arial"/>
+          <w:color w:val="000000"/>
+          <w:kern w:val="0"/>
+          <w:bdr w:val="single" w:sz="2" w:space="0" w:color="000000" w:frame="1"/>
+          <w:lang w:eastAsia="en-IN"/>
+          <w14:ligatures w14:val="none"/>
+        </w:rPr>
+        <w:t xml:space="preserve"> if any value appears at least twice.</w:t>
+      </w:r>
+    </w:p>
+    <w:p>
+      <w:pPr>
+        <w:pStyle w:val="ListParagraph"/>
+        <w:numPr>
+          <w:ilvl w:val="0"/>
+          <w:numId w:val="2"/>
+        </w:numPr>
+        <w:spacing w:after="0" w:line="240" w:lineRule="auto"/>
+        <w:rPr>
+          <w:rFonts w:ascii="Arial" w:eastAsia="Times New Roman" w:hAnsi="Arial" w:cs="Arial"/>
+          <w:color w:val="000000"/>
+          <w:kern w:val="0"/>
+          <w:lang w:eastAsia="en-IN"/>
+          <w14:ligatures w14:val="none"/>
+        </w:rPr>
+      </w:pPr>
+      <w:r>
+        <w:rPr>
+          <w:rFonts w:ascii="Arial" w:eastAsia="Times New Roman" w:hAnsi="Arial" w:cs="Arial"/>
+          <w:color w:val="000000"/>
+          <w:kern w:val="0"/>
+          <w:bdr w:val="single" w:sz="2" w:space="0" w:color="000000" w:frame="1"/>
+          <w:lang w:eastAsia="en-IN"/>
+          <w14:ligatures w14:val="none"/>
+        </w:rPr>
+        <w:t xml:space="preserve">You are given an array </w:t>
+      </w:r>
+      <w:r>
+        <w:rPr>
+          <w:rFonts w:ascii="Courier New" w:eastAsia="Times New Roman" w:hAnsi="Courier New" w:cs="Courier New"/>
+          <w:color w:val="000000"/>
+          <w:kern w:val="0"/>
+          <w:sz w:val="20"/>
+          <w:szCs w:val="20"/>
+          <w:bdr w:val="single" w:sz="2" w:space="0" w:color="000000" w:frame="1"/>
+          <w:lang w:eastAsia="en-IN"/>
+          <w14:ligatures w14:val="none"/>
+        </w:rPr>
+        <w:t>prices</w:t>
+      </w:r>
+      <w:r>
+        <w:rPr>
+          <w:rFonts w:ascii="Arial" w:eastAsia="Times New Roman" w:hAnsi="Arial" w:cs="Arial"/>
+          <w:color w:val="000000"/>
+          <w:kern w:val="0"/>
+          <w:bdr w:val="single" w:sz="2" w:space="0" w:color="000000" w:frame="1"/>
+          <w:lang w:eastAsia="en-IN"/>
+          <w14:ligatures w14:val="none"/>
+        </w:rPr>
+        <w:t xml:space="preserve"> where </w:t>
+      </w:r>
+      <w:r>
+        <w:rPr>
+          <w:rFonts w:ascii="Courier New" w:eastAsia="Times New Roman" w:hAnsi="Courier New" w:cs="Courier New"/>
+          <w:color w:val="000000"/>
+          <w:kern w:val="0"/>
+          <w:sz w:val="20"/>
+          <w:szCs w:val="20"/>
+          <w:bdr w:val="single" w:sz="2" w:space="0" w:color="000000" w:frame="1"/>
+          <w:lang w:eastAsia="en-IN"/>
+          <w14:ligatures w14:val="none"/>
+        </w:rPr>
+        <w:t>prices[</w:t>
+      </w:r>
+      <w:proofErr w:type="spellStart"/>
+      <w:r>
+        <w:rPr>
+          <w:rFonts w:ascii="Courier New" w:eastAsia="Times New Roman" w:hAnsi="Courier New" w:cs="Courier New"/>
+          <w:color w:val="000000"/>
+          <w:kern w:val="0"/>
+          <w:sz w:val="20"/>
+          <w:szCs w:val="20"/>
+          <w:bdr w:val="single" w:sz="2" w:space="0" w:color="000000" w:frame="1"/>
+          <w:lang w:eastAsia="en-IN"/>
+          <w14:ligatures w14:val="none"/>
+        </w:rPr>
+        <w:t>i</w:t>
+      </w:r>
+      <w:proofErr w:type="spellEnd"/>
+      <w:r>
+        <w:rPr>
+          <w:rFonts w:ascii="Courier New" w:eastAsia="Times New Roman" w:hAnsi="Courier New" w:cs="Courier New"/>
+          <w:color w:val="000000"/>
+          <w:kern w:val="0"/>
+          <w:sz w:val="20"/>
+          <w:szCs w:val="20"/>
+          <w:bdr w:val="single" w:sz="2" w:space="0" w:color="000000" w:frame="1"/>
+          <w:lang w:eastAsia="en-IN"/>
+          <w14:ligatures w14:val="none"/>
+        </w:rPr>
+        <w:t>]</w:t>
+      </w:r>
+      <w:r>
+        <w:rPr>
+          <w:rFonts w:ascii="Arial" w:eastAsia="Times New Roman" w:hAnsi="Arial" w:cs="Arial"/>
+          <w:color w:val="000000"/>
+          <w:kern w:val="0"/>
+          <w:bdr w:val="single" w:sz="2" w:space="0" w:color="000000" w:frame="1"/>
+          <w:lang w:eastAsia="en-IN"/>
+          <w14:ligatures w14:val="none"/>
+        </w:rPr>
+        <w:t xml:space="preserve"> is the price of a stock on the </w:t>
+      </w:r>
+      <w:proofErr w:type="spellStart"/>
+      <w:r>
+        <w:rPr>
+          <w:rFonts w:ascii="Arial" w:eastAsia="Times New Roman" w:hAnsi="Arial" w:cs="Arial"/>
+          <w:color w:val="000000"/>
+          <w:kern w:val="0"/>
+          <w:bdr w:val="single" w:sz="2" w:space="0" w:color="000000" w:frame="1"/>
+          <w:lang w:eastAsia="en-IN"/>
+          <w14:ligatures w14:val="none"/>
+        </w:rPr>
+        <w:t>ith</w:t>
+      </w:r>
+      <w:proofErr w:type="spellEnd"/>
+      <w:r>
+        <w:rPr>
+          <w:rFonts w:ascii="Arial" w:eastAsia="Times New Roman" w:hAnsi="Arial" w:cs="Arial"/>
+          <w:color w:val="000000"/>
+          <w:kern w:val="0"/>
+          <w:bdr w:val="single" w:sz="2" w:space="0" w:color="000000" w:frame="1"/>
+          <w:lang w:eastAsia="en-IN"/>
+          <w14:ligatures w14:val="none"/>
+        </w:rPr>
+        <w:t xml:space="preserve"> day. Return the maximum profit (or 0 if none).</w:t>
+      </w:r>
+    </w:p>
+    <w:p>
+      <w:pPr>
+        <w:pStyle w:val="ListParagraph"/>
+        <w:numPr>
+          <w:ilvl w:val="0"/>
+          <w:numId w:val="2"/>
+        </w:numPr>
+        <w:spacing w:after="0" w:line="240" w:lineRule="auto"/>
+        <w:rPr>
+          <w:rFonts w:ascii="Arial" w:eastAsia="Times New Roman" w:hAnsi="Arial" w:cs="Arial"/>
+          <w:color w:val="000000"/>
+          <w:kern w:val="0"/>
+          <w:lang w:eastAsia="en-IN"/>
+          <w14:ligatures w14:val="none"/>
+        </w:rPr>
+      </w:pPr>
+      <w:r>
+        <w:rPr>
+          <w:rFonts w:ascii="Arial" w:eastAsia="Times New Roman" w:hAnsi="Arial" w:cs="Arial"/>
           <w:b/>
           <w:bCs/>
-        </w:rPr>
-      </w:pPr>
-    </w:p>
-    <w:p>
-      <w:pPr>
-        <w:pStyle w:val="ListParagraph"/>
-        <w:numPr>
-          <w:ilvl w:val="0"/>
-          <w:numId w:val="1"/>
-        </w:numPr>
-      </w:pPr>
-      <w:r>
-        <w:t>What is a singly linked list? Explain its structure and how it differs from an array.</w:t>
-      </w:r>
-    </w:p>
-    <w:p>
-      <w:pPr>
-        <w:pStyle w:val="ListParagraph"/>
-        <w:numPr>
-          <w:ilvl w:val="0"/>
-          <w:numId w:val="1"/>
-        </w:numPr>
-        <w:spacing w:after="0" w:line="240" w:lineRule="auto"/>
-        <w:rPr>
-          <w:rFonts w:ascii="Arial" w:eastAsia="Times New Roman" w:hAnsi="Arial" w:cs="Arial"/>
-          <w:color w:val="000000"/>
-          <w:kern w:val="0"/>
-          <w:lang w:eastAsia="en-IN"/>
-          <w14:ligatures w14:val="none"/>
-        </w:rPr>
-      </w:pPr>
-      <w:r>
-        <w:rPr>
-          <w:rFonts w:ascii="Arial" w:eastAsia="Times New Roman" w:hAnsi="Arial" w:cs="Arial"/>
-          <w:color w:val="000000"/>
-          <w:kern w:val="0"/>
-          <w:lang w:eastAsia="en-IN"/>
-          <w14:ligatures w14:val="none"/>
-        </w:rPr>
-        <w:t>Write a function to insert a node at the beginning / end / at a given position in a singly linked list.</w:t>
-      </w:r>
-    </w:p>
-    <w:p>
-      <w:pPr>
-        <w:pStyle w:val="ListParagraph"/>
-        <w:numPr>
-          <w:ilvl w:val="0"/>
-          <w:numId w:val="1"/>
-        </w:numPr>
-        <w:spacing w:after="0" w:line="240" w:lineRule="auto"/>
-        <w:rPr>
-          <w:rFonts w:ascii="Arial" w:eastAsia="Times New Roman" w:hAnsi="Arial" w:cs="Arial"/>
-          <w:color w:val="000000"/>
-          <w:kern w:val="0"/>
-          <w:lang w:eastAsia="en-IN"/>
-          <w14:ligatures w14:val="none"/>
-        </w:rPr>
-      </w:pPr>
-      <w:r>
-        <w:rPr>
-          <w:rFonts w:ascii="Arial" w:eastAsia="Times New Roman" w:hAnsi="Arial" w:cs="Arial"/>
-          <w:color w:val="000000"/>
-          <w:kern w:val="0"/>
-          <w:lang w:eastAsia="en-IN"/>
-          <w14:ligatures w14:val="none"/>
-        </w:rPr>
-        <w:t>Delete a given node from a singly linked list (you are given only pointer/reference to the node to be deleted, not head).</w:t>
-      </w:r>
-    </w:p>
-    <w:p>
-      <w:pPr>
-        <w:pStyle w:val="ListParagraph"/>
-        <w:numPr>
-          <w:ilvl w:val="0"/>
-          <w:numId w:val="1"/>
-        </w:numPr>
-        <w:spacing w:after="0" w:line="240" w:lineRule="auto"/>
-        <w:rPr>
-          <w:rFonts w:ascii="Arial" w:eastAsia="Times New Roman" w:hAnsi="Arial" w:cs="Arial"/>
-          <w:color w:val="000000"/>
-          <w:kern w:val="0"/>
-          <w:lang w:eastAsia="en-IN"/>
-          <w14:ligatures w14:val="none"/>
-        </w:rPr>
-      </w:pPr>
-      <w:r>
-        <w:rPr>
-          <w:rFonts w:ascii="Arial" w:eastAsia="Times New Roman" w:hAnsi="Arial" w:cs="Arial"/>
-          <w:color w:val="000000"/>
-          <w:kern w:val="0"/>
-          <w:lang w:eastAsia="en-IN"/>
-          <w14:ligatures w14:val="none"/>
-        </w:rPr>
-        <w:t>Find the length (number of nodes) of a singly linked list.</w:t>
-      </w:r>
-    </w:p>
-    <w:p>
-      <w:pPr>
-        <w:pStyle w:val="ListParagraph"/>
-        <w:numPr>
-          <w:ilvl w:val="0"/>
-          <w:numId w:val="1"/>
-        </w:numPr>
-        <w:spacing w:after="0" w:line="240" w:lineRule="auto"/>
-        <w:rPr>
-          <w:rFonts w:ascii="Arial" w:eastAsia="Times New Roman" w:hAnsi="Arial" w:cs="Arial"/>
-          <w:color w:val="000000"/>
-          <w:kern w:val="0"/>
-          <w:lang w:eastAsia="en-IN"/>
-          <w14:ligatures w14:val="none"/>
-        </w:rPr>
-      </w:pPr>
-      <w:r>
-        <w:rPr>
-          <w:rFonts w:ascii="Arial" w:eastAsia="Times New Roman" w:hAnsi="Arial" w:cs="Arial"/>
-          <w:color w:val="000000"/>
-          <w:kern w:val="0"/>
-          <w:lang w:eastAsia="en-IN"/>
-          <w14:ligatures w14:val="none"/>
-        </w:rPr>
-        <w:t>Print / Traverse the linked list (forward).</w:t>
-      </w:r>
-    </w:p>
-    <w:p>
-      <w:pPr>
-        <w:pStyle w:val="ListParagraph"/>
-        <w:numPr>
-          <w:ilvl w:val="0"/>
-          <w:numId w:val="1"/>
-        </w:numPr>
-      </w:pPr>
-      <w:r>
+          <w:color w:val="000000"/>
+          <w:kern w:val="0"/>
+          <w:lang w:eastAsia="en-IN"/>
+          <w14:ligatures w14:val="none"/>
+        </w:rPr>
         <w:t xml:space="preserve"> </w:t>
       </w:r>
       <w:r>
-        <w:t>Find the middle node of a singly linked list.</w:t>
-      </w:r>
-      <w:r>
-        <w:t xml:space="preserve"> </w:t>
-      </w:r>
-      <w:r>
-        <w:t>(Classic two-pointer: slow &amp; fast. Fast moves 2 steps, slow 1 step.)</w:t>
-      </w:r>
-    </w:p>
-    <w:p>
-      <w:pPr>
-        <w:pStyle w:val="ListParagraph"/>
-        <w:numPr>
-          <w:ilvl w:val="0"/>
-          <w:numId w:val="1"/>
-        </w:numPr>
-        <w:spacing w:after="0" w:line="240" w:lineRule="auto"/>
-        <w:rPr>
-          <w:rFonts w:ascii="Arial" w:eastAsia="Times New Roman" w:hAnsi="Arial" w:cs="Arial"/>
-          <w:color w:val="000000"/>
-          <w:kern w:val="0"/>
-          <w:bdr w:val="single" w:sz="2" w:space="0" w:color="000000" w:frame="1"/>
-          <w:lang w:eastAsia="en-IN"/>
-          <w14:ligatures w14:val="none"/>
-        </w:rPr>
-      </w:pPr>
-      <w:r>
-        <w:rPr>
-          <w:rFonts w:ascii="Arial" w:eastAsia="Times New Roman" w:hAnsi="Arial" w:cs="Arial"/>
-          <w:color w:val="000000"/>
-          <w:kern w:val="0"/>
-          <w:bdr w:val="single" w:sz="2" w:space="0" w:color="000000" w:frame="1"/>
-          <w:lang w:eastAsia="en-IN"/>
-          <w14:ligatures w14:val="none"/>
-        </w:rPr>
-        <w:t>Find the nth node from the end of a singly linked list.</w:t>
-      </w:r>
-      <w:r>
-        <w:rPr>
-          <w:rFonts w:ascii="Arial" w:eastAsia="Times New Roman" w:hAnsi="Arial" w:cs="Arial"/>
-          <w:color w:val="000000"/>
-          <w:kern w:val="0"/>
-          <w:lang w:eastAsia="en-IN"/>
-          <w14:ligatures w14:val="none"/>
-        </w:rPr>
-        <w:br/>
-      </w:r>
-      <w:r>
-        <w:rPr>
-          <w:rFonts w:ascii="Arial" w:eastAsia="Times New Roman" w:hAnsi="Arial" w:cs="Arial"/>
-          <w:color w:val="000000"/>
-          <w:kern w:val="0"/>
-          <w:bdr w:val="single" w:sz="2" w:space="0" w:color="000000" w:frame="1"/>
-          <w:lang w:eastAsia="en-IN"/>
-          <w14:ligatures w14:val="none"/>
-        </w:rPr>
-        <w:t>Clone a singly linked list with random pointers (each node has next + random).</w:t>
-      </w:r>
-    </w:p>
-    <w:p>
-      <w:pPr>
-        <w:pStyle w:val="ListParagraph"/>
-        <w:numPr>
-          <w:ilvl w:val="0"/>
-          <w:numId w:val="1"/>
-        </w:numPr>
-        <w:spacing w:after="0" w:line="240" w:lineRule="auto"/>
-        <w:rPr>
-          <w:rFonts w:ascii="Arial" w:eastAsia="Times New Roman" w:hAnsi="Arial" w:cs="Arial"/>
-          <w:color w:val="000000"/>
-          <w:kern w:val="0"/>
-          <w:lang w:eastAsia="en-IN"/>
-          <w14:ligatures w14:val="none"/>
-        </w:rPr>
-      </w:pPr>
-    </w:p>
-    <w:p>
-      <w:pPr>
-        <w:pStyle w:val="ListParagraph"/>
-        <w:numPr>
-          <w:ilvl w:val="0"/>
-          <w:numId w:val="1"/>
-        </w:numPr>
-        <w:spacing w:after="0" w:line="240" w:lineRule="auto"/>
-        <w:rPr>
-          <w:rFonts w:ascii="Arial" w:eastAsia="Times New Roman" w:hAnsi="Arial" w:cs="Arial"/>
-          <w:color w:val="000000"/>
-          <w:kern w:val="0"/>
-          <w:lang w:eastAsia="en-IN"/>
-          <w14:ligatures w14:val="none"/>
-        </w:rPr>
-      </w:pPr>
-      <w:r>
-        <w:rPr>
-          <w:rFonts w:ascii="Arial" w:eastAsia="Times New Roman" w:hAnsi="Arial" w:cs="Arial"/>
-          <w:color w:val="000000"/>
-          <w:kern w:val="0"/>
-          <w:bdr w:val="single" w:sz="2" w:space="0" w:color="000000" w:frame="1"/>
-          <w:lang w:eastAsia="en-IN"/>
-          <w14:ligatures w14:val="none"/>
-        </w:rPr>
-        <w:t>Reverse a singly linked list (iterative and recursive ways).</w:t>
-      </w:r>
-      <w:r>
-        <w:rPr>
-          <w:rFonts w:ascii="Arial" w:eastAsia="Times New Roman" w:hAnsi="Arial" w:cs="Arial"/>
-          <w:color w:val="000000"/>
-          <w:kern w:val="0"/>
-          <w:lang w:eastAsia="en-IN"/>
-          <w14:ligatures w14:val="none"/>
-        </w:rPr>
-        <w:br/>
-      </w:r>
-      <w:r>
-        <w:rPr>
-          <w:rFonts w:ascii="Arial" w:eastAsia="Times New Roman" w:hAnsi="Arial" w:cs="Arial"/>
-          <w:color w:val="000000"/>
-          <w:kern w:val="0"/>
-          <w:bdr w:val="single" w:sz="2" w:space="0" w:color="000000" w:frame="1"/>
-          <w:lang w:eastAsia="en-IN"/>
-          <w14:ligatures w14:val="none"/>
-        </w:rPr>
-        <w:t>(One of the most asked questions ever. Know both approaches well.)</w:t>
-      </w:r>
-    </w:p>
-    <w:p>
-      <w:pPr>
-        <w:pStyle w:val="ListParagraph"/>
-        <w:numPr>
-          <w:ilvl w:val="0"/>
-          <w:numId w:val="1"/>
-        </w:numPr>
-        <w:spacing w:after="0" w:line="240" w:lineRule="auto"/>
-        <w:rPr>
-          <w:rFonts w:ascii="Arial" w:eastAsia="Times New Roman" w:hAnsi="Arial" w:cs="Arial"/>
-          <w:color w:val="000000"/>
-          <w:kern w:val="0"/>
-          <w:u w:val="single"/>
-          <w:lang w:eastAsia="en-IN"/>
-          <w14:ligatures w14:val="none"/>
-        </w:rPr>
-      </w:pPr>
-      <w:r>
-        <w:rPr>
-          <w:rFonts w:ascii="Arial" w:eastAsia="Times New Roman" w:hAnsi="Arial" w:cs="Arial"/>
-          <w:color w:val="000000"/>
-          <w:kern w:val="0"/>
-          <w:u w:val="single"/>
-          <w:bdr w:val="single" w:sz="2" w:space="0" w:color="000000" w:frame="1"/>
-          <w:lang w:eastAsia="en-IN"/>
-          <w14:ligatures w14:val="none"/>
-        </w:rPr>
-        <w:t>Detect if a singly linked list has a cycle (loop).</w:t>
-      </w:r>
-      <w:r>
-        <w:rPr>
-          <w:rFonts w:ascii="Arial" w:eastAsia="Times New Roman" w:hAnsi="Arial" w:cs="Arial"/>
-          <w:color w:val="000000"/>
-          <w:kern w:val="0"/>
-          <w:u w:val="single"/>
-          <w:lang w:eastAsia="en-IN"/>
-          <w14:ligatures w14:val="none"/>
-        </w:rPr>
-        <w:br/>
-      </w:r>
-      <w:r>
-        <w:rPr>
-          <w:rFonts w:ascii="Arial" w:eastAsia="Times New Roman" w:hAnsi="Arial" w:cs="Arial"/>
-          <w:color w:val="000000"/>
-          <w:kern w:val="0"/>
-          <w:u w:val="single"/>
-          <w:bdr w:val="single" w:sz="2" w:space="0" w:color="000000" w:frame="1"/>
-          <w:lang w:eastAsia="en-IN"/>
-          <w14:ligatures w14:val="none"/>
-        </w:rPr>
-        <w:t>(Floyd’s Cycle Detection — slow &amp; fast pointers. If they meet → cycle.)</w:t>
-      </w:r>
-    </w:p>
-    <w:p>
-      <w:pPr>
-        <w:pStyle w:val="ListParagraph"/>
-        <w:numPr>
-          <w:ilvl w:val="0"/>
-          <w:numId w:val="1"/>
-        </w:numPr>
-        <w:spacing w:after="0" w:line="240" w:lineRule="auto"/>
-        <w:rPr>
-          <w:rFonts w:ascii="Arial" w:eastAsia="Times New Roman" w:hAnsi="Arial" w:cs="Arial"/>
-          <w:color w:val="000000"/>
-          <w:kern w:val="0"/>
-          <w:lang w:eastAsia="en-IN"/>
-          <w14:ligatures w14:val="none"/>
-        </w:rPr>
-      </w:pPr>
-      <w:r>
-        <w:rPr>
-          <w:rFonts w:ascii="Arial" w:eastAsia="Times New Roman" w:hAnsi="Arial" w:cs="Arial"/>
-          <w:color w:val="000000"/>
-          <w:kern w:val="0"/>
-          <w:lang w:eastAsia="en-IN"/>
-          <w14:ligatures w14:val="none"/>
-        </w:rPr>
-        <w:t>Find the starting node of the cycle in a linked list (if cycle exists).</w:t>
-      </w:r>
-    </w:p>
-    <w:p>
-      <w:pPr>
-        <w:pStyle w:val="ListParagraph"/>
-        <w:numPr>
-          <w:ilvl w:val="0"/>
-          <w:numId w:val="1"/>
-        </w:numPr>
-        <w:spacing w:after="0" w:line="240" w:lineRule="auto"/>
-        <w:rPr>
-          <w:rFonts w:ascii="Arial" w:eastAsia="Times New Roman" w:hAnsi="Arial" w:cs="Arial"/>
-          <w:color w:val="000000"/>
-          <w:kern w:val="0"/>
-          <w:lang w:eastAsia="en-IN"/>
-          <w14:ligatures w14:val="none"/>
-        </w:rPr>
-      </w:pPr>
-      <w:r>
-        <w:rPr>
-          <w:rFonts w:ascii="Arial" w:eastAsia="Times New Roman" w:hAnsi="Arial" w:cs="Arial"/>
-          <w:color w:val="000000"/>
-          <w:kern w:val="0"/>
-          <w:lang w:eastAsia="en-IN"/>
-          <w14:ligatures w14:val="none"/>
-        </w:rPr>
-        <w:t>Merge two sorted singly linked lists into one sorted list.</w:t>
-      </w:r>
-    </w:p>
-    <w:p>
-      <w:pPr>
-        <w:pStyle w:val="ListParagraph"/>
-        <w:numPr>
-          <w:ilvl w:val="0"/>
-          <w:numId w:val="1"/>
-        </w:numPr>
-        <w:spacing w:after="0" w:line="240" w:lineRule="auto"/>
-        <w:rPr>
-          <w:rFonts w:ascii="Arial" w:eastAsia="Times New Roman" w:hAnsi="Arial" w:cs="Arial"/>
-          <w:color w:val="000000"/>
-          <w:kern w:val="0"/>
-          <w:lang w:eastAsia="en-IN"/>
-          <w14:ligatures w14:val="none"/>
-        </w:rPr>
-      </w:pPr>
-      <w:r>
-        <w:rPr>
-          <w:rFonts w:ascii="Arial" w:eastAsia="Times New Roman" w:hAnsi="Arial" w:cs="Arial"/>
-          <w:color w:val="000000"/>
-          <w:kern w:val="0"/>
-          <w:lang w:eastAsia="en-IN"/>
-          <w14:ligatures w14:val="none"/>
-        </w:rPr>
-        <w:t>Remove duplicates from an unsorted / sorted singly linked list.</w:t>
-      </w:r>
-    </w:p>
-    <w:p>
-      <w:pPr>
-        <w:pStyle w:val="ListParagraph"/>
-        <w:numPr>
-          <w:ilvl w:val="0"/>
-          <w:numId w:val="1"/>
-        </w:numPr>
-        <w:spacing w:after="0" w:line="240" w:lineRule="auto"/>
-        <w:rPr>
-          <w:rFonts w:ascii="Arial" w:eastAsia="Times New Roman" w:hAnsi="Arial" w:cs="Arial"/>
-          <w:color w:val="000000"/>
-          <w:kern w:val="0"/>
-          <w:lang w:eastAsia="en-IN"/>
-          <w14:ligatures w14:val="none"/>
-        </w:rPr>
-      </w:pPr>
-      <w:r>
-        <w:rPr>
-          <w:rFonts w:ascii="Arial" w:eastAsia="Times New Roman" w:hAnsi="Arial" w:cs="Arial"/>
-          <w:color w:val="000000"/>
-          <w:kern w:val="0"/>
-          <w:lang w:eastAsia="en-IN"/>
-          <w14:ligatures w14:val="none"/>
-        </w:rPr>
-        <w:t>Check if a singly linked list is a palindrome.</w:t>
-      </w:r>
-    </w:p>
-    <w:p>
-      <w:pPr>
-        <w:pStyle w:val="ListParagraph"/>
-        <w:numPr>
-          <w:ilvl w:val="0"/>
-          <w:numId w:val="1"/>
-        </w:numPr>
-        <w:spacing w:after="0" w:line="240" w:lineRule="auto"/>
-        <w:rPr>
-          <w:rFonts w:ascii="Arial" w:eastAsia="Times New Roman" w:hAnsi="Arial" w:cs="Arial"/>
-          <w:color w:val="000000"/>
-          <w:kern w:val="0"/>
-          <w:lang w:eastAsia="en-IN"/>
-          <w14:ligatures w14:val="none"/>
-        </w:rPr>
-      </w:pPr>
-      <w:r>
-        <w:rPr>
-          <w:rFonts w:ascii="Arial" w:eastAsia="Times New Roman" w:hAnsi="Arial" w:cs="Arial"/>
-          <w:color w:val="000000"/>
-          <w:kern w:val="0"/>
-          <w:lang w:eastAsia="en-IN"/>
-          <w14:ligatures w14:val="none"/>
-        </w:rPr>
-        <w:t>Add 1 to a number represented as a linked list (e.g., 1→9→9 +1 = 2→0→0).</w:t>
-      </w:r>
-    </w:p>
-    <w:p>
-      <w:pPr>
-        <w:pStyle w:val="ListParagraph"/>
-        <w:numPr>
-          <w:ilvl w:val="0"/>
-          <w:numId w:val="1"/>
-        </w:numPr>
-        <w:spacing w:after="0" w:line="240" w:lineRule="auto"/>
-        <w:rPr>
-          <w:rFonts w:ascii="Arial" w:eastAsia="Times New Roman" w:hAnsi="Arial" w:cs="Arial"/>
-          <w:color w:val="000000"/>
-          <w:kern w:val="0"/>
-          <w:lang w:eastAsia="en-IN"/>
-          <w14:ligatures w14:val="none"/>
-        </w:rPr>
-      </w:pPr>
-      <w:r>
-        <w:rPr>
-          <w:rFonts w:ascii="Arial" w:eastAsia="Times New Roman" w:hAnsi="Arial" w:cs="Arial"/>
-          <w:color w:val="000000"/>
-          <w:kern w:val="0"/>
-          <w:lang w:eastAsia="en-IN"/>
-          <w14:ligatures w14:val="none"/>
-        </w:rPr>
-        <w:t>Rotate a singly linked list to the right by k places.</w:t>
-      </w:r>
-    </w:p>
-    <w:p>
-      <w:pPr>
-        <w:pStyle w:val="ListParagraph"/>
-        <w:numPr>
-          <w:ilvl w:val="0"/>
-          <w:numId w:val="1"/>
-        </w:numPr>
-        <w:spacing w:after="0" w:line="240" w:lineRule="auto"/>
-        <w:rPr>
-          <w:rFonts w:ascii="Arial" w:eastAsia="Times New Roman" w:hAnsi="Arial" w:cs="Arial"/>
-          <w:color w:val="000000"/>
-          <w:kern w:val="0"/>
-          <w:lang w:eastAsia="en-IN"/>
-          <w14:ligatures w14:val="none"/>
-        </w:rPr>
-      </w:pPr>
-      <w:r>
-        <w:rPr>
-          <w:rFonts w:ascii="Arial" w:eastAsia="Times New Roman" w:hAnsi="Arial" w:cs="Arial"/>
-          <w:color w:val="000000"/>
-          <w:kern w:val="0"/>
-          <w:lang w:eastAsia="en-IN"/>
-          <w14:ligatures w14:val="none"/>
-        </w:rPr>
-        <w:t>Swap nodes in pairs (e.g., 1→2→3→4 becomes 2→1→4→3).</w:t>
-      </w:r>
-    </w:p>
-    <w:p>
-      <w:pPr>
-        <w:pStyle w:val="ListParagraph"/>
-        <w:numPr>
-          <w:ilvl w:val="0"/>
-          <w:numId w:val="1"/>
-        </w:numPr>
-        <w:spacing w:after="0" w:line="240" w:lineRule="auto"/>
-        <w:rPr>
-          <w:rFonts w:ascii="Arial" w:eastAsia="Times New Roman" w:hAnsi="Arial" w:cs="Arial"/>
-          <w:color w:val="000000"/>
-          <w:kern w:val="0"/>
-          <w:lang w:eastAsia="en-IN"/>
-          <w14:ligatures w14:val="none"/>
-        </w:rPr>
-      </w:pPr>
-      <w:r>
-        <w:rPr>
-          <w:rFonts w:ascii="Arial" w:eastAsia="Times New Roman" w:hAnsi="Arial" w:cs="Arial"/>
-          <w:color w:val="000000"/>
-          <w:kern w:val="0"/>
-          <w:lang w:eastAsia="en-IN"/>
-          <w14:ligatures w14:val="none"/>
-        </w:rPr>
-        <w:t>Find intersection point of two singly linked lists (Y-shaped / merge point).</w:t>
-      </w:r>
-    </w:p>
-    <w:p>
-      <w:pPr>
-        <w:pStyle w:val="ListParagraph"/>
-        <w:numPr>
-          <w:ilvl w:val="0"/>
-          <w:numId w:val="1"/>
-        </w:numPr>
-        <w:spacing w:after="0" w:line="240" w:lineRule="auto"/>
-        <w:rPr>
-          <w:rFonts w:ascii="Arial" w:eastAsia="Times New Roman" w:hAnsi="Arial" w:cs="Arial"/>
-          <w:color w:val="000000"/>
-          <w:kern w:val="0"/>
-          <w:lang w:eastAsia="en-IN"/>
-          <w14:ligatures w14:val="none"/>
-        </w:rPr>
-      </w:pPr>
-      <w:r>
-        <w:rPr>
-          <w:rFonts w:ascii="Arial" w:eastAsia="Times New Roman" w:hAnsi="Arial" w:cs="Arial"/>
-          <w:color w:val="000000"/>
-          <w:kern w:val="0"/>
-          <w:bdr w:val="single" w:sz="2" w:space="0" w:color="000000" w:frame="1"/>
-          <w:lang w:eastAsia="en-IN"/>
-          <w14:ligatures w14:val="none"/>
-        </w:rPr>
-        <w:t>Partition a linked list around a value x (all &lt;x before &gt;=x, preserve order).</w:t>
-      </w:r>
-    </w:p>
-    <w:p>
-      <w:pPr>
-        <w:pStyle w:val="ListParagraph"/>
-        <w:numPr>
-          <w:ilvl w:val="0"/>
-          <w:numId w:val="1"/>
-        </w:numPr>
-        <w:spacing w:after="0" w:line="240" w:lineRule="auto"/>
-        <w:rPr>
-          <w:rFonts w:ascii="Arial" w:eastAsia="Times New Roman" w:hAnsi="Arial" w:cs="Arial"/>
-          <w:color w:val="000000"/>
-          <w:kern w:val="0"/>
-          <w:lang w:eastAsia="en-IN"/>
-          <w14:ligatures w14:val="none"/>
-        </w:rPr>
-      </w:pPr>
-      <w:r>
-        <w:rPr>
-          <w:rFonts w:ascii="Arial" w:eastAsia="Times New Roman" w:hAnsi="Arial" w:cs="Arial"/>
-          <w:color w:val="000000"/>
-          <w:kern w:val="0"/>
-          <w:lang w:eastAsia="en-IN"/>
-          <w14:ligatures w14:val="none"/>
-        </w:rPr>
-        <w:t>Sort a singly linked list (merge sort preferred).</w:t>
-      </w:r>
+        <w:rPr>
+          <w:rFonts w:ascii="Arial" w:eastAsia="Times New Roman" w:hAnsi="Arial" w:cs="Arial"/>
+          <w:b/>
+          <w:bCs/>
+          <w:color w:val="000000"/>
+          <w:kern w:val="0"/>
+          <w:lang w:eastAsia="en-IN"/>
+          <w14:ligatures w14:val="none"/>
+        </w:rPr>
+        <w:tab/>
+      </w:r>
+      <w:r>
+        <w:rPr>
+          <w:rFonts w:ascii="Arial" w:eastAsia="Times New Roman" w:hAnsi="Arial" w:cs="Arial"/>
+          <w:color w:val="000000"/>
+          <w:kern w:val="0"/>
+          <w:lang w:eastAsia="en-IN"/>
+          <w14:ligatures w14:val="none"/>
+        </w:rPr>
+        <w:t xml:space="preserve">Given a sorted array </w:t>
+      </w:r>
+      <w:proofErr w:type="spellStart"/>
+      <w:r>
+        <w:rPr>
+          <w:rFonts w:ascii="Arial" w:eastAsia="Times New Roman" w:hAnsi="Arial" w:cs="Arial"/>
+          <w:color w:val="000000"/>
+          <w:kern w:val="0"/>
+          <w:lang w:eastAsia="en-IN"/>
+          <w14:ligatures w14:val="none"/>
+        </w:rPr>
+        <w:t>nums</w:t>
+      </w:r>
+      <w:proofErr w:type="spellEnd"/>
+      <w:r>
+        <w:rPr>
+          <w:rFonts w:ascii="Arial" w:eastAsia="Times New Roman" w:hAnsi="Arial" w:cs="Arial"/>
+          <w:color w:val="000000"/>
+          <w:kern w:val="0"/>
+          <w:lang w:eastAsia="en-IN"/>
+          <w14:ligatures w14:val="none"/>
+        </w:rPr>
+        <w:t>, remove duplicates in-place and return the number of unique elements.</w:t>
+      </w:r>
+    </w:p>
+    <w:p>
+      <w:pPr>
+        <w:pStyle w:val="ListParagraph"/>
+        <w:numPr>
+          <w:ilvl w:val="0"/>
+          <w:numId w:val="2"/>
+        </w:numPr>
+        <w:spacing w:after="0" w:line="240" w:lineRule="auto"/>
+        <w:rPr>
+          <w:rFonts w:ascii="Arial" w:eastAsia="Times New Roman" w:hAnsi="Arial" w:cs="Arial"/>
+          <w:color w:val="000000"/>
+          <w:kern w:val="0"/>
+          <w:lang w:eastAsia="en-IN"/>
+          <w14:ligatures w14:val="none"/>
+        </w:rPr>
+      </w:pPr>
+      <w:r>
+        <w:rPr>
+          <w:rFonts w:ascii="Arial" w:eastAsia="Times New Roman" w:hAnsi="Arial" w:cs="Arial"/>
+          <w:color w:val="000000"/>
+          <w:kern w:val="0"/>
+          <w:bdr w:val="single" w:sz="2" w:space="0" w:color="000000" w:frame="1"/>
+          <w:lang w:eastAsia="en-IN"/>
+          <w14:ligatures w14:val="none"/>
+        </w:rPr>
+        <w:t xml:space="preserve">Given an integer array </w:t>
+      </w:r>
+      <w:proofErr w:type="spellStart"/>
+      <w:r>
+        <w:rPr>
+          <w:rFonts w:ascii="Courier New" w:eastAsia="Times New Roman" w:hAnsi="Courier New" w:cs="Courier New"/>
+          <w:color w:val="000000"/>
+          <w:kern w:val="0"/>
+          <w:sz w:val="20"/>
+          <w:szCs w:val="20"/>
+          <w:bdr w:val="single" w:sz="2" w:space="0" w:color="000000" w:frame="1"/>
+          <w:lang w:eastAsia="en-IN"/>
+          <w14:ligatures w14:val="none"/>
+        </w:rPr>
+        <w:t>nums</w:t>
+      </w:r>
+      <w:proofErr w:type="spellEnd"/>
+      <w:r>
+        <w:rPr>
+          <w:rFonts w:ascii="Arial" w:eastAsia="Times New Roman" w:hAnsi="Arial" w:cs="Arial"/>
+          <w:color w:val="000000"/>
+          <w:kern w:val="0"/>
+          <w:bdr w:val="single" w:sz="2" w:space="0" w:color="000000" w:frame="1"/>
+          <w:lang w:eastAsia="en-IN"/>
+          <w14:ligatures w14:val="none"/>
+        </w:rPr>
+        <w:t xml:space="preserve">, move all </w:t>
+      </w:r>
+      <w:r>
+        <w:rPr>
+          <w:rFonts w:ascii="Courier New" w:eastAsia="Times New Roman" w:hAnsi="Courier New" w:cs="Courier New"/>
+          <w:color w:val="000000"/>
+          <w:kern w:val="0"/>
+          <w:sz w:val="20"/>
+          <w:szCs w:val="20"/>
+          <w:bdr w:val="single" w:sz="2" w:space="0" w:color="000000" w:frame="1"/>
+          <w:lang w:eastAsia="en-IN"/>
+          <w14:ligatures w14:val="none"/>
+        </w:rPr>
+        <w:t>0</w:t>
+      </w:r>
+      <w:r>
+        <w:rPr>
+          <w:rFonts w:ascii="Arial" w:eastAsia="Times New Roman" w:hAnsi="Arial" w:cs="Arial"/>
+          <w:color w:val="000000"/>
+          <w:kern w:val="0"/>
+          <w:bdr w:val="single" w:sz="2" w:space="0" w:color="000000" w:frame="1"/>
+          <w:lang w:eastAsia="en-IN"/>
+          <w14:ligatures w14:val="none"/>
+        </w:rPr>
+        <w:t>s to the end while maintaining the relative order of non-zero elements (in-place).</w:t>
+      </w:r>
+    </w:p>
+    <w:p>
+      <w:pPr>
+        <w:pStyle w:val="ListParagraph"/>
+        <w:numPr>
+          <w:ilvl w:val="0"/>
+          <w:numId w:val="2"/>
+        </w:numPr>
+        <w:spacing w:after="0" w:line="240" w:lineRule="auto"/>
+        <w:rPr>
+          <w:rFonts w:ascii="Arial" w:eastAsia="Times New Roman" w:hAnsi="Arial" w:cs="Arial"/>
+          <w:color w:val="000000"/>
+          <w:kern w:val="0"/>
+          <w:lang w:eastAsia="en-IN"/>
+          <w14:ligatures w14:val="none"/>
+        </w:rPr>
+      </w:pPr>
+      <w:r>
+        <w:rPr>
+          <w:rFonts w:ascii="Arial" w:eastAsia="Times New Roman" w:hAnsi="Arial" w:cs="Arial"/>
+          <w:color w:val="000000"/>
+          <w:kern w:val="0"/>
+          <w:bdr w:val="single" w:sz="2" w:space="0" w:color="000000" w:frame="1"/>
+          <w:lang w:eastAsia="en-IN"/>
+          <w14:ligatures w14:val="none"/>
+        </w:rPr>
+        <w:t xml:space="preserve">Given an integer array </w:t>
+      </w:r>
+      <w:proofErr w:type="spellStart"/>
+      <w:r>
+        <w:rPr>
+          <w:rFonts w:ascii="Courier New" w:eastAsia="Times New Roman" w:hAnsi="Courier New" w:cs="Courier New"/>
+          <w:color w:val="000000"/>
+          <w:kern w:val="0"/>
+          <w:sz w:val="20"/>
+          <w:szCs w:val="20"/>
+          <w:bdr w:val="single" w:sz="2" w:space="0" w:color="000000" w:frame="1"/>
+          <w:lang w:eastAsia="en-IN"/>
+          <w14:ligatures w14:val="none"/>
+        </w:rPr>
+        <w:t>nums</w:t>
+      </w:r>
+      <w:proofErr w:type="spellEnd"/>
+      <w:r>
+        <w:rPr>
+          <w:rFonts w:ascii="Arial" w:eastAsia="Times New Roman" w:hAnsi="Arial" w:cs="Arial"/>
+          <w:color w:val="000000"/>
+          <w:kern w:val="0"/>
+          <w:bdr w:val="single" w:sz="2" w:space="0" w:color="000000" w:frame="1"/>
+          <w:lang w:eastAsia="en-IN"/>
+          <w14:ligatures w14:val="none"/>
+        </w:rPr>
+        <w:t xml:space="preserve">, return an array </w:t>
+      </w:r>
+      <w:r>
+        <w:rPr>
+          <w:rFonts w:ascii="Courier New" w:eastAsia="Times New Roman" w:hAnsi="Courier New" w:cs="Courier New"/>
+          <w:color w:val="000000"/>
+          <w:kern w:val="0"/>
+          <w:sz w:val="20"/>
+          <w:szCs w:val="20"/>
+          <w:bdr w:val="single" w:sz="2" w:space="0" w:color="000000" w:frame="1"/>
+          <w:lang w:eastAsia="en-IN"/>
+          <w14:ligatures w14:val="none"/>
+        </w:rPr>
+        <w:t>answer</w:t>
+      </w:r>
+      <w:r>
+        <w:rPr>
+          <w:rFonts w:ascii="Arial" w:eastAsia="Times New Roman" w:hAnsi="Arial" w:cs="Arial"/>
+          <w:color w:val="000000"/>
+          <w:kern w:val="0"/>
+          <w:bdr w:val="single" w:sz="2" w:space="0" w:color="000000" w:frame="1"/>
+          <w:lang w:eastAsia="en-IN"/>
+          <w14:ligatures w14:val="none"/>
+        </w:rPr>
+        <w:t xml:space="preserve"> such that </w:t>
+      </w:r>
+      <w:r>
+        <w:rPr>
+          <w:rFonts w:ascii="Courier New" w:eastAsia="Times New Roman" w:hAnsi="Courier New" w:cs="Courier New"/>
+          <w:color w:val="000000"/>
+          <w:kern w:val="0"/>
+          <w:sz w:val="20"/>
+          <w:szCs w:val="20"/>
+          <w:bdr w:val="single" w:sz="2" w:space="0" w:color="000000" w:frame="1"/>
+          <w:lang w:eastAsia="en-IN"/>
+          <w14:ligatures w14:val="none"/>
+        </w:rPr>
+        <w:t>answer[</w:t>
+      </w:r>
+      <w:proofErr w:type="spellStart"/>
+      <w:r>
+        <w:rPr>
+          <w:rFonts w:ascii="Courier New" w:eastAsia="Times New Roman" w:hAnsi="Courier New" w:cs="Courier New"/>
+          <w:color w:val="000000"/>
+          <w:kern w:val="0"/>
+          <w:sz w:val="20"/>
+          <w:szCs w:val="20"/>
+          <w:bdr w:val="single" w:sz="2" w:space="0" w:color="000000" w:frame="1"/>
+          <w:lang w:eastAsia="en-IN"/>
+          <w14:ligatures w14:val="none"/>
+        </w:rPr>
+        <w:t>i</w:t>
+      </w:r>
+      <w:proofErr w:type="spellEnd"/>
+      <w:r>
+        <w:rPr>
+          <w:rFonts w:ascii="Courier New" w:eastAsia="Times New Roman" w:hAnsi="Courier New" w:cs="Courier New"/>
+          <w:color w:val="000000"/>
+          <w:kern w:val="0"/>
+          <w:sz w:val="20"/>
+          <w:szCs w:val="20"/>
+          <w:bdr w:val="single" w:sz="2" w:space="0" w:color="000000" w:frame="1"/>
+          <w:lang w:eastAsia="en-IN"/>
+          <w14:ligatures w14:val="none"/>
+        </w:rPr>
+        <w:t>]</w:t>
+      </w:r>
+      <w:r>
+        <w:rPr>
+          <w:rFonts w:ascii="Arial" w:eastAsia="Times New Roman" w:hAnsi="Arial" w:cs="Arial"/>
+          <w:color w:val="000000"/>
+          <w:kern w:val="0"/>
+          <w:bdr w:val="single" w:sz="2" w:space="0" w:color="000000" w:frame="1"/>
+          <w:lang w:eastAsia="en-IN"/>
+          <w14:ligatures w14:val="none"/>
+        </w:rPr>
+        <w:t xml:space="preserve"> is equal to the product of all elements except </w:t>
+      </w:r>
+      <w:proofErr w:type="spellStart"/>
+      <w:r>
+        <w:rPr>
+          <w:rFonts w:ascii="Courier New" w:eastAsia="Times New Roman" w:hAnsi="Courier New" w:cs="Courier New"/>
+          <w:color w:val="000000"/>
+          <w:kern w:val="0"/>
+          <w:sz w:val="20"/>
+          <w:szCs w:val="20"/>
+          <w:bdr w:val="single" w:sz="2" w:space="0" w:color="000000" w:frame="1"/>
+          <w:lang w:eastAsia="en-IN"/>
+          <w14:ligatures w14:val="none"/>
+        </w:rPr>
+        <w:t>nums</w:t>
+      </w:r>
+      <w:proofErr w:type="spellEnd"/>
+      <w:r>
+        <w:rPr>
+          <w:rFonts w:ascii="Courier New" w:eastAsia="Times New Roman" w:hAnsi="Courier New" w:cs="Courier New"/>
+          <w:color w:val="000000"/>
+          <w:kern w:val="0"/>
+          <w:sz w:val="20"/>
+          <w:szCs w:val="20"/>
+          <w:bdr w:val="single" w:sz="2" w:space="0" w:color="000000" w:frame="1"/>
+          <w:lang w:eastAsia="en-IN"/>
+          <w14:ligatures w14:val="none"/>
+        </w:rPr>
+        <w:t>[</w:t>
+      </w:r>
+      <w:proofErr w:type="spellStart"/>
+      <w:r>
+        <w:rPr>
+          <w:rFonts w:ascii="Courier New" w:eastAsia="Times New Roman" w:hAnsi="Courier New" w:cs="Courier New"/>
+          <w:color w:val="000000"/>
+          <w:kern w:val="0"/>
+          <w:sz w:val="20"/>
+          <w:szCs w:val="20"/>
+          <w:bdr w:val="single" w:sz="2" w:space="0" w:color="000000" w:frame="1"/>
+          <w:lang w:eastAsia="en-IN"/>
+          <w14:ligatures w14:val="none"/>
+        </w:rPr>
+        <w:t>i</w:t>
+      </w:r>
+      <w:proofErr w:type="spellEnd"/>
+      <w:r>
+        <w:rPr>
+          <w:rFonts w:ascii="Courier New" w:eastAsia="Times New Roman" w:hAnsi="Courier New" w:cs="Courier New"/>
+          <w:color w:val="000000"/>
+          <w:kern w:val="0"/>
+          <w:sz w:val="20"/>
+          <w:szCs w:val="20"/>
+          <w:bdr w:val="single" w:sz="2" w:space="0" w:color="000000" w:frame="1"/>
+          <w:lang w:eastAsia="en-IN"/>
+          <w14:ligatures w14:val="none"/>
+        </w:rPr>
+        <w:t>]</w:t>
+      </w:r>
+      <w:r>
+        <w:rPr>
+          <w:rFonts w:ascii="Arial" w:eastAsia="Times New Roman" w:hAnsi="Arial" w:cs="Arial"/>
+          <w:color w:val="000000"/>
+          <w:kern w:val="0"/>
+          <w:bdr w:val="single" w:sz="2" w:space="0" w:color="000000" w:frame="1"/>
+          <w:lang w:eastAsia="en-IN"/>
+          <w14:ligatures w14:val="none"/>
+        </w:rPr>
+        <w:t xml:space="preserve"> (no division, O(n) time).</w:t>
+      </w:r>
+    </w:p>
+    <w:p>
+      <w:pPr>
+        <w:pStyle w:val="ListParagraph"/>
+        <w:numPr>
+          <w:ilvl w:val="0"/>
+          <w:numId w:val="2"/>
+        </w:numPr>
+        <w:spacing w:after="0" w:line="240" w:lineRule="auto"/>
+        <w:rPr>
+          <w:rFonts w:ascii="Arial" w:eastAsia="Times New Roman" w:hAnsi="Arial" w:cs="Arial"/>
+          <w:color w:val="000000"/>
+          <w:kern w:val="0"/>
+          <w:lang w:eastAsia="en-IN"/>
+          <w14:ligatures w14:val="none"/>
+        </w:rPr>
+      </w:pPr>
+      <w:r>
+        <w:rPr>
+          <w:rFonts w:ascii="Arial" w:eastAsia="Times New Roman" w:hAnsi="Arial" w:cs="Arial"/>
+          <w:color w:val="000000"/>
+          <w:kern w:val="0"/>
+          <w:lang w:eastAsia="en-IN"/>
+          <w14:ligatures w14:val="none"/>
+        </w:rPr>
+        <w:lastRenderedPageBreak/>
+        <w:t>Find the contiguous subarray with the largest sum and return its sum.</w:t>
+      </w:r>
+    </w:p>
+    <w:p>
+      <w:pPr>
+        <w:pStyle w:val="ListParagraph"/>
+        <w:numPr>
+          <w:ilvl w:val="0"/>
+          <w:numId w:val="2"/>
+        </w:numPr>
+        <w:spacing w:after="0" w:line="240" w:lineRule="auto"/>
+        <w:rPr>
+          <w:rFonts w:ascii="Arial" w:eastAsia="Times New Roman" w:hAnsi="Arial" w:cs="Arial"/>
+          <w:color w:val="000000"/>
+          <w:kern w:val="0"/>
+          <w:lang w:eastAsia="en-IN"/>
+          <w14:ligatures w14:val="none"/>
+        </w:rPr>
+      </w:pPr>
+      <w:r>
+        <w:rPr>
+          <w:rFonts w:ascii="Arial" w:eastAsia="Times New Roman" w:hAnsi="Arial" w:cs="Arial"/>
+          <w:color w:val="000000"/>
+          <w:kern w:val="0"/>
+          <w:bdr w:val="single" w:sz="2" w:space="0" w:color="000000" w:frame="1"/>
+          <w:lang w:eastAsia="en-IN"/>
+          <w14:ligatures w14:val="none"/>
+        </w:rPr>
+        <w:t xml:space="preserve">Given an integer array </w:t>
+      </w:r>
+      <w:proofErr w:type="spellStart"/>
+      <w:r>
+        <w:rPr>
+          <w:rFonts w:ascii="Courier New" w:eastAsia="Times New Roman" w:hAnsi="Courier New" w:cs="Courier New"/>
+          <w:color w:val="000000"/>
+          <w:kern w:val="0"/>
+          <w:sz w:val="20"/>
+          <w:szCs w:val="20"/>
+          <w:bdr w:val="single" w:sz="2" w:space="0" w:color="000000" w:frame="1"/>
+          <w:lang w:eastAsia="en-IN"/>
+          <w14:ligatures w14:val="none"/>
+        </w:rPr>
+        <w:t>nums</w:t>
+      </w:r>
+      <w:proofErr w:type="spellEnd"/>
+      <w:r>
+        <w:rPr>
+          <w:rFonts w:ascii="Arial" w:eastAsia="Times New Roman" w:hAnsi="Arial" w:cs="Arial"/>
+          <w:color w:val="000000"/>
+          <w:kern w:val="0"/>
+          <w:bdr w:val="single" w:sz="2" w:space="0" w:color="000000" w:frame="1"/>
+          <w:lang w:eastAsia="en-IN"/>
+          <w14:ligatures w14:val="none"/>
+        </w:rPr>
+        <w:t>, return all unique triplets that sum to zero.</w:t>
+      </w:r>
+    </w:p>
+    <w:p>
+      <w:pPr>
+        <w:pStyle w:val="ListParagraph"/>
+        <w:numPr>
+          <w:ilvl w:val="0"/>
+          <w:numId w:val="2"/>
+        </w:numPr>
+        <w:spacing w:after="0" w:line="240" w:lineRule="auto"/>
+        <w:rPr>
+          <w:rFonts w:ascii="Arial" w:eastAsia="Times New Roman" w:hAnsi="Arial" w:cs="Arial"/>
+          <w:color w:val="000000"/>
+          <w:kern w:val="0"/>
+          <w:lang w:eastAsia="en-IN"/>
+          <w14:ligatures w14:val="none"/>
+        </w:rPr>
+      </w:pPr>
+      <w:r>
+        <w:rPr>
+          <w:rFonts w:ascii="Arial" w:eastAsia="Times New Roman" w:hAnsi="Arial" w:cs="Arial"/>
+          <w:color w:val="000000"/>
+          <w:kern w:val="0"/>
+          <w:bdr w:val="single" w:sz="2" w:space="0" w:color="000000" w:frame="1"/>
+          <w:lang w:eastAsia="en-IN"/>
+          <w14:ligatures w14:val="none"/>
+        </w:rPr>
+        <w:t xml:space="preserve">Given </w:t>
+      </w:r>
+      <w:proofErr w:type="spellStart"/>
+      <w:r>
+        <w:rPr>
+          <w:rFonts w:ascii="Courier New" w:eastAsia="Times New Roman" w:hAnsi="Courier New" w:cs="Courier New"/>
+          <w:color w:val="000000"/>
+          <w:kern w:val="0"/>
+          <w:sz w:val="20"/>
+          <w:szCs w:val="20"/>
+          <w:bdr w:val="single" w:sz="2" w:space="0" w:color="000000" w:frame="1"/>
+          <w:lang w:eastAsia="en-IN"/>
+          <w14:ligatures w14:val="none"/>
+        </w:rPr>
+        <w:t>n</w:t>
+      </w:r>
+      <w:proofErr w:type="spellEnd"/>
+      <w:r>
+        <w:rPr>
+          <w:rFonts w:ascii="Arial" w:eastAsia="Times New Roman" w:hAnsi="Arial" w:cs="Arial"/>
+          <w:color w:val="000000"/>
+          <w:kern w:val="0"/>
+          <w:bdr w:val="single" w:sz="2" w:space="0" w:color="000000" w:frame="1"/>
+          <w:lang w:eastAsia="en-IN"/>
+          <w14:ligatures w14:val="none"/>
+        </w:rPr>
+        <w:t xml:space="preserve"> non-negative integers representing vertical lines, find two lines that form a container with the most water.</w:t>
+      </w:r>
+    </w:p>
+    <w:p>
+      <w:pPr>
+        <w:pStyle w:val="ListParagraph"/>
+        <w:numPr>
+          <w:ilvl w:val="0"/>
+          <w:numId w:val="2"/>
+        </w:numPr>
+        <w:spacing w:after="0" w:line="240" w:lineRule="auto"/>
+        <w:rPr>
+          <w:rFonts w:ascii="Arial" w:eastAsia="Times New Roman" w:hAnsi="Arial" w:cs="Arial"/>
+          <w:color w:val="000000"/>
+          <w:kern w:val="0"/>
+          <w:lang w:eastAsia="en-IN"/>
+          <w14:ligatures w14:val="none"/>
+        </w:rPr>
+      </w:pPr>
+      <w:r>
+        <w:rPr>
+          <w:rFonts w:ascii="Arial" w:eastAsia="Times New Roman" w:hAnsi="Arial" w:cs="Arial"/>
+          <w:color w:val="000000"/>
+          <w:kern w:val="0"/>
+          <w:bdr w:val="single" w:sz="2" w:space="0" w:color="000000" w:frame="1"/>
+          <w:lang w:eastAsia="en-IN"/>
+          <w14:ligatures w14:val="none"/>
+        </w:rPr>
+        <w:t xml:space="preserve">Rotate an array to the right by </w:t>
+      </w:r>
+      <w:r>
+        <w:rPr>
+          <w:rFonts w:ascii="Courier New" w:eastAsia="Times New Roman" w:hAnsi="Courier New" w:cs="Courier New"/>
+          <w:color w:val="000000"/>
+          <w:kern w:val="0"/>
+          <w:sz w:val="20"/>
+          <w:szCs w:val="20"/>
+          <w:bdr w:val="single" w:sz="2" w:space="0" w:color="000000" w:frame="1"/>
+          <w:lang w:eastAsia="en-IN"/>
+          <w14:ligatures w14:val="none"/>
+        </w:rPr>
+        <w:t>k</w:t>
+      </w:r>
+      <w:r>
+        <w:rPr>
+          <w:rFonts w:ascii="Arial" w:eastAsia="Times New Roman" w:hAnsi="Arial" w:cs="Arial"/>
+          <w:color w:val="000000"/>
+          <w:kern w:val="0"/>
+          <w:bdr w:val="single" w:sz="2" w:space="0" w:color="000000" w:frame="1"/>
+          <w:lang w:eastAsia="en-IN"/>
+          <w14:ligatures w14:val="none"/>
+        </w:rPr>
+        <w:t xml:space="preserve"> steps (in-place, O(1) extra space).</w:t>
+      </w:r>
+    </w:p>
+    <w:p>
+      <w:pPr>
+        <w:pStyle w:val="ListParagraph"/>
+        <w:numPr>
+          <w:ilvl w:val="0"/>
+          <w:numId w:val="2"/>
+        </w:numPr>
+        <w:spacing w:after="0" w:line="240" w:lineRule="auto"/>
+        <w:rPr>
+          <w:rFonts w:ascii="Arial" w:eastAsia="Times New Roman" w:hAnsi="Arial" w:cs="Arial"/>
+          <w:color w:val="000000"/>
+          <w:kern w:val="0"/>
+          <w:lang w:eastAsia="en-IN"/>
+          <w14:ligatures w14:val="none"/>
+        </w:rPr>
+      </w:pPr>
+      <w:r>
+        <w:rPr>
+          <w:rFonts w:ascii="Arial" w:eastAsia="Times New Roman" w:hAnsi="Arial" w:cs="Arial"/>
+          <w:color w:val="000000"/>
+          <w:kern w:val="0"/>
+          <w:bdr w:val="single" w:sz="2" w:space="0" w:color="000000" w:frame="1"/>
+          <w:lang w:eastAsia="en-IN"/>
+          <w14:ligatures w14:val="none"/>
+        </w:rPr>
+        <w:t xml:space="preserve">Merge </w:t>
+      </w:r>
+      <w:r>
+        <w:rPr>
+          <w:rFonts w:ascii="Courier New" w:eastAsia="Times New Roman" w:hAnsi="Courier New" w:cs="Courier New"/>
+          <w:color w:val="000000"/>
+          <w:kern w:val="0"/>
+          <w:sz w:val="20"/>
+          <w:szCs w:val="20"/>
+          <w:bdr w:val="single" w:sz="2" w:space="0" w:color="000000" w:frame="1"/>
+          <w:lang w:eastAsia="en-IN"/>
+          <w14:ligatures w14:val="none"/>
+        </w:rPr>
+        <w:t>nums2</w:t>
+      </w:r>
+      <w:r>
+        <w:rPr>
+          <w:rFonts w:ascii="Arial" w:eastAsia="Times New Roman" w:hAnsi="Arial" w:cs="Arial"/>
+          <w:color w:val="000000"/>
+          <w:kern w:val="0"/>
+          <w:bdr w:val="single" w:sz="2" w:space="0" w:color="000000" w:frame="1"/>
+          <w:lang w:eastAsia="en-IN"/>
+          <w14:ligatures w14:val="none"/>
+        </w:rPr>
+        <w:t xml:space="preserve"> into </w:t>
+      </w:r>
+      <w:r>
+        <w:rPr>
+          <w:rFonts w:ascii="Courier New" w:eastAsia="Times New Roman" w:hAnsi="Courier New" w:cs="Courier New"/>
+          <w:color w:val="000000"/>
+          <w:kern w:val="0"/>
+          <w:sz w:val="20"/>
+          <w:szCs w:val="20"/>
+          <w:bdr w:val="single" w:sz="2" w:space="0" w:color="000000" w:frame="1"/>
+          <w:lang w:eastAsia="en-IN"/>
+          <w14:ligatures w14:val="none"/>
+        </w:rPr>
+        <w:t>nums1</w:t>
+      </w:r>
+      <w:r>
+        <w:rPr>
+          <w:rFonts w:ascii="Arial" w:eastAsia="Times New Roman" w:hAnsi="Arial" w:cs="Arial"/>
+          <w:color w:val="000000"/>
+          <w:kern w:val="0"/>
+          <w:bdr w:val="single" w:sz="2" w:space="0" w:color="000000" w:frame="1"/>
+          <w:lang w:eastAsia="en-IN"/>
+          <w14:ligatures w14:val="none"/>
+        </w:rPr>
+        <w:t xml:space="preserve"> as one sorted array (in-place).</w:t>
+      </w:r>
+    </w:p>
+    <w:p>
+      <w:pPr>
+        <w:pStyle w:val="ListParagraph"/>
+        <w:numPr>
+          <w:ilvl w:val="0"/>
+          <w:numId w:val="2"/>
+        </w:numPr>
+        <w:spacing w:after="0" w:line="240" w:lineRule="auto"/>
+        <w:rPr>
+          <w:rFonts w:ascii="Arial" w:eastAsia="Times New Roman" w:hAnsi="Arial" w:cs="Arial"/>
+          <w:color w:val="000000"/>
+          <w:kern w:val="0"/>
+          <w:lang w:eastAsia="en-IN"/>
+          <w14:ligatures w14:val="none"/>
+        </w:rPr>
+      </w:pPr>
+      <w:r>
+        <w:rPr>
+          <w:rFonts w:ascii="Arial" w:eastAsia="Times New Roman" w:hAnsi="Arial" w:cs="Arial"/>
+          <w:color w:val="000000"/>
+          <w:kern w:val="0"/>
+          <w:bdr w:val="single" w:sz="2" w:space="0" w:color="000000" w:frame="1"/>
+          <w:lang w:eastAsia="en-IN"/>
+          <w14:ligatures w14:val="none"/>
+        </w:rPr>
+        <w:t xml:space="preserve">Given an unsorted array of integers </w:t>
+      </w:r>
+      <w:proofErr w:type="spellStart"/>
+      <w:r>
+        <w:rPr>
+          <w:rFonts w:ascii="Courier New" w:eastAsia="Times New Roman" w:hAnsi="Courier New" w:cs="Courier New"/>
+          <w:color w:val="000000"/>
+          <w:kern w:val="0"/>
+          <w:sz w:val="20"/>
+          <w:szCs w:val="20"/>
+          <w:bdr w:val="single" w:sz="2" w:space="0" w:color="000000" w:frame="1"/>
+          <w:lang w:eastAsia="en-IN"/>
+          <w14:ligatures w14:val="none"/>
+        </w:rPr>
+        <w:t>nums</w:t>
+      </w:r>
+      <w:proofErr w:type="spellEnd"/>
+      <w:r>
+        <w:rPr>
+          <w:rFonts w:ascii="Arial" w:eastAsia="Times New Roman" w:hAnsi="Arial" w:cs="Arial"/>
+          <w:color w:val="000000"/>
+          <w:kern w:val="0"/>
+          <w:bdr w:val="single" w:sz="2" w:space="0" w:color="000000" w:frame="1"/>
+          <w:lang w:eastAsia="en-IN"/>
+          <w14:ligatures w14:val="none"/>
+        </w:rPr>
+        <w:t>, return the length of the longest consecutive elements sequence (O(n) time).</w:t>
+      </w:r>
+    </w:p>
+    <w:p>
+      <w:pPr>
+        <w:pStyle w:val="ListParagraph"/>
+        <w:numPr>
+          <w:ilvl w:val="0"/>
+          <w:numId w:val="2"/>
+        </w:numPr>
+        <w:spacing w:after="0" w:line="240" w:lineRule="auto"/>
+        <w:rPr>
+          <w:rFonts w:ascii="Arial" w:eastAsia="Times New Roman" w:hAnsi="Arial" w:cs="Arial"/>
+          <w:color w:val="000000"/>
+          <w:kern w:val="0"/>
+          <w:lang w:eastAsia="en-IN"/>
+          <w14:ligatures w14:val="none"/>
+        </w:rPr>
+      </w:pPr>
+      <w:r>
+        <w:rPr>
+          <w:rFonts w:ascii="Arial" w:eastAsia="Times New Roman" w:hAnsi="Arial" w:cs="Arial"/>
+          <w:color w:val="000000"/>
+          <w:kern w:val="0"/>
+          <w:bdr w:val="single" w:sz="2" w:space="0" w:color="000000" w:frame="1"/>
+          <w:lang w:eastAsia="en-IN"/>
+          <w14:ligatures w14:val="none"/>
+        </w:rPr>
+        <w:t xml:space="preserve">Given </w:t>
+      </w:r>
+      <w:proofErr w:type="spellStart"/>
+      <w:r>
+        <w:rPr>
+          <w:rFonts w:ascii="Courier New" w:eastAsia="Times New Roman" w:hAnsi="Courier New" w:cs="Courier New"/>
+          <w:color w:val="000000"/>
+          <w:kern w:val="0"/>
+          <w:sz w:val="20"/>
+          <w:szCs w:val="20"/>
+          <w:bdr w:val="single" w:sz="2" w:space="0" w:color="000000" w:frame="1"/>
+          <w:lang w:eastAsia="en-IN"/>
+          <w14:ligatures w14:val="none"/>
+        </w:rPr>
+        <w:t>n</w:t>
+      </w:r>
+      <w:proofErr w:type="spellEnd"/>
+      <w:r>
+        <w:rPr>
+          <w:rFonts w:ascii="Arial" w:eastAsia="Times New Roman" w:hAnsi="Arial" w:cs="Arial"/>
+          <w:color w:val="000000"/>
+          <w:kern w:val="0"/>
+          <w:bdr w:val="single" w:sz="2" w:space="0" w:color="000000" w:frame="1"/>
+          <w:lang w:eastAsia="en-IN"/>
+          <w14:ligatures w14:val="none"/>
+        </w:rPr>
+        <w:t xml:space="preserve"> non-negative integers representing elevation map, compute how much water it can trap after raining.</w:t>
+      </w:r>
+    </w:p>
+    <w:p>
+      <w:pPr>
+        <w:pStyle w:val="ListParagraph"/>
+        <w:numPr>
+          <w:ilvl w:val="0"/>
+          <w:numId w:val="2"/>
+        </w:numPr>
+        <w:spacing w:after="0" w:line="240" w:lineRule="auto"/>
+        <w:rPr>
+          <w:rFonts w:ascii="Arial" w:eastAsia="Times New Roman" w:hAnsi="Arial" w:cs="Arial"/>
+          <w:color w:val="000000"/>
+          <w:kern w:val="0"/>
+          <w:lang w:eastAsia="en-IN"/>
+          <w14:ligatures w14:val="none"/>
+        </w:rPr>
+      </w:pPr>
+      <w:r>
+        <w:rPr>
+          <w:rFonts w:ascii="Arial" w:eastAsia="Times New Roman" w:hAnsi="Arial" w:cs="Arial"/>
+          <w:color w:val="000000"/>
+          <w:kern w:val="0"/>
+          <w:bdr w:val="single" w:sz="2" w:space="0" w:color="000000" w:frame="1"/>
+          <w:lang w:eastAsia="en-IN"/>
+          <w14:ligatures w14:val="none"/>
+        </w:rPr>
+        <w:t xml:space="preserve">Given an unsorted integer array </w:t>
+      </w:r>
+      <w:proofErr w:type="spellStart"/>
+      <w:r>
+        <w:rPr>
+          <w:rFonts w:ascii="Courier New" w:eastAsia="Times New Roman" w:hAnsi="Courier New" w:cs="Courier New"/>
+          <w:color w:val="000000"/>
+          <w:kern w:val="0"/>
+          <w:sz w:val="20"/>
+          <w:szCs w:val="20"/>
+          <w:bdr w:val="single" w:sz="2" w:space="0" w:color="000000" w:frame="1"/>
+          <w:lang w:eastAsia="en-IN"/>
+          <w14:ligatures w14:val="none"/>
+        </w:rPr>
+        <w:t>nums</w:t>
+      </w:r>
+      <w:proofErr w:type="spellEnd"/>
+      <w:r>
+        <w:rPr>
+          <w:rFonts w:ascii="Arial" w:eastAsia="Times New Roman" w:hAnsi="Arial" w:cs="Arial"/>
+          <w:color w:val="000000"/>
+          <w:kern w:val="0"/>
+          <w:bdr w:val="single" w:sz="2" w:space="0" w:color="000000" w:frame="1"/>
+          <w:lang w:eastAsia="en-IN"/>
+          <w14:ligatures w14:val="none"/>
+        </w:rPr>
+        <w:t>, return the smallest missing positive integer (O(n) time, O(1) extra space).</w:t>
+      </w:r>
+    </w:p>
+    <w:p>
+      <w:pPr>
+        <w:pStyle w:val="ListParagraph"/>
+        <w:numPr>
+          <w:ilvl w:val="0"/>
+          <w:numId w:val="2"/>
+        </w:numPr>
+        <w:spacing w:after="0" w:line="240" w:lineRule="auto"/>
+        <w:rPr>
+          <w:rFonts w:ascii="Arial" w:eastAsia="Times New Roman" w:hAnsi="Arial" w:cs="Arial"/>
+          <w:color w:val="000000"/>
+          <w:kern w:val="0"/>
+          <w:lang w:eastAsia="en-IN"/>
+          <w14:ligatures w14:val="none"/>
+        </w:rPr>
+      </w:pPr>
+      <w:r>
+        <w:rPr>
+          <w:rFonts w:ascii="Arial" w:eastAsia="Times New Roman" w:hAnsi="Arial" w:cs="Arial"/>
+          <w:color w:val="000000"/>
+          <w:kern w:val="0"/>
+          <w:bdr w:val="single" w:sz="2" w:space="0" w:color="000000" w:frame="1"/>
+          <w:lang w:eastAsia="en-IN"/>
+          <w14:ligatures w14:val="none"/>
+        </w:rPr>
+        <w:t xml:space="preserve">Given two sorted arrays </w:t>
+      </w:r>
+      <w:r>
+        <w:rPr>
+          <w:rFonts w:ascii="Courier New" w:eastAsia="Times New Roman" w:hAnsi="Courier New" w:cs="Courier New"/>
+          <w:color w:val="000000"/>
+          <w:kern w:val="0"/>
+          <w:sz w:val="20"/>
+          <w:szCs w:val="20"/>
+          <w:bdr w:val="single" w:sz="2" w:space="0" w:color="000000" w:frame="1"/>
+          <w:lang w:eastAsia="en-IN"/>
+          <w14:ligatures w14:val="none"/>
+        </w:rPr>
+        <w:t>nums1</w:t>
+      </w:r>
+      <w:r>
+        <w:rPr>
+          <w:rFonts w:ascii="Arial" w:eastAsia="Times New Roman" w:hAnsi="Arial" w:cs="Arial"/>
+          <w:color w:val="000000"/>
+          <w:kern w:val="0"/>
+          <w:bdr w:val="single" w:sz="2" w:space="0" w:color="000000" w:frame="1"/>
+          <w:lang w:eastAsia="en-IN"/>
+          <w14:ligatures w14:val="none"/>
+        </w:rPr>
+        <w:t xml:space="preserve"> and </w:t>
+      </w:r>
+      <w:r>
+        <w:rPr>
+          <w:rFonts w:ascii="Courier New" w:eastAsia="Times New Roman" w:hAnsi="Courier New" w:cs="Courier New"/>
+          <w:color w:val="000000"/>
+          <w:kern w:val="0"/>
+          <w:sz w:val="20"/>
+          <w:szCs w:val="20"/>
+          <w:bdr w:val="single" w:sz="2" w:space="0" w:color="000000" w:frame="1"/>
+          <w:lang w:eastAsia="en-IN"/>
+          <w14:ligatures w14:val="none"/>
+        </w:rPr>
+        <w:t>nums2</w:t>
+      </w:r>
+      <w:r>
+        <w:rPr>
+          <w:rFonts w:ascii="Arial" w:eastAsia="Times New Roman" w:hAnsi="Arial" w:cs="Arial"/>
+          <w:color w:val="000000"/>
+          <w:kern w:val="0"/>
+          <w:bdr w:val="single" w:sz="2" w:space="0" w:color="000000" w:frame="1"/>
+          <w:lang w:eastAsia="en-IN"/>
+          <w14:ligatures w14:val="none"/>
+        </w:rPr>
+        <w:t xml:space="preserve"> of size m and n, return the median of the two sorted arrays (O(log(min(</w:t>
+      </w:r>
+      <w:proofErr w:type="spellStart"/>
+      <w:r>
+        <w:rPr>
+          <w:rFonts w:ascii="Arial" w:eastAsia="Times New Roman" w:hAnsi="Arial" w:cs="Arial"/>
+          <w:color w:val="000000"/>
+          <w:kern w:val="0"/>
+          <w:bdr w:val="single" w:sz="2" w:space="0" w:color="000000" w:frame="1"/>
+          <w:lang w:eastAsia="en-IN"/>
+          <w14:ligatures w14:val="none"/>
+        </w:rPr>
+        <w:t>m,n</w:t>
+      </w:r>
+      <w:proofErr w:type="spellEnd"/>
+      <w:r>
+        <w:rPr>
+          <w:rFonts w:ascii="Arial" w:eastAsia="Times New Roman" w:hAnsi="Arial" w:cs="Arial"/>
+          <w:color w:val="000000"/>
+          <w:kern w:val="0"/>
+          <w:bdr w:val="single" w:sz="2" w:space="0" w:color="000000" w:frame="1"/>
+          <w:lang w:eastAsia="en-IN"/>
+          <w14:ligatures w14:val="none"/>
+        </w:rPr>
+        <w:t>))) time).</w:t>
+      </w:r>
+    </w:p>
+    <w:p>
+      <w:pPr>
+        <w:pStyle w:val="ListParagraph"/>
+        <w:numPr>
+          <w:ilvl w:val="0"/>
+          <w:numId w:val="2"/>
+        </w:numPr>
+        <w:spacing w:after="0" w:line="240" w:lineRule="auto"/>
+        <w:rPr>
+          <w:rFonts w:ascii="Arial" w:eastAsia="Times New Roman" w:hAnsi="Arial" w:cs="Arial"/>
+          <w:color w:val="000000"/>
+          <w:kern w:val="0"/>
+          <w:lang w:eastAsia="en-IN"/>
+          <w14:ligatures w14:val="none"/>
+        </w:rPr>
+      </w:pPr>
+      <w:r>
+        <w:rPr>
+          <w:rFonts w:ascii="Arial" w:eastAsia="Times New Roman" w:hAnsi="Arial" w:cs="Arial"/>
+          <w:color w:val="000000"/>
+          <w:kern w:val="0"/>
+          <w:bdr w:val="single" w:sz="2" w:space="0" w:color="000000" w:frame="1"/>
+          <w:lang w:eastAsia="en-IN"/>
+          <w14:ligatures w14:val="none"/>
+        </w:rPr>
+        <w:t xml:space="preserve">Given an array of integers </w:t>
+      </w:r>
+      <w:proofErr w:type="spellStart"/>
+      <w:r>
+        <w:rPr>
+          <w:rFonts w:ascii="Courier New" w:eastAsia="Times New Roman" w:hAnsi="Courier New" w:cs="Courier New"/>
+          <w:color w:val="000000"/>
+          <w:kern w:val="0"/>
+          <w:sz w:val="20"/>
+          <w:szCs w:val="20"/>
+          <w:bdr w:val="single" w:sz="2" w:space="0" w:color="000000" w:frame="1"/>
+          <w:lang w:eastAsia="en-IN"/>
+          <w14:ligatures w14:val="none"/>
+        </w:rPr>
+        <w:t>nums</w:t>
+      </w:r>
+      <w:proofErr w:type="spellEnd"/>
+      <w:r>
+        <w:rPr>
+          <w:rFonts w:ascii="Arial" w:eastAsia="Times New Roman" w:hAnsi="Arial" w:cs="Arial"/>
+          <w:color w:val="000000"/>
+          <w:kern w:val="0"/>
+          <w:bdr w:val="single" w:sz="2" w:space="0" w:color="000000" w:frame="1"/>
+          <w:lang w:eastAsia="en-IN"/>
+          <w14:ligatures w14:val="none"/>
+        </w:rPr>
+        <w:t xml:space="preserve"> and an integer </w:t>
+      </w:r>
+      <w:r>
+        <w:rPr>
+          <w:rFonts w:ascii="Courier New" w:eastAsia="Times New Roman" w:hAnsi="Courier New" w:cs="Courier New"/>
+          <w:color w:val="000000"/>
+          <w:kern w:val="0"/>
+          <w:sz w:val="20"/>
+          <w:szCs w:val="20"/>
+          <w:bdr w:val="single" w:sz="2" w:space="0" w:color="000000" w:frame="1"/>
+          <w:lang w:eastAsia="en-IN"/>
+          <w14:ligatures w14:val="none"/>
+        </w:rPr>
+        <w:t>k</w:t>
+      </w:r>
+      <w:r>
+        <w:rPr>
+          <w:rFonts w:ascii="Arial" w:eastAsia="Times New Roman" w:hAnsi="Arial" w:cs="Arial"/>
+          <w:color w:val="000000"/>
+          <w:kern w:val="0"/>
+          <w:bdr w:val="single" w:sz="2" w:space="0" w:color="000000" w:frame="1"/>
+          <w:lang w:eastAsia="en-IN"/>
+          <w14:ligatures w14:val="none"/>
+        </w:rPr>
+        <w:t xml:space="preserve">, return the total number of subarrays whose sum equals </w:t>
+      </w:r>
+      <w:r>
+        <w:rPr>
+          <w:rFonts w:ascii="Courier New" w:eastAsia="Times New Roman" w:hAnsi="Courier New" w:cs="Courier New"/>
+          <w:color w:val="000000"/>
+          <w:kern w:val="0"/>
+          <w:sz w:val="20"/>
+          <w:szCs w:val="20"/>
+          <w:bdr w:val="single" w:sz="2" w:space="0" w:color="000000" w:frame="1"/>
+          <w:lang w:eastAsia="en-IN"/>
+          <w14:ligatures w14:val="none"/>
+        </w:rPr>
+        <w:t>k</w:t>
+      </w:r>
+      <w:r>
+        <w:rPr>
+          <w:rFonts w:ascii="Arial" w:eastAsia="Times New Roman" w:hAnsi="Arial" w:cs="Arial"/>
+          <w:color w:val="000000"/>
+          <w:kern w:val="0"/>
+          <w:bdr w:val="single" w:sz="2" w:space="0" w:color="000000" w:frame="1"/>
+          <w:lang w:eastAsia="en-IN"/>
+          <w14:ligatures w14:val="none"/>
+        </w:rPr>
+        <w:t>.</w:t>
+      </w:r>
+    </w:p>
+    <w:p>
+      <w:pPr>
+        <w:pStyle w:val="ListParagraph"/>
+        <w:numPr>
+          <w:ilvl w:val="0"/>
+          <w:numId w:val="2"/>
+        </w:numPr>
+        <w:spacing w:after="0" w:line="240" w:lineRule="auto"/>
+        <w:rPr>
+          <w:rFonts w:ascii="Arial" w:eastAsia="Times New Roman" w:hAnsi="Arial" w:cs="Arial"/>
+          <w:color w:val="000000"/>
+          <w:kern w:val="0"/>
+          <w:lang w:eastAsia="en-IN"/>
+          <w14:ligatures w14:val="none"/>
+        </w:rPr>
+      </w:pPr>
+      <w:r>
+        <w:rPr>
+          <w:rFonts w:ascii="Arial" w:eastAsia="Times New Roman" w:hAnsi="Arial" w:cs="Arial"/>
+          <w:color w:val="000000"/>
+          <w:kern w:val="0"/>
+          <w:lang w:eastAsia="en-IN"/>
+          <w14:ligatures w14:val="none"/>
+        </w:rPr>
+        <w:t>Sort an array of 0s, 1s, and 2s in one pass (in-place).</w:t>
+      </w:r>
+    </w:p>
+    <w:p>
+      <w:pPr>
+        <w:pStyle w:val="ListParagraph"/>
+        <w:spacing w:after="0" w:line="240" w:lineRule="auto"/>
+        <w:rPr>
+          <w:rFonts w:ascii="Arial" w:eastAsia="Times New Roman" w:hAnsi="Arial" w:cs="Arial"/>
+          <w:b/>
+          <w:bCs/>
+          <w:color w:val="000000"/>
+          <w:kern w:val="0"/>
+          <w:lang w:eastAsia="en-IN"/>
+          <w14:ligatures w14:val="none"/>
+        </w:rPr>
+      </w:pPr>
+    </w:p>
+    <w:p>
+      <w:pPr>
+        <w:pStyle w:val="ListParagraph"/>
+        <w:rPr>
+          <w:rFonts w:ascii="Arial" w:eastAsia="Times New Roman" w:hAnsi="Arial" w:cs="Arial"/>
+          <w:b/>
+          <w:bCs/>
+          <w:color w:val="000000"/>
+          <w:kern w:val="0"/>
+          <w:lang w:eastAsia="en-IN"/>
+          <w14:ligatures w14:val="none"/>
+        </w:rPr>
+      </w:pPr>
+      <w:r>
+        <w:rPr>
+          <w:rFonts w:ascii="Arial" w:eastAsia="Times New Roman" w:hAnsi="Arial" w:cs="Arial"/>
+          <w:b/>
+          <w:bCs/>
+          <w:color w:val="000000"/>
+          <w:kern w:val="0"/>
+          <w:lang w:eastAsia="en-IN"/>
+          <w14:ligatures w14:val="none"/>
+        </w:rPr>
+        <w:t>Real-world backend / OMS examples where arrays win:</w:t>
+      </w:r>
+    </w:p>
+    <w:p>
+      <w:pPr>
+        <w:pStyle w:val="ListParagraph"/>
+        <w:numPr>
+          <w:ilvl w:val="0"/>
+          <w:numId w:val="3"/>
+        </w:numPr>
+        <w:spacing w:after="0" w:line="240" w:lineRule="auto"/>
+        <w:rPr>
+          <w:rFonts w:ascii="Arial" w:eastAsia="Times New Roman" w:hAnsi="Arial" w:cs="Arial"/>
+          <w:color w:val="000000"/>
+          <w:kern w:val="0"/>
+          <w:lang w:eastAsia="en-IN"/>
+          <w14:ligatures w14:val="none"/>
+        </w:rPr>
+      </w:pPr>
+      <w:r>
+        <w:rPr>
+          <w:rFonts w:ascii="Arial" w:eastAsia="Times New Roman" w:hAnsi="Arial" w:cs="Arial"/>
+          <w:color w:val="000000"/>
+          <w:kern w:val="0"/>
+          <w:lang w:eastAsia="en-IN"/>
+          <w14:ligatures w14:val="none"/>
+        </w:rPr>
+        <w:t>Storing daily order counts per hour (24 slots → array of 24 longs)</w:t>
+      </w:r>
+    </w:p>
+    <w:p>
+      <w:pPr>
+        <w:pStyle w:val="ListParagraph"/>
+        <w:numPr>
+          <w:ilvl w:val="0"/>
+          <w:numId w:val="3"/>
+        </w:numPr>
+        <w:spacing w:after="0" w:line="240" w:lineRule="auto"/>
+        <w:rPr>
+          <w:rFonts w:ascii="Arial" w:eastAsia="Times New Roman" w:hAnsi="Arial" w:cs="Arial"/>
+          <w:color w:val="000000"/>
+          <w:kern w:val="0"/>
+          <w:lang w:eastAsia="en-IN"/>
+          <w14:ligatures w14:val="none"/>
+        </w:rPr>
+      </w:pPr>
+      <w:r>
+        <w:rPr>
+          <w:rFonts w:ascii="Arial" w:eastAsia="Times New Roman" w:hAnsi="Arial" w:cs="Arial"/>
+          <w:color w:val="000000"/>
+          <w:kern w:val="0"/>
+          <w:lang w:eastAsia="en-IN"/>
+          <w14:ligatures w14:val="none"/>
+        </w:rPr>
+        <w:t>Keeping last 100 prices of a product for price history chart</w:t>
+      </w:r>
+    </w:p>
+    <w:p>
+      <w:pPr>
+        <w:pStyle w:val="ListParagraph"/>
+        <w:numPr>
+          <w:ilvl w:val="0"/>
+          <w:numId w:val="3"/>
+        </w:numPr>
+        <w:spacing w:after="0" w:line="240" w:lineRule="auto"/>
+        <w:rPr>
+          <w:rFonts w:ascii="Arial" w:eastAsia="Times New Roman" w:hAnsi="Arial" w:cs="Arial"/>
+          <w:color w:val="000000"/>
+          <w:kern w:val="0"/>
+          <w:lang w:eastAsia="en-IN"/>
+          <w14:ligatures w14:val="none"/>
+        </w:rPr>
+      </w:pPr>
+      <w:r>
+        <w:rPr>
+          <w:rFonts w:ascii="Arial" w:eastAsia="Times New Roman" w:hAnsi="Arial" w:cs="Arial"/>
+          <w:color w:val="000000"/>
+          <w:kern w:val="0"/>
+          <w:lang w:eastAsia="en-IN"/>
+          <w14:ligatures w14:val="none"/>
+        </w:rPr>
+        <w:t>Batch processing fixed-size chunks (e.g., 1000 orders per Kafka batch)</w:t>
+      </w:r>
+    </w:p>
+    <w:p>
+      <w:pPr>
+        <w:pStyle w:val="ListParagraph"/>
+        <w:numPr>
+          <w:ilvl w:val="0"/>
+          <w:numId w:val="3"/>
+        </w:numPr>
+        <w:spacing w:after="0" w:line="240" w:lineRule="auto"/>
+        <w:rPr>
+          <w:rFonts w:ascii="Arial" w:eastAsia="Times New Roman" w:hAnsi="Arial" w:cs="Arial"/>
+          <w:b/>
+          <w:bCs/>
+          <w:color w:val="000000"/>
+          <w:kern w:val="0"/>
+          <w:lang w:eastAsia="en-IN"/>
+          <w14:ligatures w14:val="none"/>
+        </w:rPr>
+      </w:pPr>
     </w:p>
     <w:p/>
     <w:sectPr>
@@ -707,6 +2189,119 @@
 <file path=word/numbering.xml><?xml version="1.0" encoding="utf-8"?>
 <w:numbering xmlns:wpc="http://schemas.microsoft.com/office/word/2010/wordprocessingCanvas" xmlns:cx="http://schemas.microsoft.com/office/drawing/2014/chartex" xmlns:cx1="http://schemas.microsoft.com/office/drawing/2015/9/8/chartex" xmlns:cx2="http://schemas.microsoft.com/office/drawing/2015/10/21/chartex" xmlns:cx3="http://schemas.microsoft.com/office/drawing/2016/5/9/chartex" xmlns:cx4="http://schemas.microsoft.com/office/drawing/2016/5/10/chartex" xmlns:cx5="http://schemas.microsoft.com/office/drawing/2016/5/11/chartex" xmlns:cx6="http://schemas.microsoft.com/office/drawing/2016/5/12/chartex" xmlns:cx7="http://schemas.microsoft.com/office/drawing/2016/5/13/chartex" xmlns:cx8="http://schemas.microsoft.com/office/drawing/2016/5/14/chartex" xmlns:mc="http://schemas.openxmlformats.org/markup-compatibility/2006" xmlns:aink="http://schemas.microsoft.com/office/drawing/2016/ink" xmlns:am3d="http://schemas.microsoft.com/office/drawing/2017/model3d" xmlns:o="urn:schemas-microsoft-com:office:office" xmlns:oel="http://schemas.microsoft.com/office/2019/extlst" xmlns:r="http://schemas.openxmlformats.org/officeDocument/2006/relationships" xmlns:m="http://schemas.openxmlformats.org/officeDocument/2006/math" xmlns:v="urn:schemas-microsoft-com:vml" xmlns:wp14="http://schemas.microsoft.com/office/word/2010/wordprocessingDrawing" xmlns:wp="http://schemas.openxmlformats.org/drawingml/2006/wordprocessingDrawing" xmlns:w10="urn:schemas-microsoft-com:office:word" xmlns:w="http://schemas.openxmlformats.org/wordprocessingml/2006/main" xmlns:w14="http://schemas.microsoft.com/office/word/2010/wordml" xmlns:w15="http://schemas.microsoft.com/office/word/2012/wordml" xmlns:w16cex="http://schemas.microsoft.com/office/word/2018/wordml/cex" xmlns:w16cid="http://schemas.microsoft.com/office/word/2016/wordml/cid" xmlns:w16="http://schemas.microsoft.com/office/word/2018/wordml" xmlns:w16du="http://schemas.microsoft.com/office/word/2023/wordml/word16du" xmlns:w16sdtdh="http://schemas.microsoft.com/office/word/2020/wordml/sdtdatahash" xmlns:w16sdtfl="http://schemas.microsoft.com/office/word/2024/wordml/sdtformatlock" xmlns:w16se="http://schemas.microsoft.com/office/word/2015/wordml/symex" xmlns:wpg="http://schemas.microsoft.com/office/word/2010/wordprocessingGroup" xmlns:wpi="http://schemas.microsoft.com/office/word/2010/wordprocessingInk" xmlns:wne="http://schemas.microsoft.com/office/word/2006/wordml" xmlns:wps="http://schemas.microsoft.com/office/word/2010/wordprocessingShape" mc:Ignorable="w14 w15 w16se w16cid w16 w16cex w16sdtdh w16sdtfl w16du wp14">
   <w:abstractNum w:abstractNumId="0" w15:restartNumberingAfterBreak="0">
+    <w:nsid w:val="2D0A0244"/>
+    <w:multiLevelType w:val="hybridMultilevel"/>
+    <w:tmpl w:val="1A184BE2"/>
+    <w:lvl w:ilvl="0" w:tplc="40090001">
+      <w:start w:val="1"/>
+      <w:numFmt w:val="bullet"/>
+      <w:lvlText w:val=""/>
+      <w:lvlJc w:val="left"/>
+      <w:pPr>
+        <w:ind w:left="1440" w:hanging="360"/>
+      </w:pPr>
+      <w:rPr>
+        <w:rFonts w:ascii="Symbol" w:hAnsi="Symbol" w:hint="default"/>
+      </w:rPr>
+    </w:lvl>
+    <w:lvl w:ilvl="1" w:tplc="40090003" w:tentative="1">
+      <w:start w:val="1"/>
+      <w:numFmt w:val="bullet"/>
+      <w:lvlText w:val="o"/>
+      <w:lvlJc w:val="left"/>
+      <w:pPr>
+        <w:ind w:left="2160" w:hanging="360"/>
+      </w:pPr>
+      <w:rPr>
+        <w:rFonts w:ascii="Courier New" w:hAnsi="Courier New" w:cs="Courier New" w:hint="default"/>
+      </w:rPr>
+    </w:lvl>
+    <w:lvl w:ilvl="2" w:tplc="40090005" w:tentative="1">
+      <w:start w:val="1"/>
+      <w:numFmt w:val="bullet"/>
+      <w:lvlText w:val=""/>
+      <w:lvlJc w:val="left"/>
+      <w:pPr>
+        <w:ind w:left="2880" w:hanging="360"/>
+      </w:pPr>
+      <w:rPr>
+        <w:rFonts w:ascii="Wingdings" w:hAnsi="Wingdings" w:hint="default"/>
+      </w:rPr>
+    </w:lvl>
+    <w:lvl w:ilvl="3" w:tplc="40090001" w:tentative="1">
+      <w:start w:val="1"/>
+      <w:numFmt w:val="bullet"/>
+      <w:lvlText w:val=""/>
+      <w:lvlJc w:val="left"/>
+      <w:pPr>
+        <w:ind w:left="3600" w:hanging="360"/>
+      </w:pPr>
+      <w:rPr>
+        <w:rFonts w:ascii="Symbol" w:hAnsi="Symbol" w:hint="default"/>
+      </w:rPr>
+    </w:lvl>
+    <w:lvl w:ilvl="4" w:tplc="40090003" w:tentative="1">
+      <w:start w:val="1"/>
+      <w:numFmt w:val="bullet"/>
+      <w:lvlText w:val="o"/>
+      <w:lvlJc w:val="left"/>
+      <w:pPr>
+        <w:ind w:left="4320" w:hanging="360"/>
+      </w:pPr>
+      <w:rPr>
+        <w:rFonts w:ascii="Courier New" w:hAnsi="Courier New" w:cs="Courier New" w:hint="default"/>
+      </w:rPr>
+    </w:lvl>
+    <w:lvl w:ilvl="5" w:tplc="40090005" w:tentative="1">
+      <w:start w:val="1"/>
+      <w:numFmt w:val="bullet"/>
+      <w:lvlText w:val=""/>
+      <w:lvlJc w:val="left"/>
+      <w:pPr>
+        <w:ind w:left="5040" w:hanging="360"/>
+      </w:pPr>
+      <w:rPr>
+        <w:rFonts w:ascii="Wingdings" w:hAnsi="Wingdings" w:hint="default"/>
+      </w:rPr>
+    </w:lvl>
+    <w:lvl w:ilvl="6" w:tplc="40090001" w:tentative="1">
+      <w:start w:val="1"/>
+      <w:numFmt w:val="bullet"/>
+      <w:lvlText w:val=""/>
+      <w:lvlJc w:val="left"/>
+      <w:pPr>
+        <w:ind w:left="5760" w:hanging="360"/>
+      </w:pPr>
+      <w:rPr>
+        <w:rFonts w:ascii="Symbol" w:hAnsi="Symbol" w:hint="default"/>
+      </w:rPr>
+    </w:lvl>
+    <w:lvl w:ilvl="7" w:tplc="40090003" w:tentative="1">
+      <w:start w:val="1"/>
+      <w:numFmt w:val="bullet"/>
+      <w:lvlText w:val="o"/>
+      <w:lvlJc w:val="left"/>
+      <w:pPr>
+        <w:ind w:left="6480" w:hanging="360"/>
+      </w:pPr>
+      <w:rPr>
+        <w:rFonts w:ascii="Courier New" w:hAnsi="Courier New" w:cs="Courier New" w:hint="default"/>
+      </w:rPr>
+    </w:lvl>
+    <w:lvl w:ilvl="8" w:tplc="40090005" w:tentative="1">
+      <w:start w:val="1"/>
+      <w:numFmt w:val="bullet"/>
+      <w:lvlText w:val=""/>
+      <w:lvlJc w:val="left"/>
+      <w:pPr>
+        <w:ind w:left="7200" w:hanging="360"/>
+      </w:pPr>
+      <w:rPr>
+        <w:rFonts w:ascii="Wingdings" w:hAnsi="Wingdings" w:hint="default"/>
+      </w:rPr>
+    </w:lvl>
+  </w:abstractNum>
+  <w:abstractNum w:abstractNumId="1" w15:restartNumberingAfterBreak="0">
     <w:nsid w:val="54DA7CF1"/>
     <w:multiLevelType w:val="hybridMultilevel"/>
     <w:tmpl w:val="D5F6C48C"/>
@@ -792,7 +2387,99 @@
       </w:pPr>
     </w:lvl>
   </w:abstractNum>
+  <w:abstractNum w:abstractNumId="2" w15:restartNumberingAfterBreak="0">
+    <w:nsid w:val="69DF4FFA"/>
+    <w:multiLevelType w:val="hybridMultilevel"/>
+    <w:tmpl w:val="EE26A6A8"/>
+    <w:lvl w:ilvl="0" w:tplc="4009000F">
+      <w:start w:val="1"/>
+      <w:numFmt w:val="decimal"/>
+      <w:lvlText w:val="%1."/>
+      <w:lvlJc w:val="left"/>
+      <w:pPr>
+        <w:ind w:left="720" w:hanging="360"/>
+      </w:pPr>
+    </w:lvl>
+    <w:lvl w:ilvl="1" w:tplc="40090019" w:tentative="1">
+      <w:start w:val="1"/>
+      <w:numFmt w:val="lowerLetter"/>
+      <w:lvlText w:val="%2."/>
+      <w:lvlJc w:val="left"/>
+      <w:pPr>
+        <w:ind w:left="1440" w:hanging="360"/>
+      </w:pPr>
+    </w:lvl>
+    <w:lvl w:ilvl="2" w:tplc="4009001B" w:tentative="1">
+      <w:start w:val="1"/>
+      <w:numFmt w:val="lowerRoman"/>
+      <w:lvlText w:val="%3."/>
+      <w:lvlJc w:val="right"/>
+      <w:pPr>
+        <w:ind w:left="2160" w:hanging="180"/>
+      </w:pPr>
+    </w:lvl>
+    <w:lvl w:ilvl="3" w:tplc="4009000F" w:tentative="1">
+      <w:start w:val="1"/>
+      <w:numFmt w:val="decimal"/>
+      <w:lvlText w:val="%4."/>
+      <w:lvlJc w:val="left"/>
+      <w:pPr>
+        <w:ind w:left="2880" w:hanging="360"/>
+      </w:pPr>
+    </w:lvl>
+    <w:lvl w:ilvl="4" w:tplc="40090019" w:tentative="1">
+      <w:start w:val="1"/>
+      <w:numFmt w:val="lowerLetter"/>
+      <w:lvlText w:val="%5."/>
+      <w:lvlJc w:val="left"/>
+      <w:pPr>
+        <w:ind w:left="3600" w:hanging="360"/>
+      </w:pPr>
+    </w:lvl>
+    <w:lvl w:ilvl="5" w:tplc="4009001B" w:tentative="1">
+      <w:start w:val="1"/>
+      <w:numFmt w:val="lowerRoman"/>
+      <w:lvlText w:val="%6."/>
+      <w:lvlJc w:val="right"/>
+      <w:pPr>
+        <w:ind w:left="4320" w:hanging="180"/>
+      </w:pPr>
+    </w:lvl>
+    <w:lvl w:ilvl="6" w:tplc="4009000F" w:tentative="1">
+      <w:start w:val="1"/>
+      <w:numFmt w:val="decimal"/>
+      <w:lvlText w:val="%7."/>
+      <w:lvlJc w:val="left"/>
+      <w:pPr>
+        <w:ind w:left="5040" w:hanging="360"/>
+      </w:pPr>
+    </w:lvl>
+    <w:lvl w:ilvl="7" w:tplc="40090019" w:tentative="1">
+      <w:start w:val="1"/>
+      <w:numFmt w:val="lowerLetter"/>
+      <w:lvlText w:val="%8."/>
+      <w:lvlJc w:val="left"/>
+      <w:pPr>
+        <w:ind w:left="5760" w:hanging="360"/>
+      </w:pPr>
+    </w:lvl>
+    <w:lvl w:ilvl="8" w:tplc="4009001B" w:tentative="1">
+      <w:start w:val="1"/>
+      <w:numFmt w:val="lowerRoman"/>
+      <w:lvlText w:val="%9."/>
+      <w:lvlJc w:val="right"/>
+      <w:pPr>
+        <w:ind w:left="6480" w:hanging="180"/>
+      </w:pPr>
+    </w:lvl>
+  </w:abstractNum>
   <w:num w:numId="1" w16cid:durableId="2043362313">
+    <w:abstractNumId w:val="1"/>
+  </w:num>
+  <w:num w:numId="2" w16cid:durableId="29770028">
+    <w:abstractNumId w:val="2"/>
+  </w:num>
+  <w:num w:numId="3" w16cid:durableId="1988851337">
     <w:abstractNumId w:val="0"/>
   </w:num>
 </w:numbering>

--- a/DSQuestions.docx
+++ b/DSQuestions.docx
@@ -26,701 +26,1018 @@
           <w:bCs/>
         </w:rPr>
       </w:pPr>
-      <w:r>
-        <w:rPr>
+    </w:p>
+    <w:p>
+      <w:pPr>
+        <w:pStyle w:val="ListParagraph"/>
+        <w:numPr>
+          <w:ilvl w:val="0"/>
+          <w:numId w:val="1"/>
+        </w:numPr>
+      </w:pPr>
+      <w:r>
+        <w:t>What is a singly linked list? Explain its structure and how it differs from an array.</w:t>
+      </w:r>
+    </w:p>
+    <w:p>
+      <w:pPr>
+        <w:pStyle w:val="ListParagraph"/>
+        <w:numPr>
+          <w:ilvl w:val="0"/>
+          <w:numId w:val="1"/>
+        </w:numPr>
+        <w:spacing w:after="0" w:line="240" w:lineRule="auto"/>
+        <w:rPr>
+          <w:rFonts w:ascii="Arial" w:eastAsia="Times New Roman" w:hAnsi="Arial" w:cs="Arial"/>
+          <w:color w:val="000000"/>
+          <w:kern w:val="0"/>
+          <w:lang w:eastAsia="en-IN"/>
+          <w14:ligatures w14:val="none"/>
+        </w:rPr>
+      </w:pPr>
+      <w:r>
+        <w:rPr>
+          <w:rFonts w:ascii="Arial" w:eastAsia="Times New Roman" w:hAnsi="Arial" w:cs="Arial"/>
+          <w:color w:val="000000"/>
+          <w:kern w:val="0"/>
+          <w:lang w:eastAsia="en-IN"/>
+          <w14:ligatures w14:val="none"/>
+        </w:rPr>
+        <w:t>Write a function to insert a node at the beginning / end / at a given position in a singly linked list.</w:t>
+      </w:r>
+    </w:p>
+    <w:p>
+      <w:pPr>
+        <w:pStyle w:val="ListParagraph"/>
+        <w:numPr>
+          <w:ilvl w:val="0"/>
+          <w:numId w:val="1"/>
+        </w:numPr>
+        <w:spacing w:after="0" w:line="240" w:lineRule="auto"/>
+        <w:rPr>
+          <w:rFonts w:ascii="Arial" w:eastAsia="Times New Roman" w:hAnsi="Arial" w:cs="Arial"/>
+          <w:color w:val="000000"/>
+          <w:kern w:val="0"/>
+          <w:lang w:eastAsia="en-IN"/>
+          <w14:ligatures w14:val="none"/>
+        </w:rPr>
+      </w:pPr>
+      <w:r>
+        <w:rPr>
+          <w:rFonts w:ascii="Arial" w:eastAsia="Times New Roman" w:hAnsi="Arial" w:cs="Arial"/>
+          <w:color w:val="000000"/>
+          <w:kern w:val="0"/>
+          <w:lang w:eastAsia="en-IN"/>
+          <w14:ligatures w14:val="none"/>
+        </w:rPr>
+        <w:t>Delete a given node from a singly linked list (you are given only pointer/reference to the node to be deleted, not head).</w:t>
+      </w:r>
+    </w:p>
+    <w:p>
+      <w:pPr>
+        <w:pStyle w:val="ListParagraph"/>
+        <w:numPr>
+          <w:ilvl w:val="0"/>
+          <w:numId w:val="1"/>
+        </w:numPr>
+        <w:spacing w:after="0" w:line="240" w:lineRule="auto"/>
+        <w:rPr>
+          <w:rFonts w:ascii="Arial" w:eastAsia="Times New Roman" w:hAnsi="Arial" w:cs="Arial"/>
+          <w:color w:val="000000"/>
+          <w:kern w:val="0"/>
+          <w:lang w:eastAsia="en-IN"/>
+          <w14:ligatures w14:val="none"/>
+        </w:rPr>
+      </w:pPr>
+      <w:r>
+        <w:rPr>
+          <w:rFonts w:ascii="Arial" w:eastAsia="Times New Roman" w:hAnsi="Arial" w:cs="Arial"/>
+          <w:color w:val="000000"/>
+          <w:kern w:val="0"/>
+          <w:lang w:eastAsia="en-IN"/>
+          <w14:ligatures w14:val="none"/>
+        </w:rPr>
+        <w:t>Find the length (number of nodes) of a singly linked list.</w:t>
+      </w:r>
+    </w:p>
+    <w:p>
+      <w:pPr>
+        <w:pStyle w:val="ListParagraph"/>
+        <w:numPr>
+          <w:ilvl w:val="0"/>
+          <w:numId w:val="1"/>
+        </w:numPr>
+        <w:spacing w:after="0" w:line="240" w:lineRule="auto"/>
+        <w:rPr>
+          <w:rFonts w:ascii="Arial" w:eastAsia="Times New Roman" w:hAnsi="Arial" w:cs="Arial"/>
+          <w:color w:val="000000"/>
+          <w:kern w:val="0"/>
+          <w:lang w:eastAsia="en-IN"/>
+          <w14:ligatures w14:val="none"/>
+        </w:rPr>
+      </w:pPr>
+      <w:r>
+        <w:rPr>
+          <w:rFonts w:ascii="Arial" w:eastAsia="Times New Roman" w:hAnsi="Arial" w:cs="Arial"/>
+          <w:color w:val="000000"/>
+          <w:kern w:val="0"/>
+          <w:lang w:eastAsia="en-IN"/>
+          <w14:ligatures w14:val="none"/>
+        </w:rPr>
+        <w:t>Print / Traverse the linked list (forward).</w:t>
+      </w:r>
+    </w:p>
+    <w:p>
+      <w:pPr>
+        <w:pStyle w:val="ListParagraph"/>
+        <w:numPr>
+          <w:ilvl w:val="0"/>
+          <w:numId w:val="1"/>
+        </w:numPr>
+      </w:pPr>
+      <w:r>
+        <w:t xml:space="preserve"> </w:t>
+      </w:r>
+      <w:r>
+        <w:t>Find the middle node of a singly linked list.</w:t>
+      </w:r>
+      <w:r>
+        <w:t xml:space="preserve"> </w:t>
+      </w:r>
+      <w:r>
+        <w:t>(Classic two-pointer: slow &amp; fast. Fast moves 2 steps, slow 1 step.)</w:t>
+      </w:r>
+    </w:p>
+    <w:p>
+      <w:pPr>
+        <w:pStyle w:val="ListParagraph"/>
+        <w:numPr>
+          <w:ilvl w:val="0"/>
+          <w:numId w:val="1"/>
+        </w:numPr>
+        <w:spacing w:after="0" w:line="240" w:lineRule="auto"/>
+        <w:rPr>
+          <w:rFonts w:ascii="Arial" w:eastAsia="Times New Roman" w:hAnsi="Arial" w:cs="Arial"/>
+          <w:color w:val="000000"/>
+          <w:kern w:val="0"/>
+          <w:bdr w:val="single" w:sz="2" w:space="0" w:color="000000" w:frame="1"/>
+          <w:lang w:eastAsia="en-IN"/>
+          <w14:ligatures w14:val="none"/>
+        </w:rPr>
+      </w:pPr>
+      <w:r>
+        <w:rPr>
+          <w:rFonts w:ascii="Arial" w:eastAsia="Times New Roman" w:hAnsi="Arial" w:cs="Arial"/>
+          <w:color w:val="000000"/>
+          <w:kern w:val="0"/>
+          <w:bdr w:val="single" w:sz="2" w:space="0" w:color="000000" w:frame="1"/>
+          <w:lang w:eastAsia="en-IN"/>
+          <w14:ligatures w14:val="none"/>
+        </w:rPr>
+        <w:t>Find the nth node from the end of a singly linked list.</w:t>
+      </w:r>
+      <w:r>
+        <w:rPr>
+          <w:rFonts w:ascii="Arial" w:eastAsia="Times New Roman" w:hAnsi="Arial" w:cs="Arial"/>
+          <w:color w:val="000000"/>
+          <w:kern w:val="0"/>
+          <w:lang w:eastAsia="en-IN"/>
+          <w14:ligatures w14:val="none"/>
+        </w:rPr>
+        <w:br/>
+      </w:r>
+      <w:r>
+        <w:rPr>
+          <w:rFonts w:ascii="Arial" w:eastAsia="Times New Roman" w:hAnsi="Arial" w:cs="Arial"/>
+          <w:color w:val="000000"/>
+          <w:kern w:val="0"/>
+          <w:bdr w:val="single" w:sz="2" w:space="0" w:color="000000" w:frame="1"/>
+          <w:lang w:eastAsia="en-IN"/>
+          <w14:ligatures w14:val="none"/>
+        </w:rPr>
+        <w:t>Clone a singly linked list with random pointers (each node has next + random).</w:t>
+      </w:r>
+    </w:p>
+    <w:p>
+      <w:pPr>
+        <w:pStyle w:val="ListParagraph"/>
+        <w:numPr>
+          <w:ilvl w:val="0"/>
+          <w:numId w:val="1"/>
+        </w:numPr>
+        <w:spacing w:after="0" w:line="240" w:lineRule="auto"/>
+        <w:rPr>
+          <w:rFonts w:ascii="Arial" w:eastAsia="Times New Roman" w:hAnsi="Arial" w:cs="Arial"/>
+          <w:color w:val="000000"/>
+          <w:kern w:val="0"/>
+          <w:lang w:eastAsia="en-IN"/>
+          <w14:ligatures w14:val="none"/>
+        </w:rPr>
+      </w:pPr>
+    </w:p>
+    <w:p>
+      <w:pPr>
+        <w:pStyle w:val="ListParagraph"/>
+        <w:numPr>
+          <w:ilvl w:val="0"/>
+          <w:numId w:val="1"/>
+        </w:numPr>
+        <w:spacing w:after="0" w:line="240" w:lineRule="auto"/>
+        <w:rPr>
+          <w:rFonts w:ascii="Arial" w:eastAsia="Times New Roman" w:hAnsi="Arial" w:cs="Arial"/>
+          <w:color w:val="000000"/>
+          <w:kern w:val="0"/>
+          <w:lang w:eastAsia="en-IN"/>
+          <w14:ligatures w14:val="none"/>
+        </w:rPr>
+      </w:pPr>
+      <w:r>
+        <w:rPr>
+          <w:rFonts w:ascii="Arial" w:eastAsia="Times New Roman" w:hAnsi="Arial" w:cs="Arial"/>
+          <w:color w:val="000000"/>
+          <w:kern w:val="0"/>
+          <w:bdr w:val="single" w:sz="2" w:space="0" w:color="000000" w:frame="1"/>
+          <w:lang w:eastAsia="en-IN"/>
+          <w14:ligatures w14:val="none"/>
+        </w:rPr>
+        <w:t>Reverse a singly linked list (iterative and recursive ways).</w:t>
+      </w:r>
+      <w:r>
+        <w:rPr>
+          <w:rFonts w:ascii="Arial" w:eastAsia="Times New Roman" w:hAnsi="Arial" w:cs="Arial"/>
+          <w:color w:val="000000"/>
+          <w:kern w:val="0"/>
+          <w:lang w:eastAsia="en-IN"/>
+          <w14:ligatures w14:val="none"/>
+        </w:rPr>
+        <w:br/>
+      </w:r>
+      <w:r>
+        <w:rPr>
+          <w:rFonts w:ascii="Arial" w:eastAsia="Times New Roman" w:hAnsi="Arial" w:cs="Arial"/>
+          <w:color w:val="000000"/>
+          <w:kern w:val="0"/>
+          <w:bdr w:val="single" w:sz="2" w:space="0" w:color="000000" w:frame="1"/>
+          <w:lang w:eastAsia="en-IN"/>
+          <w14:ligatures w14:val="none"/>
+        </w:rPr>
+        <w:t>(One of the most asked questions ever. Know both approaches well.)</w:t>
+      </w:r>
+    </w:p>
+    <w:p>
+      <w:pPr>
+        <w:pStyle w:val="ListParagraph"/>
+        <w:numPr>
+          <w:ilvl w:val="0"/>
+          <w:numId w:val="1"/>
+        </w:numPr>
+        <w:spacing w:after="0" w:line="240" w:lineRule="auto"/>
+        <w:rPr>
+          <w:rFonts w:ascii="Arial" w:eastAsia="Times New Roman" w:hAnsi="Arial" w:cs="Arial"/>
+          <w:color w:val="000000"/>
+          <w:kern w:val="0"/>
+          <w:u w:val="single"/>
+          <w:lang w:eastAsia="en-IN"/>
+          <w14:ligatures w14:val="none"/>
+        </w:rPr>
+      </w:pPr>
+      <w:r>
+        <w:rPr>
+          <w:rFonts w:ascii="Arial" w:eastAsia="Times New Roman" w:hAnsi="Arial" w:cs="Arial"/>
+          <w:color w:val="000000"/>
+          <w:kern w:val="0"/>
+          <w:u w:val="single"/>
+          <w:bdr w:val="single" w:sz="2" w:space="0" w:color="000000" w:frame="1"/>
+          <w:lang w:eastAsia="en-IN"/>
+          <w14:ligatures w14:val="none"/>
+        </w:rPr>
+        <w:t>Detect if a singly linked list has a cycle (loop).</w:t>
+      </w:r>
+      <w:r>
+        <w:rPr>
+          <w:rFonts w:ascii="Arial" w:eastAsia="Times New Roman" w:hAnsi="Arial" w:cs="Arial"/>
+          <w:color w:val="000000"/>
+          <w:kern w:val="0"/>
+          <w:u w:val="single"/>
+          <w:lang w:eastAsia="en-IN"/>
+          <w14:ligatures w14:val="none"/>
+        </w:rPr>
+        <w:br/>
+      </w:r>
+      <w:r>
+        <w:rPr>
+          <w:rFonts w:ascii="Arial" w:eastAsia="Times New Roman" w:hAnsi="Arial" w:cs="Arial"/>
+          <w:color w:val="000000"/>
+          <w:kern w:val="0"/>
+          <w:u w:val="single"/>
+          <w:bdr w:val="single" w:sz="2" w:space="0" w:color="000000" w:frame="1"/>
+          <w:lang w:eastAsia="en-IN"/>
+          <w14:ligatures w14:val="none"/>
+        </w:rPr>
+        <w:t>(Floyd’s Cycle Detection — slow &amp; fast pointers. If they meet → cycle.)</w:t>
+      </w:r>
+    </w:p>
+    <w:p>
+      <w:pPr>
+        <w:pStyle w:val="ListParagraph"/>
+        <w:numPr>
+          <w:ilvl w:val="0"/>
+          <w:numId w:val="1"/>
+        </w:numPr>
+        <w:spacing w:after="0" w:line="240" w:lineRule="auto"/>
+        <w:rPr>
+          <w:rFonts w:ascii="Arial" w:eastAsia="Times New Roman" w:hAnsi="Arial" w:cs="Arial"/>
+          <w:color w:val="000000"/>
+          <w:kern w:val="0"/>
+          <w:lang w:eastAsia="en-IN"/>
+          <w14:ligatures w14:val="none"/>
+        </w:rPr>
+      </w:pPr>
+      <w:r>
+        <w:rPr>
+          <w:rFonts w:ascii="Arial" w:eastAsia="Times New Roman" w:hAnsi="Arial" w:cs="Arial"/>
+          <w:color w:val="000000"/>
+          <w:kern w:val="0"/>
+          <w:lang w:eastAsia="en-IN"/>
+          <w14:ligatures w14:val="none"/>
+        </w:rPr>
+        <w:t>Find the starting node of the cycle in a linked list (if cycle exists).</w:t>
+      </w:r>
+    </w:p>
+    <w:p>
+      <w:pPr>
+        <w:pStyle w:val="ListParagraph"/>
+        <w:numPr>
+          <w:ilvl w:val="0"/>
+          <w:numId w:val="1"/>
+        </w:numPr>
+        <w:spacing w:after="0" w:line="240" w:lineRule="auto"/>
+        <w:rPr>
+          <w:rFonts w:ascii="Arial" w:eastAsia="Times New Roman" w:hAnsi="Arial" w:cs="Arial"/>
+          <w:color w:val="000000"/>
+          <w:kern w:val="0"/>
+          <w:lang w:eastAsia="en-IN"/>
+          <w14:ligatures w14:val="none"/>
+        </w:rPr>
+      </w:pPr>
+      <w:r>
+        <w:rPr>
+          <w:rFonts w:ascii="Arial" w:eastAsia="Times New Roman" w:hAnsi="Arial" w:cs="Arial"/>
+          <w:color w:val="000000"/>
+          <w:kern w:val="0"/>
+          <w:lang w:eastAsia="en-IN"/>
+          <w14:ligatures w14:val="none"/>
+        </w:rPr>
+        <w:t>Merge two sorted singly linked lists into one sorted list.</w:t>
+      </w:r>
+    </w:p>
+    <w:p>
+      <w:pPr>
+        <w:pStyle w:val="ListParagraph"/>
+        <w:numPr>
+          <w:ilvl w:val="0"/>
+          <w:numId w:val="1"/>
+        </w:numPr>
+        <w:spacing w:after="0" w:line="240" w:lineRule="auto"/>
+        <w:rPr>
+          <w:rFonts w:ascii="Arial" w:eastAsia="Times New Roman" w:hAnsi="Arial" w:cs="Arial"/>
+          <w:color w:val="000000"/>
+          <w:kern w:val="0"/>
+          <w:lang w:eastAsia="en-IN"/>
+          <w14:ligatures w14:val="none"/>
+        </w:rPr>
+      </w:pPr>
+      <w:r>
+        <w:rPr>
+          <w:rFonts w:ascii="Arial" w:eastAsia="Times New Roman" w:hAnsi="Arial" w:cs="Arial"/>
+          <w:color w:val="000000"/>
+          <w:kern w:val="0"/>
+          <w:lang w:eastAsia="en-IN"/>
+          <w14:ligatures w14:val="none"/>
+        </w:rPr>
+        <w:t>Remove duplicates from an unsorted / sorted singly linked list.</w:t>
+      </w:r>
+    </w:p>
+    <w:p>
+      <w:pPr>
+        <w:pStyle w:val="ListParagraph"/>
+        <w:numPr>
+          <w:ilvl w:val="0"/>
+          <w:numId w:val="1"/>
+        </w:numPr>
+        <w:spacing w:after="0" w:line="240" w:lineRule="auto"/>
+        <w:rPr>
+          <w:rFonts w:ascii="Arial" w:eastAsia="Times New Roman" w:hAnsi="Arial" w:cs="Arial"/>
+          <w:color w:val="000000"/>
+          <w:kern w:val="0"/>
+          <w:lang w:eastAsia="en-IN"/>
+          <w14:ligatures w14:val="none"/>
+        </w:rPr>
+      </w:pPr>
+      <w:r>
+        <w:rPr>
+          <w:rFonts w:ascii="Arial" w:eastAsia="Times New Roman" w:hAnsi="Arial" w:cs="Arial"/>
+          <w:color w:val="000000"/>
+          <w:kern w:val="0"/>
+          <w:lang w:eastAsia="en-IN"/>
+          <w14:ligatures w14:val="none"/>
+        </w:rPr>
+        <w:t>Check if a singly linked list is a palindrome.</w:t>
+      </w:r>
+    </w:p>
+    <w:p>
+      <w:pPr>
+        <w:pStyle w:val="ListParagraph"/>
+        <w:numPr>
+          <w:ilvl w:val="0"/>
+          <w:numId w:val="1"/>
+        </w:numPr>
+        <w:spacing w:after="0" w:line="240" w:lineRule="auto"/>
+        <w:rPr>
+          <w:rFonts w:ascii="Arial" w:eastAsia="Times New Roman" w:hAnsi="Arial" w:cs="Arial"/>
+          <w:color w:val="000000"/>
+          <w:kern w:val="0"/>
+          <w:lang w:eastAsia="en-IN"/>
+          <w14:ligatures w14:val="none"/>
+        </w:rPr>
+      </w:pPr>
+      <w:r>
+        <w:rPr>
+          <w:rFonts w:ascii="Arial" w:eastAsia="Times New Roman" w:hAnsi="Arial" w:cs="Arial"/>
+          <w:color w:val="000000"/>
+          <w:kern w:val="0"/>
+          <w:lang w:eastAsia="en-IN"/>
+          <w14:ligatures w14:val="none"/>
+        </w:rPr>
+        <w:t>Add 1 to a number represented as a linked list (e.g., 1→9→9 +1 = 2→0→0).</w:t>
+      </w:r>
+    </w:p>
+    <w:p>
+      <w:pPr>
+        <w:pStyle w:val="ListParagraph"/>
+        <w:numPr>
+          <w:ilvl w:val="0"/>
+          <w:numId w:val="1"/>
+        </w:numPr>
+        <w:spacing w:after="0" w:line="240" w:lineRule="auto"/>
+        <w:rPr>
+          <w:rFonts w:ascii="Arial" w:eastAsia="Times New Roman" w:hAnsi="Arial" w:cs="Arial"/>
+          <w:color w:val="000000"/>
+          <w:kern w:val="0"/>
+          <w:lang w:eastAsia="en-IN"/>
+          <w14:ligatures w14:val="none"/>
+        </w:rPr>
+      </w:pPr>
+      <w:r>
+        <w:rPr>
+          <w:rFonts w:ascii="Arial" w:eastAsia="Times New Roman" w:hAnsi="Arial" w:cs="Arial"/>
+          <w:color w:val="000000"/>
+          <w:kern w:val="0"/>
+          <w:lang w:eastAsia="en-IN"/>
+          <w14:ligatures w14:val="none"/>
+        </w:rPr>
+        <w:t>Rotate a singly linked list to the right by k places.</w:t>
+      </w:r>
+    </w:p>
+    <w:p>
+      <w:pPr>
+        <w:pStyle w:val="ListParagraph"/>
+        <w:numPr>
+          <w:ilvl w:val="0"/>
+          <w:numId w:val="1"/>
+        </w:numPr>
+        <w:spacing w:after="0" w:line="240" w:lineRule="auto"/>
+        <w:rPr>
+          <w:rFonts w:ascii="Arial" w:eastAsia="Times New Roman" w:hAnsi="Arial" w:cs="Arial"/>
+          <w:color w:val="000000"/>
+          <w:kern w:val="0"/>
+          <w:lang w:eastAsia="en-IN"/>
+          <w14:ligatures w14:val="none"/>
+        </w:rPr>
+      </w:pPr>
+      <w:r>
+        <w:rPr>
+          <w:rFonts w:ascii="Arial" w:eastAsia="Times New Roman" w:hAnsi="Arial" w:cs="Arial"/>
+          <w:color w:val="000000"/>
+          <w:kern w:val="0"/>
+          <w:lang w:eastAsia="en-IN"/>
+          <w14:ligatures w14:val="none"/>
+        </w:rPr>
+        <w:t>Swap nodes in pairs (e.g., 1→2→3→4 becomes 2→1→4→3).</w:t>
+      </w:r>
+    </w:p>
+    <w:p>
+      <w:pPr>
+        <w:pStyle w:val="ListParagraph"/>
+        <w:numPr>
+          <w:ilvl w:val="0"/>
+          <w:numId w:val="1"/>
+        </w:numPr>
+        <w:spacing w:after="0" w:line="240" w:lineRule="auto"/>
+        <w:rPr>
+          <w:rFonts w:ascii="Arial" w:eastAsia="Times New Roman" w:hAnsi="Arial" w:cs="Arial"/>
+          <w:color w:val="000000"/>
+          <w:kern w:val="0"/>
+          <w:lang w:eastAsia="en-IN"/>
+          <w14:ligatures w14:val="none"/>
+        </w:rPr>
+      </w:pPr>
+      <w:r>
+        <w:rPr>
+          <w:rFonts w:ascii="Arial" w:eastAsia="Times New Roman" w:hAnsi="Arial" w:cs="Arial"/>
+          <w:color w:val="000000"/>
+          <w:kern w:val="0"/>
+          <w:lang w:eastAsia="en-IN"/>
+          <w14:ligatures w14:val="none"/>
+        </w:rPr>
+        <w:t>Find intersection point of two singly linked lists (Y-shaped / merge point).</w:t>
+      </w:r>
+    </w:p>
+    <w:p>
+      <w:pPr>
+        <w:pStyle w:val="ListParagraph"/>
+        <w:numPr>
+          <w:ilvl w:val="0"/>
+          <w:numId w:val="1"/>
+        </w:numPr>
+        <w:spacing w:after="0" w:line="240" w:lineRule="auto"/>
+        <w:rPr>
+          <w:rFonts w:ascii="Arial" w:eastAsia="Times New Roman" w:hAnsi="Arial" w:cs="Arial"/>
+          <w:color w:val="000000"/>
+          <w:kern w:val="0"/>
+          <w:lang w:eastAsia="en-IN"/>
+          <w14:ligatures w14:val="none"/>
+        </w:rPr>
+      </w:pPr>
+      <w:r>
+        <w:rPr>
+          <w:rFonts w:ascii="Arial" w:eastAsia="Times New Roman" w:hAnsi="Arial" w:cs="Arial"/>
+          <w:color w:val="000000"/>
+          <w:kern w:val="0"/>
+          <w:bdr w:val="single" w:sz="2" w:space="0" w:color="000000" w:frame="1"/>
+          <w:lang w:eastAsia="en-IN"/>
+          <w14:ligatures w14:val="none"/>
+        </w:rPr>
+        <w:t>Partition a linked list around a value x (all &lt;x before &gt;=x, preserve order).</w:t>
+      </w:r>
+    </w:p>
+    <w:p>
+      <w:pPr>
+        <w:pStyle w:val="ListParagraph"/>
+        <w:numPr>
+          <w:ilvl w:val="0"/>
+          <w:numId w:val="1"/>
+        </w:numPr>
+        <w:spacing w:after="0" w:line="240" w:lineRule="auto"/>
+        <w:rPr>
+          <w:rFonts w:ascii="Arial" w:eastAsia="Times New Roman" w:hAnsi="Arial" w:cs="Arial"/>
+          <w:color w:val="000000"/>
+          <w:kern w:val="0"/>
+          <w:lang w:eastAsia="en-IN"/>
+          <w14:ligatures w14:val="none"/>
+        </w:rPr>
+      </w:pPr>
+      <w:r>
+        <w:rPr>
+          <w:rFonts w:ascii="Arial" w:eastAsia="Times New Roman" w:hAnsi="Arial" w:cs="Arial"/>
+          <w:color w:val="000000"/>
+          <w:kern w:val="0"/>
+          <w:lang w:eastAsia="en-IN"/>
+          <w14:ligatures w14:val="none"/>
+        </w:rPr>
+        <w:t>Sort a singly linked list (merge sort preferred).</w:t>
+      </w:r>
+    </w:p>
+    <w:p>
+      <w:pPr>
+        <w:spacing w:after="0" w:line="240" w:lineRule="auto"/>
+        <w:rPr>
+          <w:rFonts w:ascii="Arial" w:eastAsia="Times New Roman" w:hAnsi="Arial" w:cs="Arial"/>
+          <w:color w:val="000000"/>
+          <w:kern w:val="0"/>
+          <w:lang w:eastAsia="en-IN"/>
+          <w14:ligatures w14:val="none"/>
+        </w:rPr>
+      </w:pPr>
+    </w:p>
+    <w:p>
+      <w:pPr>
+        <w:spacing w:after="0" w:line="240" w:lineRule="auto"/>
+        <w:rPr>
+          <w:rFonts w:ascii="Arial" w:eastAsia="Times New Roman" w:hAnsi="Arial" w:cs="Arial"/>
+          <w:color w:val="000000"/>
+          <w:kern w:val="0"/>
+          <w:lang w:eastAsia="en-IN"/>
+          <w14:ligatures w14:val="none"/>
+        </w:rPr>
+      </w:pPr>
+    </w:p>
+    <w:p>
+      <w:pPr>
+        <w:spacing w:after="0" w:line="240" w:lineRule="auto"/>
+        <w:ind w:left="2160" w:firstLine="720"/>
+        <w:rPr>
+          <w:rFonts w:ascii="Arial" w:eastAsia="Times New Roman" w:hAnsi="Arial" w:cs="Arial"/>
           <w:b/>
           <w:bCs/>
-        </w:rPr>
-        <w:t xml:space="preserve">These questions appear very frequently in coding interviews (FAANG, startups, service-based companies) and on platforms like </w:t>
-      </w:r>
-      <w:proofErr w:type="spellStart"/>
-      <w:r>
-        <w:rPr>
+          <w:color w:val="000000"/>
+          <w:kern w:val="0"/>
+          <w:lang w:eastAsia="en-IN"/>
+          <w14:ligatures w14:val="none"/>
+        </w:rPr>
+      </w:pPr>
+      <w:r>
+        <w:rPr>
+          <w:rFonts w:ascii="Arial" w:eastAsia="Times New Roman" w:hAnsi="Arial" w:cs="Arial"/>
           <w:b/>
           <w:bCs/>
-        </w:rPr>
-        <w:t>LeetCode</w:t>
+          <w:color w:val="000000"/>
+          <w:kern w:val="0"/>
+          <w:lang w:eastAsia="en-IN"/>
+          <w14:ligatures w14:val="none"/>
+        </w:rPr>
+        <w:t>Array Questions:</w:t>
+      </w:r>
+    </w:p>
+    <w:p>
+      <w:pPr>
+        <w:pStyle w:val="ListParagraph"/>
+        <w:numPr>
+          <w:ilvl w:val="0"/>
+          <w:numId w:val="2"/>
+        </w:numPr>
+        <w:spacing w:after="0" w:line="240" w:lineRule="auto"/>
+        <w:rPr>
+          <w:rFonts w:ascii="Arial" w:eastAsia="Times New Roman" w:hAnsi="Arial" w:cs="Arial"/>
+          <w:color w:val="000000"/>
+          <w:kern w:val="0"/>
+          <w:lang w:eastAsia="en-IN"/>
+          <w14:ligatures w14:val="none"/>
+        </w:rPr>
+      </w:pPr>
+      <w:r>
+        <w:rPr>
+          <w:rFonts w:ascii="Arial" w:eastAsia="Times New Roman" w:hAnsi="Arial" w:cs="Arial"/>
+          <w:color w:val="000000"/>
+          <w:kern w:val="0"/>
+          <w:bdr w:val="single" w:sz="2" w:space="0" w:color="000000" w:frame="1"/>
+          <w:lang w:eastAsia="en-IN"/>
+          <w14:ligatures w14:val="none"/>
+        </w:rPr>
+        <w:t xml:space="preserve">Given an array of integers </w:t>
+      </w:r>
+      <w:proofErr w:type="spellStart"/>
+      <w:r>
+        <w:rPr>
+          <w:rFonts w:ascii="Courier New" w:eastAsia="Times New Roman" w:hAnsi="Courier New" w:cs="Courier New"/>
+          <w:color w:val="000000"/>
+          <w:kern w:val="0"/>
+          <w:sz w:val="20"/>
+          <w:szCs w:val="20"/>
+          <w:bdr w:val="single" w:sz="2" w:space="0" w:color="000000" w:frame="1"/>
+          <w:lang w:eastAsia="en-IN"/>
+          <w14:ligatures w14:val="none"/>
+        </w:rPr>
+        <w:t>nums</w:t>
       </w:r>
       <w:proofErr w:type="spellEnd"/>
       <w:r>
         <w:rPr>
+          <w:rFonts w:ascii="Arial" w:eastAsia="Times New Roman" w:hAnsi="Arial" w:cs="Arial"/>
+          <w:color w:val="000000"/>
+          <w:kern w:val="0"/>
+          <w:bdr w:val="single" w:sz="2" w:space="0" w:color="000000" w:frame="1"/>
+          <w:lang w:eastAsia="en-IN"/>
+          <w14:ligatures w14:val="none"/>
+        </w:rPr>
+        <w:t xml:space="preserve"> and an integer </w:t>
+      </w:r>
+      <w:r>
+        <w:rPr>
+          <w:rFonts w:ascii="Courier New" w:eastAsia="Times New Roman" w:hAnsi="Courier New" w:cs="Courier New"/>
+          <w:color w:val="000000"/>
+          <w:kern w:val="0"/>
+          <w:sz w:val="20"/>
+          <w:szCs w:val="20"/>
+          <w:bdr w:val="single" w:sz="2" w:space="0" w:color="000000" w:frame="1"/>
+          <w:lang w:eastAsia="en-IN"/>
+          <w14:ligatures w14:val="none"/>
+        </w:rPr>
+        <w:t>target</w:t>
+      </w:r>
+      <w:r>
+        <w:rPr>
+          <w:rFonts w:ascii="Arial" w:eastAsia="Times New Roman" w:hAnsi="Arial" w:cs="Arial"/>
+          <w:color w:val="000000"/>
+          <w:kern w:val="0"/>
+          <w:bdr w:val="single" w:sz="2" w:space="0" w:color="000000" w:frame="1"/>
+          <w:lang w:eastAsia="en-IN"/>
+          <w14:ligatures w14:val="none"/>
+        </w:rPr>
+        <w:t xml:space="preserve">, return indices of the two numbers that add up to </w:t>
+      </w:r>
+      <w:r>
+        <w:rPr>
+          <w:rFonts w:ascii="Courier New" w:eastAsia="Times New Roman" w:hAnsi="Courier New" w:cs="Courier New"/>
+          <w:color w:val="000000"/>
+          <w:kern w:val="0"/>
+          <w:sz w:val="20"/>
+          <w:szCs w:val="20"/>
+          <w:bdr w:val="single" w:sz="2" w:space="0" w:color="000000" w:frame="1"/>
+          <w:lang w:eastAsia="en-IN"/>
+          <w14:ligatures w14:val="none"/>
+        </w:rPr>
+        <w:t>target</w:t>
+      </w:r>
+      <w:r>
+        <w:rPr>
+          <w:rFonts w:ascii="Arial" w:eastAsia="Times New Roman" w:hAnsi="Arial" w:cs="Arial"/>
+          <w:color w:val="000000"/>
+          <w:kern w:val="0"/>
+          <w:bdr w:val="single" w:sz="2" w:space="0" w:color="000000" w:frame="1"/>
+          <w:lang w:eastAsia="en-IN"/>
+          <w14:ligatures w14:val="none"/>
+        </w:rPr>
+        <w:t>.</w:t>
+      </w:r>
+    </w:p>
+    <w:p>
+      <w:pPr>
+        <w:pStyle w:val="ListParagraph"/>
+        <w:numPr>
+          <w:ilvl w:val="0"/>
+          <w:numId w:val="2"/>
+        </w:numPr>
+        <w:spacing w:after="0" w:line="240" w:lineRule="auto"/>
+        <w:rPr>
+          <w:rFonts w:ascii="Arial" w:eastAsia="Times New Roman" w:hAnsi="Arial" w:cs="Arial"/>
+          <w:color w:val="000000"/>
+          <w:kern w:val="0"/>
+          <w:lang w:eastAsia="en-IN"/>
+          <w14:ligatures w14:val="none"/>
+        </w:rPr>
+      </w:pPr>
+      <w:r>
+        <w:rPr>
+          <w:rFonts w:ascii="Arial" w:eastAsia="Times New Roman" w:hAnsi="Arial" w:cs="Arial"/>
+          <w:color w:val="000000"/>
+          <w:kern w:val="0"/>
+          <w:bdr w:val="single" w:sz="2" w:space="0" w:color="000000" w:frame="1"/>
+          <w:lang w:eastAsia="en-IN"/>
+          <w14:ligatures w14:val="none"/>
+        </w:rPr>
+        <w:t xml:space="preserve">Given an integer array </w:t>
+      </w:r>
+      <w:proofErr w:type="spellStart"/>
+      <w:r>
+        <w:rPr>
+          <w:rFonts w:ascii="Courier New" w:eastAsia="Times New Roman" w:hAnsi="Courier New" w:cs="Courier New"/>
+          <w:color w:val="000000"/>
+          <w:kern w:val="0"/>
+          <w:sz w:val="20"/>
+          <w:szCs w:val="20"/>
+          <w:bdr w:val="single" w:sz="2" w:space="0" w:color="000000" w:frame="1"/>
+          <w:lang w:eastAsia="en-IN"/>
+          <w14:ligatures w14:val="none"/>
+        </w:rPr>
+        <w:t>nums</w:t>
+      </w:r>
+      <w:proofErr w:type="spellEnd"/>
+      <w:r>
+        <w:rPr>
+          <w:rFonts w:ascii="Arial" w:eastAsia="Times New Roman" w:hAnsi="Arial" w:cs="Arial"/>
+          <w:color w:val="000000"/>
+          <w:kern w:val="0"/>
+          <w:bdr w:val="single" w:sz="2" w:space="0" w:color="000000" w:frame="1"/>
+          <w:lang w:eastAsia="en-IN"/>
+          <w14:ligatures w14:val="none"/>
+        </w:rPr>
+        <w:t xml:space="preserve">, return </w:t>
+      </w:r>
+      <w:r>
+        <w:rPr>
+          <w:rFonts w:ascii="Courier New" w:eastAsia="Times New Roman" w:hAnsi="Courier New" w:cs="Courier New"/>
+          <w:color w:val="000000"/>
+          <w:kern w:val="0"/>
+          <w:sz w:val="20"/>
+          <w:szCs w:val="20"/>
+          <w:bdr w:val="single" w:sz="2" w:space="0" w:color="000000" w:frame="1"/>
+          <w:lang w:eastAsia="en-IN"/>
+          <w14:ligatures w14:val="none"/>
+        </w:rPr>
+        <w:t>true</w:t>
+      </w:r>
+      <w:r>
+        <w:rPr>
+          <w:rFonts w:ascii="Arial" w:eastAsia="Times New Roman" w:hAnsi="Arial" w:cs="Arial"/>
+          <w:color w:val="000000"/>
+          <w:kern w:val="0"/>
+          <w:bdr w:val="single" w:sz="2" w:space="0" w:color="000000" w:frame="1"/>
+          <w:lang w:eastAsia="en-IN"/>
+          <w14:ligatures w14:val="none"/>
+        </w:rPr>
+        <w:t xml:space="preserve"> if any value appears at least twice.</w:t>
+      </w:r>
+    </w:p>
+    <w:p>
+      <w:pPr>
+        <w:pStyle w:val="ListParagraph"/>
+        <w:numPr>
+          <w:ilvl w:val="0"/>
+          <w:numId w:val="2"/>
+        </w:numPr>
+        <w:spacing w:after="0" w:line="240" w:lineRule="auto"/>
+        <w:rPr>
+          <w:rFonts w:ascii="Arial" w:eastAsia="Times New Roman" w:hAnsi="Arial" w:cs="Arial"/>
+          <w:color w:val="000000"/>
+          <w:kern w:val="0"/>
+          <w:lang w:eastAsia="en-IN"/>
+          <w14:ligatures w14:val="none"/>
+        </w:rPr>
+      </w:pPr>
+      <w:r>
+        <w:rPr>
+          <w:rFonts w:ascii="Arial" w:eastAsia="Times New Roman" w:hAnsi="Arial" w:cs="Arial"/>
+          <w:color w:val="000000"/>
+          <w:kern w:val="0"/>
+          <w:bdr w:val="single" w:sz="2" w:space="0" w:color="000000" w:frame="1"/>
+          <w:lang w:eastAsia="en-IN"/>
+          <w14:ligatures w14:val="none"/>
+        </w:rPr>
+        <w:t xml:space="preserve">You are given an array </w:t>
+      </w:r>
+      <w:r>
+        <w:rPr>
+          <w:rFonts w:ascii="Courier New" w:eastAsia="Times New Roman" w:hAnsi="Courier New" w:cs="Courier New"/>
+          <w:color w:val="000000"/>
+          <w:kern w:val="0"/>
+          <w:sz w:val="20"/>
+          <w:szCs w:val="20"/>
+          <w:bdr w:val="single" w:sz="2" w:space="0" w:color="000000" w:frame="1"/>
+          <w:lang w:eastAsia="en-IN"/>
+          <w14:ligatures w14:val="none"/>
+        </w:rPr>
+        <w:t>prices</w:t>
+      </w:r>
+      <w:r>
+        <w:rPr>
+          <w:rFonts w:ascii="Arial" w:eastAsia="Times New Roman" w:hAnsi="Arial" w:cs="Arial"/>
+          <w:color w:val="000000"/>
+          <w:kern w:val="0"/>
+          <w:bdr w:val="single" w:sz="2" w:space="0" w:color="000000" w:frame="1"/>
+          <w:lang w:eastAsia="en-IN"/>
+          <w14:ligatures w14:val="none"/>
+        </w:rPr>
+        <w:t xml:space="preserve"> where </w:t>
+      </w:r>
+      <w:r>
+        <w:rPr>
+          <w:rFonts w:ascii="Courier New" w:eastAsia="Times New Roman" w:hAnsi="Courier New" w:cs="Courier New"/>
+          <w:color w:val="000000"/>
+          <w:kern w:val="0"/>
+          <w:sz w:val="20"/>
+          <w:szCs w:val="20"/>
+          <w:bdr w:val="single" w:sz="2" w:space="0" w:color="000000" w:frame="1"/>
+          <w:lang w:eastAsia="en-IN"/>
+          <w14:ligatures w14:val="none"/>
+        </w:rPr>
+        <w:t>prices[</w:t>
+      </w:r>
+      <w:proofErr w:type="spellStart"/>
+      <w:r>
+        <w:rPr>
+          <w:rFonts w:ascii="Courier New" w:eastAsia="Times New Roman" w:hAnsi="Courier New" w:cs="Courier New"/>
+          <w:color w:val="000000"/>
+          <w:kern w:val="0"/>
+          <w:sz w:val="20"/>
+          <w:szCs w:val="20"/>
+          <w:bdr w:val="single" w:sz="2" w:space="0" w:color="000000" w:frame="1"/>
+          <w:lang w:eastAsia="en-IN"/>
+          <w14:ligatures w14:val="none"/>
+        </w:rPr>
+        <w:t>i</w:t>
+      </w:r>
+      <w:proofErr w:type="spellEnd"/>
+      <w:r>
+        <w:rPr>
+          <w:rFonts w:ascii="Courier New" w:eastAsia="Times New Roman" w:hAnsi="Courier New" w:cs="Courier New"/>
+          <w:color w:val="000000"/>
+          <w:kern w:val="0"/>
+          <w:sz w:val="20"/>
+          <w:szCs w:val="20"/>
+          <w:bdr w:val="single" w:sz="2" w:space="0" w:color="000000" w:frame="1"/>
+          <w:lang w:eastAsia="en-IN"/>
+          <w14:ligatures w14:val="none"/>
+        </w:rPr>
+        <w:t>]</w:t>
+      </w:r>
+      <w:r>
+        <w:rPr>
+          <w:rFonts w:ascii="Arial" w:eastAsia="Times New Roman" w:hAnsi="Arial" w:cs="Arial"/>
+          <w:color w:val="000000"/>
+          <w:kern w:val="0"/>
+          <w:bdr w:val="single" w:sz="2" w:space="0" w:color="000000" w:frame="1"/>
+          <w:lang w:eastAsia="en-IN"/>
+          <w14:ligatures w14:val="none"/>
+        </w:rPr>
+        <w:t xml:space="preserve"> is the price of a stock on the </w:t>
+      </w:r>
+      <w:proofErr w:type="spellStart"/>
+      <w:r>
+        <w:rPr>
+          <w:rFonts w:ascii="Arial" w:eastAsia="Times New Roman" w:hAnsi="Arial" w:cs="Arial"/>
+          <w:color w:val="000000"/>
+          <w:kern w:val="0"/>
+          <w:bdr w:val="single" w:sz="2" w:space="0" w:color="000000" w:frame="1"/>
+          <w:lang w:eastAsia="en-IN"/>
+          <w14:ligatures w14:val="none"/>
+        </w:rPr>
+        <w:t>ith</w:t>
+      </w:r>
+      <w:proofErr w:type="spellEnd"/>
+      <w:r>
+        <w:rPr>
+          <w:rFonts w:ascii="Arial" w:eastAsia="Times New Roman" w:hAnsi="Arial" w:cs="Arial"/>
+          <w:color w:val="000000"/>
+          <w:kern w:val="0"/>
+          <w:bdr w:val="single" w:sz="2" w:space="0" w:color="000000" w:frame="1"/>
+          <w:lang w:eastAsia="en-IN"/>
+          <w14:ligatures w14:val="none"/>
+        </w:rPr>
+        <w:t xml:space="preserve"> day. Return the maximum profit (or 0 if none).</w:t>
+      </w:r>
+    </w:p>
+    <w:p>
+      <w:pPr>
+        <w:pStyle w:val="ListParagraph"/>
+        <w:numPr>
+          <w:ilvl w:val="0"/>
+          <w:numId w:val="2"/>
+        </w:numPr>
+        <w:spacing w:after="0" w:line="240" w:lineRule="auto"/>
+        <w:rPr>
+          <w:rFonts w:ascii="Arial" w:eastAsia="Times New Roman" w:hAnsi="Arial" w:cs="Arial"/>
+          <w:color w:val="000000"/>
+          <w:kern w:val="0"/>
+          <w:lang w:eastAsia="en-IN"/>
+          <w14:ligatures w14:val="none"/>
+        </w:rPr>
+      </w:pPr>
+      <w:r>
+        <w:rPr>
+          <w:rFonts w:ascii="Arial" w:eastAsia="Times New Roman" w:hAnsi="Arial" w:cs="Arial"/>
           <w:b/>
           <w:bCs/>
-        </w:rPr>
-        <w:t xml:space="preserve">, </w:t>
-      </w:r>
-      <w:proofErr w:type="spellStart"/>
-      <w:r>
-        <w:rPr>
+          <w:color w:val="000000"/>
+          <w:kern w:val="0"/>
+          <w:lang w:eastAsia="en-IN"/>
+          <w14:ligatures w14:val="none"/>
+        </w:rPr>
+        <w:t xml:space="preserve"> </w:t>
+      </w:r>
+      <w:r>
+        <w:rPr>
+          <w:rFonts w:ascii="Arial" w:eastAsia="Times New Roman" w:hAnsi="Arial" w:cs="Arial"/>
           <w:b/>
           <w:bCs/>
-        </w:rPr>
-        <w:t>GeeksforGeeks</w:t>
+          <w:color w:val="000000"/>
+          <w:kern w:val="0"/>
+          <w:lang w:eastAsia="en-IN"/>
+          <w14:ligatures w14:val="none"/>
+        </w:rPr>
+        <w:tab/>
+      </w:r>
+      <w:r>
+        <w:rPr>
+          <w:rFonts w:ascii="Arial" w:eastAsia="Times New Roman" w:hAnsi="Arial" w:cs="Arial"/>
+          <w:color w:val="000000"/>
+          <w:kern w:val="0"/>
+          <w:lang w:eastAsia="en-IN"/>
+          <w14:ligatures w14:val="none"/>
+        </w:rPr>
+        <w:t xml:space="preserve">Given a sorted array </w:t>
+      </w:r>
+      <w:proofErr w:type="spellStart"/>
+      <w:r>
+        <w:rPr>
+          <w:rFonts w:ascii="Arial" w:eastAsia="Times New Roman" w:hAnsi="Arial" w:cs="Arial"/>
+          <w:color w:val="000000"/>
+          <w:kern w:val="0"/>
+          <w:lang w:eastAsia="en-IN"/>
+          <w14:ligatures w14:val="none"/>
+        </w:rPr>
+        <w:t>nums</w:t>
       </w:r>
       <w:proofErr w:type="spellEnd"/>
       <w:r>
         <w:rPr>
-          <w:b/>
-          <w:bCs/>
-        </w:rPr>
-        <w:t xml:space="preserve">, </w:t>
-      </w:r>
-      <w:proofErr w:type="spellStart"/>
-      <w:r>
-        <w:rPr>
-          <w:b/>
-          <w:bCs/>
-        </w:rPr>
-        <w:t>InterviewBit</w:t>
-      </w:r>
-      <w:proofErr w:type="spellEnd"/>
-      <w:r>
-        <w:rPr>
-          <w:b/>
-          <w:bCs/>
-        </w:rPr>
-        <w:t>, etc.</w:t>
-      </w:r>
-    </w:p>
-    <w:p>
-      <w:pPr>
-        <w:ind w:firstLine="720"/>
-        <w:rPr>
-          <w:b/>
-          <w:bCs/>
-        </w:rPr>
-      </w:pPr>
-    </w:p>
-    <w:p>
-      <w:pPr>
-        <w:pStyle w:val="ListParagraph"/>
-        <w:numPr>
-          <w:ilvl w:val="0"/>
-          <w:numId w:val="1"/>
-        </w:numPr>
-      </w:pPr>
-      <w:r>
-        <w:t>What is a singly linked list? Explain its structure and how it differs from an array.</w:t>
-      </w:r>
-    </w:p>
-    <w:p>
-      <w:pPr>
-        <w:pStyle w:val="ListParagraph"/>
-        <w:numPr>
-          <w:ilvl w:val="0"/>
-          <w:numId w:val="1"/>
-        </w:numPr>
-        <w:spacing w:after="0" w:line="240" w:lineRule="auto"/>
-        <w:rPr>
-          <w:rFonts w:ascii="Arial" w:eastAsia="Times New Roman" w:hAnsi="Arial" w:cs="Arial"/>
-          <w:color w:val="000000"/>
-          <w:kern w:val="0"/>
-          <w:lang w:eastAsia="en-IN"/>
-          <w14:ligatures w14:val="none"/>
-        </w:rPr>
-      </w:pPr>
-      <w:r>
-        <w:rPr>
-          <w:rFonts w:ascii="Arial" w:eastAsia="Times New Roman" w:hAnsi="Arial" w:cs="Arial"/>
-          <w:color w:val="000000"/>
-          <w:kern w:val="0"/>
-          <w:lang w:eastAsia="en-IN"/>
-          <w14:ligatures w14:val="none"/>
-        </w:rPr>
-        <w:t>Write a function to insert a node at the beginning / end / at a given position in a singly linked list.</w:t>
-      </w:r>
-    </w:p>
-    <w:p>
-      <w:pPr>
-        <w:pStyle w:val="ListParagraph"/>
-        <w:numPr>
-          <w:ilvl w:val="0"/>
-          <w:numId w:val="1"/>
-        </w:numPr>
-        <w:spacing w:after="0" w:line="240" w:lineRule="auto"/>
-        <w:rPr>
-          <w:rFonts w:ascii="Arial" w:eastAsia="Times New Roman" w:hAnsi="Arial" w:cs="Arial"/>
-          <w:color w:val="000000"/>
-          <w:kern w:val="0"/>
-          <w:lang w:eastAsia="en-IN"/>
-          <w14:ligatures w14:val="none"/>
-        </w:rPr>
-      </w:pPr>
-      <w:r>
-        <w:rPr>
-          <w:rFonts w:ascii="Arial" w:eastAsia="Times New Roman" w:hAnsi="Arial" w:cs="Arial"/>
-          <w:color w:val="000000"/>
-          <w:kern w:val="0"/>
-          <w:lang w:eastAsia="en-IN"/>
-          <w14:ligatures w14:val="none"/>
-        </w:rPr>
-        <w:t>Delete a given node from a singly linked list (you are given only pointer/reference to the node to be deleted, not head).</w:t>
-      </w:r>
-    </w:p>
-    <w:p>
-      <w:pPr>
-        <w:pStyle w:val="ListParagraph"/>
-        <w:numPr>
-          <w:ilvl w:val="0"/>
-          <w:numId w:val="1"/>
-        </w:numPr>
-        <w:spacing w:after="0" w:line="240" w:lineRule="auto"/>
-        <w:rPr>
-          <w:rFonts w:ascii="Arial" w:eastAsia="Times New Roman" w:hAnsi="Arial" w:cs="Arial"/>
-          <w:color w:val="000000"/>
-          <w:kern w:val="0"/>
-          <w:lang w:eastAsia="en-IN"/>
-          <w14:ligatures w14:val="none"/>
-        </w:rPr>
-      </w:pPr>
-      <w:r>
-        <w:rPr>
-          <w:rFonts w:ascii="Arial" w:eastAsia="Times New Roman" w:hAnsi="Arial" w:cs="Arial"/>
-          <w:color w:val="000000"/>
-          <w:kern w:val="0"/>
-          <w:lang w:eastAsia="en-IN"/>
-          <w14:ligatures w14:val="none"/>
-        </w:rPr>
-        <w:t>Find the length (number of nodes) of a singly linked list.</w:t>
-      </w:r>
-    </w:p>
-    <w:p>
-      <w:pPr>
-        <w:pStyle w:val="ListParagraph"/>
-        <w:numPr>
-          <w:ilvl w:val="0"/>
-          <w:numId w:val="1"/>
-        </w:numPr>
-        <w:spacing w:after="0" w:line="240" w:lineRule="auto"/>
-        <w:rPr>
-          <w:rFonts w:ascii="Arial" w:eastAsia="Times New Roman" w:hAnsi="Arial" w:cs="Arial"/>
-          <w:color w:val="000000"/>
-          <w:kern w:val="0"/>
-          <w:lang w:eastAsia="en-IN"/>
-          <w14:ligatures w14:val="none"/>
-        </w:rPr>
-      </w:pPr>
-      <w:r>
-        <w:rPr>
-          <w:rFonts w:ascii="Arial" w:eastAsia="Times New Roman" w:hAnsi="Arial" w:cs="Arial"/>
-          <w:color w:val="000000"/>
-          <w:kern w:val="0"/>
-          <w:lang w:eastAsia="en-IN"/>
-          <w14:ligatures w14:val="none"/>
-        </w:rPr>
-        <w:t>Print / Traverse the linked list (forward).</w:t>
-      </w:r>
-    </w:p>
-    <w:p>
-      <w:pPr>
-        <w:pStyle w:val="ListParagraph"/>
-        <w:numPr>
-          <w:ilvl w:val="0"/>
-          <w:numId w:val="1"/>
-        </w:numPr>
-      </w:pPr>
-      <w:r>
-        <w:t xml:space="preserve"> </w:t>
-      </w:r>
-      <w:r>
-        <w:t>Find the middle node of a singly linked list.</w:t>
-      </w:r>
-      <w:r>
-        <w:t xml:space="preserve"> </w:t>
-      </w:r>
-      <w:r>
-        <w:t>(Classic two-pointer: slow &amp; fast. Fast moves 2 steps, slow 1 step.)</w:t>
-      </w:r>
-    </w:p>
-    <w:p>
-      <w:pPr>
-        <w:pStyle w:val="ListParagraph"/>
-        <w:numPr>
-          <w:ilvl w:val="0"/>
-          <w:numId w:val="1"/>
-        </w:numPr>
-        <w:spacing w:after="0" w:line="240" w:lineRule="auto"/>
-        <w:rPr>
-          <w:rFonts w:ascii="Arial" w:eastAsia="Times New Roman" w:hAnsi="Arial" w:cs="Arial"/>
-          <w:color w:val="000000"/>
-          <w:kern w:val="0"/>
-          <w:bdr w:val="single" w:sz="2" w:space="0" w:color="000000" w:frame="1"/>
-          <w:lang w:eastAsia="en-IN"/>
-          <w14:ligatures w14:val="none"/>
-        </w:rPr>
-      </w:pPr>
-      <w:r>
-        <w:rPr>
-          <w:rFonts w:ascii="Arial" w:eastAsia="Times New Roman" w:hAnsi="Arial" w:cs="Arial"/>
-          <w:color w:val="000000"/>
-          <w:kern w:val="0"/>
-          <w:bdr w:val="single" w:sz="2" w:space="0" w:color="000000" w:frame="1"/>
-          <w:lang w:eastAsia="en-IN"/>
-          <w14:ligatures w14:val="none"/>
-        </w:rPr>
-        <w:t>Find the nth node from the end of a singly linked list.</w:t>
-      </w:r>
-      <w:r>
-        <w:rPr>
-          <w:rFonts w:ascii="Arial" w:eastAsia="Times New Roman" w:hAnsi="Arial" w:cs="Arial"/>
-          <w:color w:val="000000"/>
-          <w:kern w:val="0"/>
-          <w:lang w:eastAsia="en-IN"/>
-          <w14:ligatures w14:val="none"/>
-        </w:rPr>
-        <w:br/>
-      </w:r>
-      <w:r>
-        <w:rPr>
-          <w:rFonts w:ascii="Arial" w:eastAsia="Times New Roman" w:hAnsi="Arial" w:cs="Arial"/>
-          <w:color w:val="000000"/>
-          <w:kern w:val="0"/>
-          <w:bdr w:val="single" w:sz="2" w:space="0" w:color="000000" w:frame="1"/>
-          <w:lang w:eastAsia="en-IN"/>
-          <w14:ligatures w14:val="none"/>
-        </w:rPr>
-        <w:t>Clone a singly linked list with random pointers (each node has next + random).</w:t>
-      </w:r>
-    </w:p>
-    <w:p>
-      <w:pPr>
-        <w:pStyle w:val="ListParagraph"/>
-        <w:numPr>
-          <w:ilvl w:val="0"/>
-          <w:numId w:val="1"/>
-        </w:numPr>
-        <w:spacing w:after="0" w:line="240" w:lineRule="auto"/>
-        <w:rPr>
-          <w:rFonts w:ascii="Arial" w:eastAsia="Times New Roman" w:hAnsi="Arial" w:cs="Arial"/>
-          <w:color w:val="000000"/>
-          <w:kern w:val="0"/>
-          <w:lang w:eastAsia="en-IN"/>
-          <w14:ligatures w14:val="none"/>
-        </w:rPr>
-      </w:pPr>
-    </w:p>
-    <w:p>
-      <w:pPr>
-        <w:pStyle w:val="ListParagraph"/>
-        <w:numPr>
-          <w:ilvl w:val="0"/>
-          <w:numId w:val="1"/>
-        </w:numPr>
-        <w:spacing w:after="0" w:line="240" w:lineRule="auto"/>
-        <w:rPr>
-          <w:rFonts w:ascii="Arial" w:eastAsia="Times New Roman" w:hAnsi="Arial" w:cs="Arial"/>
-          <w:color w:val="000000"/>
-          <w:kern w:val="0"/>
-          <w:lang w:eastAsia="en-IN"/>
-          <w14:ligatures w14:val="none"/>
-        </w:rPr>
-      </w:pPr>
-      <w:r>
-        <w:rPr>
-          <w:rFonts w:ascii="Arial" w:eastAsia="Times New Roman" w:hAnsi="Arial" w:cs="Arial"/>
-          <w:color w:val="000000"/>
-          <w:kern w:val="0"/>
-          <w:bdr w:val="single" w:sz="2" w:space="0" w:color="000000" w:frame="1"/>
-          <w:lang w:eastAsia="en-IN"/>
-          <w14:ligatures w14:val="none"/>
-        </w:rPr>
-        <w:t>Reverse a singly linked list (iterative and recursive ways).</w:t>
-      </w:r>
-      <w:r>
-        <w:rPr>
-          <w:rFonts w:ascii="Arial" w:eastAsia="Times New Roman" w:hAnsi="Arial" w:cs="Arial"/>
-          <w:color w:val="000000"/>
-          <w:kern w:val="0"/>
-          <w:lang w:eastAsia="en-IN"/>
-          <w14:ligatures w14:val="none"/>
-        </w:rPr>
-        <w:br/>
-      </w:r>
-      <w:r>
-        <w:rPr>
-          <w:rFonts w:ascii="Arial" w:eastAsia="Times New Roman" w:hAnsi="Arial" w:cs="Arial"/>
-          <w:color w:val="000000"/>
-          <w:kern w:val="0"/>
-          <w:bdr w:val="single" w:sz="2" w:space="0" w:color="000000" w:frame="1"/>
-          <w:lang w:eastAsia="en-IN"/>
-          <w14:ligatures w14:val="none"/>
-        </w:rPr>
-        <w:t>(One of the most asked questions ever. Know both approaches well.)</w:t>
-      </w:r>
-    </w:p>
-    <w:p>
-      <w:pPr>
-        <w:pStyle w:val="ListParagraph"/>
-        <w:numPr>
-          <w:ilvl w:val="0"/>
-          <w:numId w:val="1"/>
-        </w:numPr>
-        <w:spacing w:after="0" w:line="240" w:lineRule="auto"/>
-        <w:rPr>
-          <w:rFonts w:ascii="Arial" w:eastAsia="Times New Roman" w:hAnsi="Arial" w:cs="Arial"/>
-          <w:color w:val="000000"/>
-          <w:kern w:val="0"/>
-          <w:u w:val="single"/>
-          <w:lang w:eastAsia="en-IN"/>
-          <w14:ligatures w14:val="none"/>
-        </w:rPr>
-      </w:pPr>
-      <w:r>
-        <w:rPr>
-          <w:rFonts w:ascii="Arial" w:eastAsia="Times New Roman" w:hAnsi="Arial" w:cs="Arial"/>
-          <w:color w:val="000000"/>
-          <w:kern w:val="0"/>
-          <w:u w:val="single"/>
-          <w:bdr w:val="single" w:sz="2" w:space="0" w:color="000000" w:frame="1"/>
-          <w:lang w:eastAsia="en-IN"/>
-          <w14:ligatures w14:val="none"/>
-        </w:rPr>
-        <w:t>Detect if a singly linked list has a cycle (loop).</w:t>
-      </w:r>
-      <w:r>
-        <w:rPr>
-          <w:rFonts w:ascii="Arial" w:eastAsia="Times New Roman" w:hAnsi="Arial" w:cs="Arial"/>
-          <w:color w:val="000000"/>
-          <w:kern w:val="0"/>
-          <w:u w:val="single"/>
-          <w:lang w:eastAsia="en-IN"/>
-          <w14:ligatures w14:val="none"/>
-        </w:rPr>
-        <w:br/>
-      </w:r>
-      <w:r>
-        <w:rPr>
-          <w:rFonts w:ascii="Arial" w:eastAsia="Times New Roman" w:hAnsi="Arial" w:cs="Arial"/>
-          <w:color w:val="000000"/>
-          <w:kern w:val="0"/>
-          <w:u w:val="single"/>
-          <w:bdr w:val="single" w:sz="2" w:space="0" w:color="000000" w:frame="1"/>
-          <w:lang w:eastAsia="en-IN"/>
-          <w14:ligatures w14:val="none"/>
-        </w:rPr>
-        <w:t>(Floyd’s Cycle Detection — slow &amp; fast pointers. If they meet → cycle.)</w:t>
-      </w:r>
-    </w:p>
-    <w:p>
-      <w:pPr>
-        <w:pStyle w:val="ListParagraph"/>
-        <w:numPr>
-          <w:ilvl w:val="0"/>
-          <w:numId w:val="1"/>
-        </w:numPr>
-        <w:spacing w:after="0" w:line="240" w:lineRule="auto"/>
-        <w:rPr>
-          <w:rFonts w:ascii="Arial" w:eastAsia="Times New Roman" w:hAnsi="Arial" w:cs="Arial"/>
-          <w:color w:val="000000"/>
-          <w:kern w:val="0"/>
-          <w:lang w:eastAsia="en-IN"/>
-          <w14:ligatures w14:val="none"/>
-        </w:rPr>
-      </w:pPr>
-      <w:r>
-        <w:rPr>
-          <w:rFonts w:ascii="Arial" w:eastAsia="Times New Roman" w:hAnsi="Arial" w:cs="Arial"/>
-          <w:color w:val="000000"/>
-          <w:kern w:val="0"/>
-          <w:lang w:eastAsia="en-IN"/>
-          <w14:ligatures w14:val="none"/>
-        </w:rPr>
-        <w:t>Find the starting node of the cycle in a linked list (if cycle exists).</w:t>
-      </w:r>
-    </w:p>
-    <w:p>
-      <w:pPr>
-        <w:pStyle w:val="ListParagraph"/>
-        <w:numPr>
-          <w:ilvl w:val="0"/>
-          <w:numId w:val="1"/>
-        </w:numPr>
-        <w:spacing w:after="0" w:line="240" w:lineRule="auto"/>
-        <w:rPr>
-          <w:rFonts w:ascii="Arial" w:eastAsia="Times New Roman" w:hAnsi="Arial" w:cs="Arial"/>
-          <w:color w:val="000000"/>
-          <w:kern w:val="0"/>
-          <w:lang w:eastAsia="en-IN"/>
-          <w14:ligatures w14:val="none"/>
-        </w:rPr>
-      </w:pPr>
-      <w:r>
-        <w:rPr>
-          <w:rFonts w:ascii="Arial" w:eastAsia="Times New Roman" w:hAnsi="Arial" w:cs="Arial"/>
-          <w:color w:val="000000"/>
-          <w:kern w:val="0"/>
-          <w:lang w:eastAsia="en-IN"/>
-          <w14:ligatures w14:val="none"/>
-        </w:rPr>
-        <w:t>Merge two sorted singly linked lists into one sorted list.</w:t>
-      </w:r>
-    </w:p>
-    <w:p>
-      <w:pPr>
-        <w:pStyle w:val="ListParagraph"/>
-        <w:numPr>
-          <w:ilvl w:val="0"/>
-          <w:numId w:val="1"/>
-        </w:numPr>
-        <w:spacing w:after="0" w:line="240" w:lineRule="auto"/>
-        <w:rPr>
-          <w:rFonts w:ascii="Arial" w:eastAsia="Times New Roman" w:hAnsi="Arial" w:cs="Arial"/>
-          <w:color w:val="000000"/>
-          <w:kern w:val="0"/>
-          <w:lang w:eastAsia="en-IN"/>
-          <w14:ligatures w14:val="none"/>
-        </w:rPr>
-      </w:pPr>
-      <w:r>
-        <w:rPr>
-          <w:rFonts w:ascii="Arial" w:eastAsia="Times New Roman" w:hAnsi="Arial" w:cs="Arial"/>
-          <w:color w:val="000000"/>
-          <w:kern w:val="0"/>
-          <w:lang w:eastAsia="en-IN"/>
-          <w14:ligatures w14:val="none"/>
-        </w:rPr>
-        <w:t>Remove duplicates from an unsorted / sorted singly linked list.</w:t>
-      </w:r>
-    </w:p>
-    <w:p>
-      <w:pPr>
-        <w:pStyle w:val="ListParagraph"/>
-        <w:numPr>
-          <w:ilvl w:val="0"/>
-          <w:numId w:val="1"/>
-        </w:numPr>
-        <w:spacing w:after="0" w:line="240" w:lineRule="auto"/>
-        <w:rPr>
-          <w:rFonts w:ascii="Arial" w:eastAsia="Times New Roman" w:hAnsi="Arial" w:cs="Arial"/>
-          <w:color w:val="000000"/>
-          <w:kern w:val="0"/>
-          <w:lang w:eastAsia="en-IN"/>
-          <w14:ligatures w14:val="none"/>
-        </w:rPr>
-      </w:pPr>
-      <w:r>
-        <w:rPr>
-          <w:rFonts w:ascii="Arial" w:eastAsia="Times New Roman" w:hAnsi="Arial" w:cs="Arial"/>
-          <w:color w:val="000000"/>
-          <w:kern w:val="0"/>
-          <w:lang w:eastAsia="en-IN"/>
-          <w14:ligatures w14:val="none"/>
-        </w:rPr>
-        <w:t>Check if a singly linked list is a palindrome.</w:t>
-      </w:r>
-    </w:p>
-    <w:p>
-      <w:pPr>
-        <w:pStyle w:val="ListParagraph"/>
-        <w:numPr>
-          <w:ilvl w:val="0"/>
-          <w:numId w:val="1"/>
-        </w:numPr>
-        <w:spacing w:after="0" w:line="240" w:lineRule="auto"/>
-        <w:rPr>
-          <w:rFonts w:ascii="Arial" w:eastAsia="Times New Roman" w:hAnsi="Arial" w:cs="Arial"/>
-          <w:color w:val="000000"/>
-          <w:kern w:val="0"/>
-          <w:lang w:eastAsia="en-IN"/>
-          <w14:ligatures w14:val="none"/>
-        </w:rPr>
-      </w:pPr>
-      <w:r>
-        <w:rPr>
-          <w:rFonts w:ascii="Arial" w:eastAsia="Times New Roman" w:hAnsi="Arial" w:cs="Arial"/>
-          <w:color w:val="000000"/>
-          <w:kern w:val="0"/>
-          <w:lang w:eastAsia="en-IN"/>
-          <w14:ligatures w14:val="none"/>
-        </w:rPr>
-        <w:t>Add 1 to a number represented as a linked list (e.g., 1→9→9 +1 = 2→0→0).</w:t>
-      </w:r>
-    </w:p>
-    <w:p>
-      <w:pPr>
-        <w:pStyle w:val="ListParagraph"/>
-        <w:numPr>
-          <w:ilvl w:val="0"/>
-          <w:numId w:val="1"/>
-        </w:numPr>
-        <w:spacing w:after="0" w:line="240" w:lineRule="auto"/>
-        <w:rPr>
-          <w:rFonts w:ascii="Arial" w:eastAsia="Times New Roman" w:hAnsi="Arial" w:cs="Arial"/>
-          <w:color w:val="000000"/>
-          <w:kern w:val="0"/>
-          <w:lang w:eastAsia="en-IN"/>
-          <w14:ligatures w14:val="none"/>
-        </w:rPr>
-      </w:pPr>
-      <w:r>
-        <w:rPr>
-          <w:rFonts w:ascii="Arial" w:eastAsia="Times New Roman" w:hAnsi="Arial" w:cs="Arial"/>
-          <w:color w:val="000000"/>
-          <w:kern w:val="0"/>
-          <w:lang w:eastAsia="en-IN"/>
-          <w14:ligatures w14:val="none"/>
-        </w:rPr>
-        <w:t>Rotate a singly linked list to the right by k places.</w:t>
-      </w:r>
-    </w:p>
-    <w:p>
-      <w:pPr>
-        <w:pStyle w:val="ListParagraph"/>
-        <w:numPr>
-          <w:ilvl w:val="0"/>
-          <w:numId w:val="1"/>
-        </w:numPr>
-        <w:spacing w:after="0" w:line="240" w:lineRule="auto"/>
-        <w:rPr>
-          <w:rFonts w:ascii="Arial" w:eastAsia="Times New Roman" w:hAnsi="Arial" w:cs="Arial"/>
-          <w:color w:val="000000"/>
-          <w:kern w:val="0"/>
-          <w:lang w:eastAsia="en-IN"/>
-          <w14:ligatures w14:val="none"/>
-        </w:rPr>
-      </w:pPr>
-      <w:r>
-        <w:rPr>
-          <w:rFonts w:ascii="Arial" w:eastAsia="Times New Roman" w:hAnsi="Arial" w:cs="Arial"/>
-          <w:color w:val="000000"/>
-          <w:kern w:val="0"/>
-          <w:lang w:eastAsia="en-IN"/>
-          <w14:ligatures w14:val="none"/>
-        </w:rPr>
-        <w:t>Swap nodes in pairs (e.g., 1→2→3→4 becomes 2→1→4→3).</w:t>
-      </w:r>
-    </w:p>
-    <w:p>
-      <w:pPr>
-        <w:pStyle w:val="ListParagraph"/>
-        <w:numPr>
-          <w:ilvl w:val="0"/>
-          <w:numId w:val="1"/>
-        </w:numPr>
-        <w:spacing w:after="0" w:line="240" w:lineRule="auto"/>
-        <w:rPr>
-          <w:rFonts w:ascii="Arial" w:eastAsia="Times New Roman" w:hAnsi="Arial" w:cs="Arial"/>
-          <w:color w:val="000000"/>
-          <w:kern w:val="0"/>
-          <w:lang w:eastAsia="en-IN"/>
-          <w14:ligatures w14:val="none"/>
-        </w:rPr>
-      </w:pPr>
-      <w:r>
-        <w:rPr>
-          <w:rFonts w:ascii="Arial" w:eastAsia="Times New Roman" w:hAnsi="Arial" w:cs="Arial"/>
-          <w:color w:val="000000"/>
-          <w:kern w:val="0"/>
-          <w:lang w:eastAsia="en-IN"/>
-          <w14:ligatures w14:val="none"/>
-        </w:rPr>
-        <w:t>Find intersection point of two singly linked lists (Y-shaped / merge point).</w:t>
-      </w:r>
-    </w:p>
-    <w:p>
-      <w:pPr>
-        <w:pStyle w:val="ListParagraph"/>
-        <w:numPr>
-          <w:ilvl w:val="0"/>
-          <w:numId w:val="1"/>
-        </w:numPr>
-        <w:spacing w:after="0" w:line="240" w:lineRule="auto"/>
-        <w:rPr>
-          <w:rFonts w:ascii="Arial" w:eastAsia="Times New Roman" w:hAnsi="Arial" w:cs="Arial"/>
-          <w:color w:val="000000"/>
-          <w:kern w:val="0"/>
-          <w:lang w:eastAsia="en-IN"/>
-          <w14:ligatures w14:val="none"/>
-        </w:rPr>
-      </w:pPr>
-      <w:r>
-        <w:rPr>
-          <w:rFonts w:ascii="Arial" w:eastAsia="Times New Roman" w:hAnsi="Arial" w:cs="Arial"/>
-          <w:color w:val="000000"/>
-          <w:kern w:val="0"/>
-          <w:bdr w:val="single" w:sz="2" w:space="0" w:color="000000" w:frame="1"/>
-          <w:lang w:eastAsia="en-IN"/>
-          <w14:ligatures w14:val="none"/>
-        </w:rPr>
-        <w:t>Partition a linked list around a value x (all &lt;x before &gt;=x, preserve order).</w:t>
-      </w:r>
-    </w:p>
-    <w:p>
-      <w:pPr>
-        <w:pStyle w:val="ListParagraph"/>
-        <w:numPr>
-          <w:ilvl w:val="0"/>
-          <w:numId w:val="1"/>
-        </w:numPr>
-        <w:spacing w:after="0" w:line="240" w:lineRule="auto"/>
-        <w:rPr>
-          <w:rFonts w:ascii="Arial" w:eastAsia="Times New Roman" w:hAnsi="Arial" w:cs="Arial"/>
-          <w:color w:val="000000"/>
-          <w:kern w:val="0"/>
-          <w:lang w:eastAsia="en-IN"/>
-          <w14:ligatures w14:val="none"/>
-        </w:rPr>
-      </w:pPr>
-      <w:r>
-        <w:rPr>
-          <w:rFonts w:ascii="Arial" w:eastAsia="Times New Roman" w:hAnsi="Arial" w:cs="Arial"/>
-          <w:color w:val="000000"/>
-          <w:kern w:val="0"/>
-          <w:lang w:eastAsia="en-IN"/>
-          <w14:ligatures w14:val="none"/>
-        </w:rPr>
-        <w:t>Sort a singly linked list (merge sort preferred).</w:t>
-      </w:r>
-    </w:p>
-    <w:p>
-      <w:pPr>
-        <w:spacing w:after="0" w:line="240" w:lineRule="auto"/>
-        <w:rPr>
-          <w:rFonts w:ascii="Arial" w:eastAsia="Times New Roman" w:hAnsi="Arial" w:cs="Arial"/>
-          <w:color w:val="000000"/>
-          <w:kern w:val="0"/>
-          <w:lang w:eastAsia="en-IN"/>
-          <w14:ligatures w14:val="none"/>
-        </w:rPr>
-      </w:pPr>
-    </w:p>
-    <w:p>
-      <w:pPr>
-        <w:spacing w:after="0" w:line="240" w:lineRule="auto"/>
-        <w:rPr>
-          <w:rFonts w:ascii="Arial" w:eastAsia="Times New Roman" w:hAnsi="Arial" w:cs="Arial"/>
-          <w:color w:val="000000"/>
-          <w:kern w:val="0"/>
-          <w:lang w:eastAsia="en-IN"/>
-          <w14:ligatures w14:val="none"/>
-        </w:rPr>
-      </w:pPr>
-    </w:p>
-    <w:p>
-      <w:pPr>
-        <w:spacing w:after="0" w:line="240" w:lineRule="auto"/>
-        <w:ind w:left="2160" w:firstLine="720"/>
-        <w:rPr>
-          <w:rFonts w:ascii="Arial" w:eastAsia="Times New Roman" w:hAnsi="Arial" w:cs="Arial"/>
-          <w:b/>
-          <w:bCs/>
-          <w:color w:val="000000"/>
-          <w:kern w:val="0"/>
-          <w:lang w:eastAsia="en-IN"/>
-          <w14:ligatures w14:val="none"/>
-        </w:rPr>
-      </w:pPr>
-      <w:r>
-        <w:rPr>
-          <w:rFonts w:ascii="Arial" w:eastAsia="Times New Roman" w:hAnsi="Arial" w:cs="Arial"/>
-          <w:b/>
-          <w:bCs/>
-          <w:color w:val="000000"/>
-          <w:kern w:val="0"/>
-          <w:lang w:eastAsia="en-IN"/>
-          <w14:ligatures w14:val="none"/>
-        </w:rPr>
-        <w:t>Array Questions:</w:t>
+          <w:rFonts w:ascii="Arial" w:eastAsia="Times New Roman" w:hAnsi="Arial" w:cs="Arial"/>
+          <w:color w:val="000000"/>
+          <w:kern w:val="0"/>
+          <w:lang w:eastAsia="en-IN"/>
+          <w14:ligatures w14:val="none"/>
+        </w:rPr>
+        <w:t>, remove duplicates in-place and return the number of unique elements.</w:t>
       </w:r>
     </w:p>
     <w:p>
@@ -748,7 +1065,7 @@
           <w:lang w:eastAsia="en-IN"/>
           <w14:ligatures w14:val="none"/>
         </w:rPr>
-        <w:t xml:space="preserve">Given an array of integers </w:t>
+        <w:t xml:space="preserve">Given an integer array </w:t>
       </w:r>
       <w:proofErr w:type="spellStart"/>
       <w:r>
@@ -774,7 +1091,7 @@
           <w:lang w:eastAsia="en-IN"/>
           <w14:ligatures w14:val="none"/>
         </w:rPr>
-        <w:t xml:space="preserve"> and an integer </w:t>
+        <w:t xml:space="preserve">, move all </w:t>
       </w:r>
       <w:r>
         <w:rPr>
@@ -787,19 +1104,48 @@
           <w:lang w:eastAsia="en-IN"/>
           <w14:ligatures w14:val="none"/>
         </w:rPr>
-        <w:t>target</w:t>
-      </w:r>
-      <w:r>
-        <w:rPr>
-          <w:rFonts w:ascii="Arial" w:eastAsia="Times New Roman" w:hAnsi="Arial" w:cs="Arial"/>
-          <w:color w:val="000000"/>
-          <w:kern w:val="0"/>
-          <w:bdr w:val="single" w:sz="2" w:space="0" w:color="000000" w:frame="1"/>
-          <w:lang w:eastAsia="en-IN"/>
-          <w14:ligatures w14:val="none"/>
-        </w:rPr>
-        <w:t xml:space="preserve">, return indices of the two numbers that add up to </w:t>
-      </w:r>
+        <w:t>0</w:t>
+      </w:r>
+      <w:r>
+        <w:rPr>
+          <w:rFonts w:ascii="Arial" w:eastAsia="Times New Roman" w:hAnsi="Arial" w:cs="Arial"/>
+          <w:color w:val="000000"/>
+          <w:kern w:val="0"/>
+          <w:bdr w:val="single" w:sz="2" w:space="0" w:color="000000" w:frame="1"/>
+          <w:lang w:eastAsia="en-IN"/>
+          <w14:ligatures w14:val="none"/>
+        </w:rPr>
+        <w:t>s to the end while maintaining the relative order of non-zero elements (in-place).</w:t>
+      </w:r>
+    </w:p>
+    <w:p>
+      <w:pPr>
+        <w:pStyle w:val="ListParagraph"/>
+        <w:numPr>
+          <w:ilvl w:val="0"/>
+          <w:numId w:val="2"/>
+        </w:numPr>
+        <w:spacing w:after="0" w:line="240" w:lineRule="auto"/>
+        <w:rPr>
+          <w:rFonts w:ascii="Arial" w:eastAsia="Times New Roman" w:hAnsi="Arial" w:cs="Arial"/>
+          <w:color w:val="000000"/>
+          <w:kern w:val="0"/>
+          <w:lang w:eastAsia="en-IN"/>
+          <w14:ligatures w14:val="none"/>
+        </w:rPr>
+      </w:pPr>
+      <w:r>
+        <w:rPr>
+          <w:rFonts w:ascii="Arial" w:eastAsia="Times New Roman" w:hAnsi="Arial" w:cs="Arial"/>
+          <w:color w:val="000000"/>
+          <w:kern w:val="0"/>
+          <w:bdr w:val="single" w:sz="2" w:space="0" w:color="000000" w:frame="1"/>
+          <w:lang w:eastAsia="en-IN"/>
+          <w14:ligatures w14:val="none"/>
+        </w:rPr>
+        <w:t xml:space="preserve">Given an integer array </w:t>
+      </w:r>
+      <w:proofErr w:type="spellStart"/>
       <w:r>
         <w:rPr>
           <w:rFonts w:ascii="Courier New" w:eastAsia="Times New Roman" w:hAnsi="Courier New" w:cs="Courier New"/>
@@ -811,48 +1157,20 @@
           <w:lang w:eastAsia="en-IN"/>
           <w14:ligatures w14:val="none"/>
         </w:rPr>
-        <w:t>target</w:t>
-      </w:r>
-      <w:r>
-        <w:rPr>
-          <w:rFonts w:ascii="Arial" w:eastAsia="Times New Roman" w:hAnsi="Arial" w:cs="Arial"/>
-          <w:color w:val="000000"/>
-          <w:kern w:val="0"/>
-          <w:bdr w:val="single" w:sz="2" w:space="0" w:color="000000" w:frame="1"/>
-          <w:lang w:eastAsia="en-IN"/>
-          <w14:ligatures w14:val="none"/>
-        </w:rPr>
-        <w:t>.</w:t>
-      </w:r>
-    </w:p>
-    <w:p>
-      <w:pPr>
-        <w:pStyle w:val="ListParagraph"/>
-        <w:numPr>
-          <w:ilvl w:val="0"/>
-          <w:numId w:val="2"/>
-        </w:numPr>
-        <w:spacing w:after="0" w:line="240" w:lineRule="auto"/>
-        <w:rPr>
-          <w:rFonts w:ascii="Arial" w:eastAsia="Times New Roman" w:hAnsi="Arial" w:cs="Arial"/>
-          <w:color w:val="000000"/>
-          <w:kern w:val="0"/>
-          <w:lang w:eastAsia="en-IN"/>
-          <w14:ligatures w14:val="none"/>
-        </w:rPr>
-      </w:pPr>
-      <w:r>
-        <w:rPr>
-          <w:rFonts w:ascii="Arial" w:eastAsia="Times New Roman" w:hAnsi="Arial" w:cs="Arial"/>
-          <w:color w:val="000000"/>
-          <w:kern w:val="0"/>
-          <w:bdr w:val="single" w:sz="2" w:space="0" w:color="000000" w:frame="1"/>
-          <w:lang w:eastAsia="en-IN"/>
-          <w14:ligatures w14:val="none"/>
-        </w:rPr>
-        <w:t xml:space="preserve">Given an integer array </w:t>
-      </w:r>
-      <w:proofErr w:type="spellStart"/>
+        <w:t>nums</w:t>
+      </w:r>
+      <w:proofErr w:type="spellEnd"/>
+      <w:r>
+        <w:rPr>
+          <w:rFonts w:ascii="Arial" w:eastAsia="Times New Roman" w:hAnsi="Arial" w:cs="Arial"/>
+          <w:color w:val="000000"/>
+          <w:kern w:val="0"/>
+          <w:bdr w:val="single" w:sz="2" w:space="0" w:color="000000" w:frame="1"/>
+          <w:lang w:eastAsia="en-IN"/>
+          <w14:ligatures w14:val="none"/>
+        </w:rPr>
+        <w:t xml:space="preserve">, return an array </w:t>
+      </w:r>
       <w:r>
         <w:rPr>
           <w:rFonts w:ascii="Courier New" w:eastAsia="Times New Roman" w:hAnsi="Courier New" w:cs="Courier New"/>
@@ -864,19 +1182,18 @@
           <w:lang w:eastAsia="en-IN"/>
           <w14:ligatures w14:val="none"/>
         </w:rPr>
-        <w:t>nums</w:t>
-      </w:r>
-      <w:proofErr w:type="spellEnd"/>
-      <w:r>
-        <w:rPr>
-          <w:rFonts w:ascii="Arial" w:eastAsia="Times New Roman" w:hAnsi="Arial" w:cs="Arial"/>
-          <w:color w:val="000000"/>
-          <w:kern w:val="0"/>
-          <w:bdr w:val="single" w:sz="2" w:space="0" w:color="000000" w:frame="1"/>
-          <w:lang w:eastAsia="en-IN"/>
-          <w14:ligatures w14:val="none"/>
-        </w:rPr>
-        <w:t xml:space="preserve">, return </w:t>
+        <w:t>answer</w:t>
+      </w:r>
+      <w:r>
+        <w:rPr>
+          <w:rFonts w:ascii="Arial" w:eastAsia="Times New Roman" w:hAnsi="Arial" w:cs="Arial"/>
+          <w:color w:val="000000"/>
+          <w:kern w:val="0"/>
+          <w:bdr w:val="single" w:sz="2" w:space="0" w:color="000000" w:frame="1"/>
+          <w:lang w:eastAsia="en-IN"/>
+          <w14:ligatures w14:val="none"/>
+        </w:rPr>
+        <w:t xml:space="preserve"> such that </w:t>
       </w:r>
       <w:r>
         <w:rPr>
@@ -889,47 +1206,9 @@
           <w:lang w:eastAsia="en-IN"/>
           <w14:ligatures w14:val="none"/>
         </w:rPr>
-        <w:t>true</w:t>
-      </w:r>
-      <w:r>
-        <w:rPr>
-          <w:rFonts w:ascii="Arial" w:eastAsia="Times New Roman" w:hAnsi="Arial" w:cs="Arial"/>
-          <w:color w:val="000000"/>
-          <w:kern w:val="0"/>
-          <w:bdr w:val="single" w:sz="2" w:space="0" w:color="000000" w:frame="1"/>
-          <w:lang w:eastAsia="en-IN"/>
-          <w14:ligatures w14:val="none"/>
-        </w:rPr>
-        <w:t xml:space="preserve"> if any value appears at least twice.</w:t>
-      </w:r>
-    </w:p>
-    <w:p>
-      <w:pPr>
-        <w:pStyle w:val="ListParagraph"/>
-        <w:numPr>
-          <w:ilvl w:val="0"/>
-          <w:numId w:val="2"/>
-        </w:numPr>
-        <w:spacing w:after="0" w:line="240" w:lineRule="auto"/>
-        <w:rPr>
-          <w:rFonts w:ascii="Arial" w:eastAsia="Times New Roman" w:hAnsi="Arial" w:cs="Arial"/>
-          <w:color w:val="000000"/>
-          <w:kern w:val="0"/>
-          <w:lang w:eastAsia="en-IN"/>
-          <w14:ligatures w14:val="none"/>
-        </w:rPr>
-      </w:pPr>
-      <w:r>
-        <w:rPr>
-          <w:rFonts w:ascii="Arial" w:eastAsia="Times New Roman" w:hAnsi="Arial" w:cs="Arial"/>
-          <w:color w:val="000000"/>
-          <w:kern w:val="0"/>
-          <w:bdr w:val="single" w:sz="2" w:space="0" w:color="000000" w:frame="1"/>
-          <w:lang w:eastAsia="en-IN"/>
-          <w14:ligatures w14:val="none"/>
-        </w:rPr>
-        <w:t xml:space="preserve">You are given an array </w:t>
-      </w:r>
+        <w:t>answer[</w:t>
+      </w:r>
+      <w:proofErr w:type="spellStart"/>
       <w:r>
         <w:rPr>
           <w:rFonts w:ascii="Courier New" w:eastAsia="Times New Roman" w:hAnsi="Courier New" w:cs="Courier New"/>
@@ -941,19 +1220,9 @@
           <w:lang w:eastAsia="en-IN"/>
           <w14:ligatures w14:val="none"/>
         </w:rPr>
-        <w:t>prices</w:t>
-      </w:r>
-      <w:r>
-        <w:rPr>
-          <w:rFonts w:ascii="Arial" w:eastAsia="Times New Roman" w:hAnsi="Arial" w:cs="Arial"/>
-          <w:color w:val="000000"/>
-          <w:kern w:val="0"/>
-          <w:bdr w:val="single" w:sz="2" w:space="0" w:color="000000" w:frame="1"/>
-          <w:lang w:eastAsia="en-IN"/>
-          <w14:ligatures w14:val="none"/>
-        </w:rPr>
-        <w:t xml:space="preserve"> where </w:t>
-      </w:r>
+        <w:t>i</w:t>
+      </w:r>
+      <w:proofErr w:type="spellEnd"/>
       <w:r>
         <w:rPr>
           <w:rFonts w:ascii="Courier New" w:eastAsia="Times New Roman" w:hAnsi="Courier New" w:cs="Courier New"/>
@@ -965,7 +1234,18 @@
           <w:lang w:eastAsia="en-IN"/>
           <w14:ligatures w14:val="none"/>
         </w:rPr>
-        <w:t>prices[</w:t>
+        <w:t>]</w:t>
+      </w:r>
+      <w:r>
+        <w:rPr>
+          <w:rFonts w:ascii="Arial" w:eastAsia="Times New Roman" w:hAnsi="Arial" w:cs="Arial"/>
+          <w:color w:val="000000"/>
+          <w:kern w:val="0"/>
+          <w:bdr w:val="single" w:sz="2" w:space="0" w:color="000000" w:frame="1"/>
+          <w:lang w:eastAsia="en-IN"/>
+          <w14:ligatures w14:val="none"/>
+        </w:rPr>
+        <w:t xml:space="preserve"> is equal to the product of all elements except </w:t>
       </w:r>
       <w:proofErr w:type="spellStart"/>
       <w:r>
@@ -979,7 +1259,7 @@
           <w:lang w:eastAsia="en-IN"/>
           <w14:ligatures w14:val="none"/>
         </w:rPr>
-        <w:t>i</w:t>
+        <w:t>nums</w:t>
       </w:r>
       <w:proofErr w:type="spellEnd"/>
       <w:r>
@@ -993,143 +1273,7 @@
           <w:lang w:eastAsia="en-IN"/>
           <w14:ligatures w14:val="none"/>
         </w:rPr>
-        <w:t>]</w:t>
-      </w:r>
-      <w:r>
-        <w:rPr>
-          <w:rFonts w:ascii="Arial" w:eastAsia="Times New Roman" w:hAnsi="Arial" w:cs="Arial"/>
-          <w:color w:val="000000"/>
-          <w:kern w:val="0"/>
-          <w:bdr w:val="single" w:sz="2" w:space="0" w:color="000000" w:frame="1"/>
-          <w:lang w:eastAsia="en-IN"/>
-          <w14:ligatures w14:val="none"/>
-        </w:rPr>
-        <w:t xml:space="preserve"> is the price of a stock on the </w:t>
-      </w:r>
-      <w:proofErr w:type="spellStart"/>
-      <w:r>
-        <w:rPr>
-          <w:rFonts w:ascii="Arial" w:eastAsia="Times New Roman" w:hAnsi="Arial" w:cs="Arial"/>
-          <w:color w:val="000000"/>
-          <w:kern w:val="0"/>
-          <w:bdr w:val="single" w:sz="2" w:space="0" w:color="000000" w:frame="1"/>
-          <w:lang w:eastAsia="en-IN"/>
-          <w14:ligatures w14:val="none"/>
-        </w:rPr>
-        <w:t>ith</w:t>
-      </w:r>
-      <w:proofErr w:type="spellEnd"/>
-      <w:r>
-        <w:rPr>
-          <w:rFonts w:ascii="Arial" w:eastAsia="Times New Roman" w:hAnsi="Arial" w:cs="Arial"/>
-          <w:color w:val="000000"/>
-          <w:kern w:val="0"/>
-          <w:bdr w:val="single" w:sz="2" w:space="0" w:color="000000" w:frame="1"/>
-          <w:lang w:eastAsia="en-IN"/>
-          <w14:ligatures w14:val="none"/>
-        </w:rPr>
-        <w:t xml:space="preserve"> day. Return the maximum profit (or 0 if none).</w:t>
-      </w:r>
-    </w:p>
-    <w:p>
-      <w:pPr>
-        <w:pStyle w:val="ListParagraph"/>
-        <w:numPr>
-          <w:ilvl w:val="0"/>
-          <w:numId w:val="2"/>
-        </w:numPr>
-        <w:spacing w:after="0" w:line="240" w:lineRule="auto"/>
-        <w:rPr>
-          <w:rFonts w:ascii="Arial" w:eastAsia="Times New Roman" w:hAnsi="Arial" w:cs="Arial"/>
-          <w:color w:val="000000"/>
-          <w:kern w:val="0"/>
-          <w:lang w:eastAsia="en-IN"/>
-          <w14:ligatures w14:val="none"/>
-        </w:rPr>
-      </w:pPr>
-      <w:r>
-        <w:rPr>
-          <w:rFonts w:ascii="Arial" w:eastAsia="Times New Roman" w:hAnsi="Arial" w:cs="Arial"/>
-          <w:b/>
-          <w:bCs/>
-          <w:color w:val="000000"/>
-          <w:kern w:val="0"/>
-          <w:lang w:eastAsia="en-IN"/>
-          <w14:ligatures w14:val="none"/>
-        </w:rPr>
-        <w:t xml:space="preserve"> </w:t>
-      </w:r>
-      <w:r>
-        <w:rPr>
-          <w:rFonts w:ascii="Arial" w:eastAsia="Times New Roman" w:hAnsi="Arial" w:cs="Arial"/>
-          <w:b/>
-          <w:bCs/>
-          <w:color w:val="000000"/>
-          <w:kern w:val="0"/>
-          <w:lang w:eastAsia="en-IN"/>
-          <w14:ligatures w14:val="none"/>
-        </w:rPr>
-        <w:tab/>
-      </w:r>
-      <w:r>
-        <w:rPr>
-          <w:rFonts w:ascii="Arial" w:eastAsia="Times New Roman" w:hAnsi="Arial" w:cs="Arial"/>
-          <w:color w:val="000000"/>
-          <w:kern w:val="0"/>
-          <w:lang w:eastAsia="en-IN"/>
-          <w14:ligatures w14:val="none"/>
-        </w:rPr>
-        <w:t xml:space="preserve">Given a sorted array </w:t>
-      </w:r>
-      <w:proofErr w:type="spellStart"/>
-      <w:r>
-        <w:rPr>
-          <w:rFonts w:ascii="Arial" w:eastAsia="Times New Roman" w:hAnsi="Arial" w:cs="Arial"/>
-          <w:color w:val="000000"/>
-          <w:kern w:val="0"/>
-          <w:lang w:eastAsia="en-IN"/>
-          <w14:ligatures w14:val="none"/>
-        </w:rPr>
-        <w:t>nums</w:t>
-      </w:r>
-      <w:proofErr w:type="spellEnd"/>
-      <w:r>
-        <w:rPr>
-          <w:rFonts w:ascii="Arial" w:eastAsia="Times New Roman" w:hAnsi="Arial" w:cs="Arial"/>
-          <w:color w:val="000000"/>
-          <w:kern w:val="0"/>
-          <w:lang w:eastAsia="en-IN"/>
-          <w14:ligatures w14:val="none"/>
-        </w:rPr>
-        <w:t>, remove duplicates in-place and return the number of unique elements.</w:t>
-      </w:r>
-    </w:p>
-    <w:p>
-      <w:pPr>
-        <w:pStyle w:val="ListParagraph"/>
-        <w:numPr>
-          <w:ilvl w:val="0"/>
-          <w:numId w:val="2"/>
-        </w:numPr>
-        <w:spacing w:after="0" w:line="240" w:lineRule="auto"/>
-        <w:rPr>
-          <w:rFonts w:ascii="Arial" w:eastAsia="Times New Roman" w:hAnsi="Arial" w:cs="Arial"/>
-          <w:color w:val="000000"/>
-          <w:kern w:val="0"/>
-          <w:lang w:eastAsia="en-IN"/>
-          <w14:ligatures w14:val="none"/>
-        </w:rPr>
-      </w:pPr>
-      <w:r>
-        <w:rPr>
-          <w:rFonts w:ascii="Arial" w:eastAsia="Times New Roman" w:hAnsi="Arial" w:cs="Arial"/>
-          <w:color w:val="000000"/>
-          <w:kern w:val="0"/>
-          <w:bdr w:val="single" w:sz="2" w:space="0" w:color="000000" w:frame="1"/>
-          <w:lang w:eastAsia="en-IN"/>
-          <w14:ligatures w14:val="none"/>
-        </w:rPr>
-        <w:t xml:space="preserve">Given an integer array </w:t>
+        <w:t>[</w:t>
       </w:r>
       <w:proofErr w:type="spellStart"/>
       <w:r>
@@ -1143,20 +1287,9 @@
           <w:lang w:eastAsia="en-IN"/>
           <w14:ligatures w14:val="none"/>
         </w:rPr>
-        <w:t>nums</w:t>
+        <w:t>i</w:t>
       </w:r>
       <w:proofErr w:type="spellEnd"/>
-      <w:r>
-        <w:rPr>
-          <w:rFonts w:ascii="Arial" w:eastAsia="Times New Roman" w:hAnsi="Arial" w:cs="Arial"/>
-          <w:color w:val="000000"/>
-          <w:kern w:val="0"/>
-          <w:bdr w:val="single" w:sz="2" w:space="0" w:color="000000" w:frame="1"/>
-          <w:lang w:eastAsia="en-IN"/>
-          <w14:ligatures w14:val="none"/>
-        </w:rPr>
-        <w:t xml:space="preserve">, move all </w:t>
-      </w:r>
       <w:r>
         <w:rPr>
           <w:rFonts w:ascii="Courier New" w:eastAsia="Times New Roman" w:hAnsi="Courier New" w:cs="Courier New"/>
@@ -1168,18 +1301,45 @@
           <w:lang w:eastAsia="en-IN"/>
           <w14:ligatures w14:val="none"/>
         </w:rPr>
-        <w:t>0</w:t>
-      </w:r>
-      <w:r>
-        <w:rPr>
-          <w:rFonts w:ascii="Arial" w:eastAsia="Times New Roman" w:hAnsi="Arial" w:cs="Arial"/>
-          <w:color w:val="000000"/>
-          <w:kern w:val="0"/>
-          <w:bdr w:val="single" w:sz="2" w:space="0" w:color="000000" w:frame="1"/>
-          <w:lang w:eastAsia="en-IN"/>
-          <w14:ligatures w14:val="none"/>
-        </w:rPr>
-        <w:t>s to the end while maintaining the relative order of non-zero elements (in-place).</w:t>
+        <w:t>]</w:t>
+      </w:r>
+      <w:r>
+        <w:rPr>
+          <w:rFonts w:ascii="Arial" w:eastAsia="Times New Roman" w:hAnsi="Arial" w:cs="Arial"/>
+          <w:color w:val="000000"/>
+          <w:kern w:val="0"/>
+          <w:bdr w:val="single" w:sz="2" w:space="0" w:color="000000" w:frame="1"/>
+          <w:lang w:eastAsia="en-IN"/>
+          <w14:ligatures w14:val="none"/>
+        </w:rPr>
+        <w:t xml:space="preserve"> (no division, O(n) time).</w:t>
+      </w:r>
+    </w:p>
+    <w:p>
+      <w:pPr>
+        <w:pStyle w:val="ListParagraph"/>
+        <w:numPr>
+          <w:ilvl w:val="0"/>
+          <w:numId w:val="2"/>
+        </w:numPr>
+        <w:spacing w:after="0" w:line="240" w:lineRule="auto"/>
+        <w:rPr>
+          <w:rFonts w:ascii="Arial" w:eastAsia="Times New Roman" w:hAnsi="Arial" w:cs="Arial"/>
+          <w:color w:val="000000"/>
+          <w:kern w:val="0"/>
+          <w:lang w:eastAsia="en-IN"/>
+          <w14:ligatures w14:val="none"/>
+        </w:rPr>
+      </w:pPr>
+      <w:r>
+        <w:rPr>
+          <w:rFonts w:ascii="Arial" w:eastAsia="Times New Roman" w:hAnsi="Arial" w:cs="Arial"/>
+          <w:color w:val="000000"/>
+          <w:kern w:val="0"/>
+          <w:lang w:eastAsia="en-IN"/>
+          <w14:ligatures w14:val="none"/>
+        </w:rPr>
+        <w:t>Find the contiguous subarray with the largest sum and return its sum.</w:t>
       </w:r>
     </w:p>
     <w:p>
@@ -1233,8 +1393,37 @@
           <w:lang w:eastAsia="en-IN"/>
           <w14:ligatures w14:val="none"/>
         </w:rPr>
-        <w:t xml:space="preserve">, return an array </w:t>
-      </w:r>
+        <w:t>, return all unique triplets that sum to zero.</w:t>
+      </w:r>
+    </w:p>
+    <w:p>
+      <w:pPr>
+        <w:pStyle w:val="ListParagraph"/>
+        <w:numPr>
+          <w:ilvl w:val="0"/>
+          <w:numId w:val="2"/>
+        </w:numPr>
+        <w:spacing w:after="0" w:line="240" w:lineRule="auto"/>
+        <w:rPr>
+          <w:rFonts w:ascii="Arial" w:eastAsia="Times New Roman" w:hAnsi="Arial" w:cs="Arial"/>
+          <w:color w:val="000000"/>
+          <w:kern w:val="0"/>
+          <w:lang w:eastAsia="en-IN"/>
+          <w14:ligatures w14:val="none"/>
+        </w:rPr>
+      </w:pPr>
+      <w:r>
+        <w:rPr>
+          <w:rFonts w:ascii="Arial" w:eastAsia="Times New Roman" w:hAnsi="Arial" w:cs="Arial"/>
+          <w:color w:val="000000"/>
+          <w:kern w:val="0"/>
+          <w:bdr w:val="single" w:sz="2" w:space="0" w:color="000000" w:frame="1"/>
+          <w:lang w:eastAsia="en-IN"/>
+          <w14:ligatures w14:val="none"/>
+        </w:rPr>
+        <w:t xml:space="preserve">Given </w:t>
+      </w:r>
+      <w:proofErr w:type="spellStart"/>
       <w:r>
         <w:rPr>
           <w:rFonts w:ascii="Courier New" w:eastAsia="Times New Roman" w:hAnsi="Courier New" w:cs="Courier New"/>
@@ -1246,137 +1435,19 @@
           <w:lang w:eastAsia="en-IN"/>
           <w14:ligatures w14:val="none"/>
         </w:rPr>
-        <w:t>answer</w:t>
-      </w:r>
-      <w:r>
-        <w:rPr>
-          <w:rFonts w:ascii="Arial" w:eastAsia="Times New Roman" w:hAnsi="Arial" w:cs="Arial"/>
-          <w:color w:val="000000"/>
-          <w:kern w:val="0"/>
-          <w:bdr w:val="single" w:sz="2" w:space="0" w:color="000000" w:frame="1"/>
-          <w:lang w:eastAsia="en-IN"/>
-          <w14:ligatures w14:val="none"/>
-        </w:rPr>
-        <w:t xml:space="preserve"> such that </w:t>
-      </w:r>
-      <w:r>
-        <w:rPr>
-          <w:rFonts w:ascii="Courier New" w:eastAsia="Times New Roman" w:hAnsi="Courier New" w:cs="Courier New"/>
-          <w:color w:val="000000"/>
-          <w:kern w:val="0"/>
-          <w:sz w:val="20"/>
-          <w:szCs w:val="20"/>
-          <w:bdr w:val="single" w:sz="2" w:space="0" w:color="000000" w:frame="1"/>
-          <w:lang w:eastAsia="en-IN"/>
-          <w14:ligatures w14:val="none"/>
-        </w:rPr>
-        <w:t>answer[</w:t>
-      </w:r>
-      <w:proofErr w:type="spellStart"/>
-      <w:r>
-        <w:rPr>
-          <w:rFonts w:ascii="Courier New" w:eastAsia="Times New Roman" w:hAnsi="Courier New" w:cs="Courier New"/>
-          <w:color w:val="000000"/>
-          <w:kern w:val="0"/>
-          <w:sz w:val="20"/>
-          <w:szCs w:val="20"/>
-          <w:bdr w:val="single" w:sz="2" w:space="0" w:color="000000" w:frame="1"/>
-          <w:lang w:eastAsia="en-IN"/>
-          <w14:ligatures w14:val="none"/>
-        </w:rPr>
-        <w:t>i</w:t>
+        <w:t>n</w:t>
       </w:r>
       <w:proofErr w:type="spellEnd"/>
       <w:r>
         <w:rPr>
-          <w:rFonts w:ascii="Courier New" w:eastAsia="Times New Roman" w:hAnsi="Courier New" w:cs="Courier New"/>
-          <w:color w:val="000000"/>
-          <w:kern w:val="0"/>
-          <w:sz w:val="20"/>
-          <w:szCs w:val="20"/>
-          <w:bdr w:val="single" w:sz="2" w:space="0" w:color="000000" w:frame="1"/>
-          <w:lang w:eastAsia="en-IN"/>
-          <w14:ligatures w14:val="none"/>
-        </w:rPr>
-        <w:t>]</w:t>
-      </w:r>
-      <w:r>
-        <w:rPr>
-          <w:rFonts w:ascii="Arial" w:eastAsia="Times New Roman" w:hAnsi="Arial" w:cs="Arial"/>
-          <w:color w:val="000000"/>
-          <w:kern w:val="0"/>
-          <w:bdr w:val="single" w:sz="2" w:space="0" w:color="000000" w:frame="1"/>
-          <w:lang w:eastAsia="en-IN"/>
-          <w14:ligatures w14:val="none"/>
-        </w:rPr>
-        <w:t xml:space="preserve"> is equal to the product of all elements except </w:t>
-      </w:r>
-      <w:proofErr w:type="spellStart"/>
-      <w:r>
-        <w:rPr>
-          <w:rFonts w:ascii="Courier New" w:eastAsia="Times New Roman" w:hAnsi="Courier New" w:cs="Courier New"/>
-          <w:color w:val="000000"/>
-          <w:kern w:val="0"/>
-          <w:sz w:val="20"/>
-          <w:szCs w:val="20"/>
-          <w:bdr w:val="single" w:sz="2" w:space="0" w:color="000000" w:frame="1"/>
-          <w:lang w:eastAsia="en-IN"/>
-          <w14:ligatures w14:val="none"/>
-        </w:rPr>
-        <w:t>nums</w:t>
-      </w:r>
-      <w:proofErr w:type="spellEnd"/>
-      <w:r>
-        <w:rPr>
-          <w:rFonts w:ascii="Courier New" w:eastAsia="Times New Roman" w:hAnsi="Courier New" w:cs="Courier New"/>
-          <w:color w:val="000000"/>
-          <w:kern w:val="0"/>
-          <w:sz w:val="20"/>
-          <w:szCs w:val="20"/>
-          <w:bdr w:val="single" w:sz="2" w:space="0" w:color="000000" w:frame="1"/>
-          <w:lang w:eastAsia="en-IN"/>
-          <w14:ligatures w14:val="none"/>
-        </w:rPr>
-        <w:t>[</w:t>
-      </w:r>
-      <w:proofErr w:type="spellStart"/>
-      <w:r>
-        <w:rPr>
-          <w:rFonts w:ascii="Courier New" w:eastAsia="Times New Roman" w:hAnsi="Courier New" w:cs="Courier New"/>
-          <w:color w:val="000000"/>
-          <w:kern w:val="0"/>
-          <w:sz w:val="20"/>
-          <w:szCs w:val="20"/>
-          <w:bdr w:val="single" w:sz="2" w:space="0" w:color="000000" w:frame="1"/>
-          <w:lang w:eastAsia="en-IN"/>
-          <w14:ligatures w14:val="none"/>
-        </w:rPr>
-        <w:t>i</w:t>
-      </w:r>
-      <w:proofErr w:type="spellEnd"/>
-      <w:r>
-        <w:rPr>
-          <w:rFonts w:ascii="Courier New" w:eastAsia="Times New Roman" w:hAnsi="Courier New" w:cs="Courier New"/>
-          <w:color w:val="000000"/>
-          <w:kern w:val="0"/>
-          <w:sz w:val="20"/>
-          <w:szCs w:val="20"/>
-          <w:bdr w:val="single" w:sz="2" w:space="0" w:color="000000" w:frame="1"/>
-          <w:lang w:eastAsia="en-IN"/>
-          <w14:ligatures w14:val="none"/>
-        </w:rPr>
-        <w:t>]</w:t>
-      </w:r>
-      <w:r>
-        <w:rPr>
-          <w:rFonts w:ascii="Arial" w:eastAsia="Times New Roman" w:hAnsi="Arial" w:cs="Arial"/>
-          <w:color w:val="000000"/>
-          <w:kern w:val="0"/>
-          <w:bdr w:val="single" w:sz="2" w:space="0" w:color="000000" w:frame="1"/>
-          <w:lang w:eastAsia="en-IN"/>
-          <w14:ligatures w14:val="none"/>
-        </w:rPr>
-        <w:t xml:space="preserve"> (no division, O(n) time).</w:t>
+          <w:rFonts w:ascii="Arial" w:eastAsia="Times New Roman" w:hAnsi="Arial" w:cs="Arial"/>
+          <w:color w:val="000000"/>
+          <w:kern w:val="0"/>
+          <w:bdr w:val="single" w:sz="2" w:space="0" w:color="000000" w:frame="1"/>
+          <w:lang w:eastAsia="en-IN"/>
+          <w14:ligatures w14:val="none"/>
+        </w:rPr>
+        <w:t xml:space="preserve"> non-negative integers representing vertical lines, find two lines that form a container with the most water.</w:t>
       </w:r>
     </w:p>
     <w:p>
@@ -1400,146 +1471,11 @@
           <w:rFonts w:ascii="Arial" w:eastAsia="Times New Roman" w:hAnsi="Arial" w:cs="Arial"/>
           <w:color w:val="000000"/>
           <w:kern w:val="0"/>
+          <w:bdr w:val="single" w:sz="2" w:space="0" w:color="000000" w:frame="1"/>
           <w:lang w:eastAsia="en-IN"/>
           <w14:ligatures w14:val="none"/>
         </w:rPr>
         <w:lastRenderedPageBreak/>
-        <w:t>Find the contiguous subarray with the largest sum and return its sum.</w:t>
-      </w:r>
-    </w:p>
-    <w:p>
-      <w:pPr>
-        <w:pStyle w:val="ListParagraph"/>
-        <w:numPr>
-          <w:ilvl w:val="0"/>
-          <w:numId w:val="2"/>
-        </w:numPr>
-        <w:spacing w:after="0" w:line="240" w:lineRule="auto"/>
-        <w:rPr>
-          <w:rFonts w:ascii="Arial" w:eastAsia="Times New Roman" w:hAnsi="Arial" w:cs="Arial"/>
-          <w:color w:val="000000"/>
-          <w:kern w:val="0"/>
-          <w:lang w:eastAsia="en-IN"/>
-          <w14:ligatures w14:val="none"/>
-        </w:rPr>
-      </w:pPr>
-      <w:r>
-        <w:rPr>
-          <w:rFonts w:ascii="Arial" w:eastAsia="Times New Roman" w:hAnsi="Arial" w:cs="Arial"/>
-          <w:color w:val="000000"/>
-          <w:kern w:val="0"/>
-          <w:bdr w:val="single" w:sz="2" w:space="0" w:color="000000" w:frame="1"/>
-          <w:lang w:eastAsia="en-IN"/>
-          <w14:ligatures w14:val="none"/>
-        </w:rPr>
-        <w:t xml:space="preserve">Given an integer array </w:t>
-      </w:r>
-      <w:proofErr w:type="spellStart"/>
-      <w:r>
-        <w:rPr>
-          <w:rFonts w:ascii="Courier New" w:eastAsia="Times New Roman" w:hAnsi="Courier New" w:cs="Courier New"/>
-          <w:color w:val="000000"/>
-          <w:kern w:val="0"/>
-          <w:sz w:val="20"/>
-          <w:szCs w:val="20"/>
-          <w:bdr w:val="single" w:sz="2" w:space="0" w:color="000000" w:frame="1"/>
-          <w:lang w:eastAsia="en-IN"/>
-          <w14:ligatures w14:val="none"/>
-        </w:rPr>
-        <w:t>nums</w:t>
-      </w:r>
-      <w:proofErr w:type="spellEnd"/>
-      <w:r>
-        <w:rPr>
-          <w:rFonts w:ascii="Arial" w:eastAsia="Times New Roman" w:hAnsi="Arial" w:cs="Arial"/>
-          <w:color w:val="000000"/>
-          <w:kern w:val="0"/>
-          <w:bdr w:val="single" w:sz="2" w:space="0" w:color="000000" w:frame="1"/>
-          <w:lang w:eastAsia="en-IN"/>
-          <w14:ligatures w14:val="none"/>
-        </w:rPr>
-        <w:t>, return all unique triplets that sum to zero.</w:t>
-      </w:r>
-    </w:p>
-    <w:p>
-      <w:pPr>
-        <w:pStyle w:val="ListParagraph"/>
-        <w:numPr>
-          <w:ilvl w:val="0"/>
-          <w:numId w:val="2"/>
-        </w:numPr>
-        <w:spacing w:after="0" w:line="240" w:lineRule="auto"/>
-        <w:rPr>
-          <w:rFonts w:ascii="Arial" w:eastAsia="Times New Roman" w:hAnsi="Arial" w:cs="Arial"/>
-          <w:color w:val="000000"/>
-          <w:kern w:val="0"/>
-          <w:lang w:eastAsia="en-IN"/>
-          <w14:ligatures w14:val="none"/>
-        </w:rPr>
-      </w:pPr>
-      <w:r>
-        <w:rPr>
-          <w:rFonts w:ascii="Arial" w:eastAsia="Times New Roman" w:hAnsi="Arial" w:cs="Arial"/>
-          <w:color w:val="000000"/>
-          <w:kern w:val="0"/>
-          <w:bdr w:val="single" w:sz="2" w:space="0" w:color="000000" w:frame="1"/>
-          <w:lang w:eastAsia="en-IN"/>
-          <w14:ligatures w14:val="none"/>
-        </w:rPr>
-        <w:t xml:space="preserve">Given </w:t>
-      </w:r>
-      <w:proofErr w:type="spellStart"/>
-      <w:r>
-        <w:rPr>
-          <w:rFonts w:ascii="Courier New" w:eastAsia="Times New Roman" w:hAnsi="Courier New" w:cs="Courier New"/>
-          <w:color w:val="000000"/>
-          <w:kern w:val="0"/>
-          <w:sz w:val="20"/>
-          <w:szCs w:val="20"/>
-          <w:bdr w:val="single" w:sz="2" w:space="0" w:color="000000" w:frame="1"/>
-          <w:lang w:eastAsia="en-IN"/>
-          <w14:ligatures w14:val="none"/>
-        </w:rPr>
-        <w:t>n</w:t>
-      </w:r>
-      <w:proofErr w:type="spellEnd"/>
-      <w:r>
-        <w:rPr>
-          <w:rFonts w:ascii="Arial" w:eastAsia="Times New Roman" w:hAnsi="Arial" w:cs="Arial"/>
-          <w:color w:val="000000"/>
-          <w:kern w:val="0"/>
-          <w:bdr w:val="single" w:sz="2" w:space="0" w:color="000000" w:frame="1"/>
-          <w:lang w:eastAsia="en-IN"/>
-          <w14:ligatures w14:val="none"/>
-        </w:rPr>
-        <w:t xml:space="preserve"> non-negative integers representing vertical lines, find two lines that form a container with the most water.</w:t>
-      </w:r>
-    </w:p>
-    <w:p>
-      <w:pPr>
-        <w:pStyle w:val="ListParagraph"/>
-        <w:numPr>
-          <w:ilvl w:val="0"/>
-          <w:numId w:val="2"/>
-        </w:numPr>
-        <w:spacing w:after="0" w:line="240" w:lineRule="auto"/>
-        <w:rPr>
-          <w:rFonts w:ascii="Arial" w:eastAsia="Times New Roman" w:hAnsi="Arial" w:cs="Arial"/>
-          <w:color w:val="000000"/>
-          <w:kern w:val="0"/>
-          <w:lang w:eastAsia="en-IN"/>
-          <w14:ligatures w14:val="none"/>
-        </w:rPr>
-      </w:pPr>
-      <w:r>
-        <w:rPr>
-          <w:rFonts w:ascii="Arial" w:eastAsia="Times New Roman" w:hAnsi="Arial" w:cs="Arial"/>
-          <w:color w:val="000000"/>
-          <w:kern w:val="0"/>
-          <w:bdr w:val="single" w:sz="2" w:space="0" w:color="000000" w:frame="1"/>
-          <w:lang w:eastAsia="en-IN"/>
-          <w14:ligatures w14:val="none"/>
-        </w:rPr>
         <w:t xml:space="preserve">Rotate an array to the right by </w:t>
       </w:r>
       <w:r>
